--- a/CTE_Common Table Expression.docx
+++ b/CTE_Common Table Expression.docx
@@ -7,8 +7,6 @@
         <w:spacing w:before="100" w:beforeAutospacing="1" w:after="100" w:afterAutospacing="1" w:line="240" w:lineRule="auto"/>
         <w:rPr>
           <w:rFonts w:eastAsia="Times New Roman" w:cstheme="minorHAnsi"/>
-          <w:sz w:val="24"/>
-          <w:szCs w:val="24"/>
           <w:lang w:eastAsia="en-IN"/>
         </w:rPr>
       </w:pPr>
@@ -17,8 +15,6 @@
           <w:rFonts w:eastAsia="Times New Roman" w:cstheme="minorHAnsi"/>
           <w:b/>
           <w:bCs/>
-          <w:sz w:val="24"/>
-          <w:szCs w:val="24"/>
           <w:lang w:eastAsia="en-IN"/>
         </w:rPr>
         <w:t>CTE (Common Table Expression)</w:t>
@@ -26,8 +22,6 @@
       <w:r>
         <w:rPr>
           <w:rFonts w:eastAsia="Times New Roman" w:cstheme="minorHAnsi"/>
-          <w:sz w:val="24"/>
-          <w:szCs w:val="24"/>
           <w:lang w:eastAsia="en-IN"/>
         </w:rPr>
         <w:t xml:space="preserve"> from </w:t>
@@ -37,8 +31,6 @@
           <w:rFonts w:eastAsia="Times New Roman" w:cstheme="minorHAnsi"/>
           <w:b/>
           <w:bCs/>
-          <w:sz w:val="24"/>
-          <w:szCs w:val="24"/>
           <w:lang w:eastAsia="en-IN"/>
         </w:rPr>
         <w:t>absolute basics</w:t>
@@ -46,8 +38,6 @@
       <w:r>
         <w:rPr>
           <w:rFonts w:eastAsia="Times New Roman" w:cstheme="minorHAnsi"/>
-          <w:sz w:val="24"/>
-          <w:szCs w:val="24"/>
           <w:lang w:eastAsia="en-IN"/>
         </w:rPr>
         <w:t xml:space="preserve">, clearly and step by step, assuming you are a </w:t>
@@ -57,8 +47,6 @@
           <w:rFonts w:eastAsia="Times New Roman" w:cstheme="minorHAnsi"/>
           <w:b/>
           <w:bCs/>
-          <w:sz w:val="24"/>
-          <w:szCs w:val="24"/>
           <w:lang w:eastAsia="en-IN"/>
         </w:rPr>
         <w:t>beginner</w:t>
@@ -66,8 +54,6 @@
       <w:r>
         <w:rPr>
           <w:rFonts w:eastAsia="Times New Roman" w:cstheme="minorHAnsi"/>
-          <w:sz w:val="24"/>
-          <w:szCs w:val="24"/>
           <w:lang w:eastAsia="en-IN"/>
         </w:rPr>
         <w:t>.</w:t>
@@ -75,8 +61,6 @@
       <w:r>
         <w:rPr>
           <w:rFonts w:eastAsia="Times New Roman" w:cstheme="minorHAnsi"/>
-          <w:sz w:val="24"/>
-          <w:szCs w:val="24"/>
           <w:lang w:eastAsia="en-IN"/>
         </w:rPr>
         <w:br/>
@@ -88,16 +72,12 @@
         <w:spacing w:after="0" w:line="240" w:lineRule="auto"/>
         <w:rPr>
           <w:rFonts w:eastAsia="Times New Roman" w:cstheme="minorHAnsi"/>
-          <w:sz w:val="24"/>
-          <w:szCs w:val="24"/>
-          <w:lang w:eastAsia="en-IN"/>
-        </w:rPr>
-      </w:pPr>
-      <w:r>
-        <w:rPr>
-          <w:rFonts w:eastAsia="Times New Roman" w:cstheme="minorHAnsi"/>
-          <w:sz w:val="24"/>
-          <w:szCs w:val="24"/>
+          <w:lang w:eastAsia="en-IN"/>
+        </w:rPr>
+      </w:pPr>
+      <w:r>
+        <w:rPr>
+          <w:rFonts w:eastAsia="Times New Roman" w:cstheme="minorHAnsi"/>
           <w:lang w:eastAsia="en-IN"/>
         </w:rPr>
         <w:pict>
@@ -114,8 +94,6 @@
           <w:b/>
           <w:bCs/>
           <w:kern w:val="36"/>
-          <w:sz w:val="24"/>
-          <w:szCs w:val="24"/>
           <w:lang w:eastAsia="en-IN"/>
         </w:rPr>
       </w:pPr>
@@ -125,8 +103,6 @@
           <w:b/>
           <w:bCs/>
           <w:kern w:val="36"/>
-          <w:sz w:val="24"/>
-          <w:szCs w:val="24"/>
           <w:lang w:eastAsia="en-IN"/>
         </w:rPr>
         <w:t>What Is a CTE?</w:t>
@@ -137,16 +113,12 @@
         <w:spacing w:before="100" w:beforeAutospacing="1" w:after="100" w:afterAutospacing="1" w:line="240" w:lineRule="auto"/>
         <w:rPr>
           <w:rFonts w:eastAsia="Times New Roman" w:cstheme="minorHAnsi"/>
-          <w:sz w:val="24"/>
-          <w:szCs w:val="24"/>
-          <w:lang w:eastAsia="en-IN"/>
-        </w:rPr>
-      </w:pPr>
-      <w:r>
-        <w:rPr>
-          <w:rFonts w:eastAsia="Times New Roman" w:cstheme="minorHAnsi"/>
-          <w:sz w:val="24"/>
-          <w:szCs w:val="24"/>
+          <w:lang w:eastAsia="en-IN"/>
+        </w:rPr>
+      </w:pPr>
+      <w:r>
+        <w:rPr>
+          <w:rFonts w:eastAsia="Times New Roman" w:cstheme="minorHAnsi"/>
           <w:lang w:eastAsia="en-IN"/>
         </w:rPr>
         <w:t xml:space="preserve">CTE stands for </w:t>
@@ -156,8 +128,6 @@
           <w:rFonts w:eastAsia="Times New Roman" w:cstheme="minorHAnsi"/>
           <w:b/>
           <w:bCs/>
-          <w:sz w:val="24"/>
-          <w:szCs w:val="24"/>
           <w:lang w:eastAsia="en-IN"/>
         </w:rPr>
         <w:t>Common Table Expression</w:t>
@@ -165,8 +135,6 @@
       <w:r>
         <w:rPr>
           <w:rFonts w:eastAsia="Times New Roman" w:cstheme="minorHAnsi"/>
-          <w:sz w:val="24"/>
-          <w:szCs w:val="24"/>
           <w:lang w:eastAsia="en-IN"/>
         </w:rPr>
         <w:t>.</w:t>
@@ -177,16 +145,12 @@
         <w:spacing w:before="100" w:beforeAutospacing="1" w:after="100" w:afterAutospacing="1" w:line="240" w:lineRule="auto"/>
         <w:rPr>
           <w:rFonts w:eastAsia="Times New Roman" w:cstheme="minorHAnsi"/>
-          <w:sz w:val="24"/>
-          <w:szCs w:val="24"/>
-          <w:lang w:eastAsia="en-IN"/>
-        </w:rPr>
-      </w:pPr>
-      <w:r>
-        <w:rPr>
-          <w:rFonts w:eastAsia="Times New Roman" w:cstheme="minorHAnsi"/>
-          <w:sz w:val="24"/>
-          <w:szCs w:val="24"/>
+          <w:lang w:eastAsia="en-IN"/>
+        </w:rPr>
+      </w:pPr>
+      <w:r>
+        <w:rPr>
+          <w:rFonts w:eastAsia="Times New Roman" w:cstheme="minorHAnsi"/>
           <w:lang w:eastAsia="en-IN"/>
         </w:rPr>
         <w:t xml:space="preserve">A CTE is a </w:t>
@@ -196,8 +160,6 @@
           <w:rFonts w:eastAsia="Times New Roman" w:cstheme="minorHAnsi"/>
           <w:b/>
           <w:bCs/>
-          <w:sz w:val="24"/>
-          <w:szCs w:val="24"/>
           <w:lang w:eastAsia="en-IN"/>
         </w:rPr>
         <w:t>temporary named result set</w:t>
@@ -205,8 +167,6 @@
       <w:r>
         <w:rPr>
           <w:rFonts w:eastAsia="Times New Roman" w:cstheme="minorHAnsi"/>
-          <w:sz w:val="24"/>
-          <w:szCs w:val="24"/>
           <w:lang w:eastAsia="en-IN"/>
         </w:rPr>
         <w:t xml:space="preserve"> that you can use </w:t>
@@ -216,8 +176,6 @@
           <w:rFonts w:eastAsia="Times New Roman" w:cstheme="minorHAnsi"/>
           <w:b/>
           <w:bCs/>
-          <w:sz w:val="24"/>
-          <w:szCs w:val="24"/>
           <w:lang w:eastAsia="en-IN"/>
         </w:rPr>
         <w:t>inside a single SQL query</w:t>
@@ -225,8 +183,6 @@
       <w:r>
         <w:rPr>
           <w:rFonts w:eastAsia="Times New Roman" w:cstheme="minorHAnsi"/>
-          <w:sz w:val="24"/>
-          <w:szCs w:val="24"/>
           <w:lang w:eastAsia="en-IN"/>
         </w:rPr>
         <w:t>.</w:t>
@@ -237,16 +193,12 @@
         <w:spacing w:before="100" w:beforeAutospacing="1" w:after="100" w:afterAutospacing="1" w:line="240" w:lineRule="auto"/>
         <w:rPr>
           <w:rFonts w:eastAsia="Times New Roman" w:cstheme="minorHAnsi"/>
-          <w:sz w:val="24"/>
-          <w:szCs w:val="24"/>
-          <w:lang w:eastAsia="en-IN"/>
-        </w:rPr>
-      </w:pPr>
-      <w:r>
-        <w:rPr>
-          <w:rFonts w:eastAsia="Times New Roman" w:cstheme="minorHAnsi"/>
-          <w:sz w:val="24"/>
-          <w:szCs w:val="24"/>
+          <w:lang w:eastAsia="en-IN"/>
+        </w:rPr>
+      </w:pPr>
+      <w:r>
+        <w:rPr>
+          <w:rFonts w:eastAsia="Times New Roman" w:cstheme="minorHAnsi"/>
           <w:lang w:eastAsia="en-IN"/>
         </w:rPr>
         <w:t>Simple meaning:</w:t>
@@ -257,16 +209,12 @@
         <w:spacing w:beforeAutospacing="1" w:after="100" w:afterAutospacing="1" w:line="240" w:lineRule="auto"/>
         <w:rPr>
           <w:rFonts w:eastAsia="Times New Roman" w:cstheme="minorHAnsi"/>
-          <w:sz w:val="24"/>
-          <w:szCs w:val="24"/>
-          <w:lang w:eastAsia="en-IN"/>
-        </w:rPr>
-      </w:pPr>
-      <w:r>
-        <w:rPr>
-          <w:rFonts w:eastAsia="Times New Roman" w:cstheme="minorHAnsi"/>
-          <w:sz w:val="24"/>
-          <w:szCs w:val="24"/>
+          <w:lang w:eastAsia="en-IN"/>
+        </w:rPr>
+      </w:pPr>
+      <w:r>
+        <w:rPr>
+          <w:rFonts w:eastAsia="Times New Roman" w:cstheme="minorHAnsi"/>
           <w:lang w:eastAsia="en-IN"/>
         </w:rPr>
         <w:t>A CTE is like a temporary table created only for the duration of a query.</w:t>
@@ -277,16 +225,12 @@
         <w:spacing w:after="0" w:line="240" w:lineRule="auto"/>
         <w:rPr>
           <w:rFonts w:eastAsia="Times New Roman" w:cstheme="minorHAnsi"/>
-          <w:sz w:val="24"/>
-          <w:szCs w:val="24"/>
-          <w:lang w:eastAsia="en-IN"/>
-        </w:rPr>
-      </w:pPr>
-      <w:r>
-        <w:rPr>
-          <w:rFonts w:eastAsia="Times New Roman" w:cstheme="minorHAnsi"/>
-          <w:sz w:val="24"/>
-          <w:szCs w:val="24"/>
+          <w:lang w:eastAsia="en-IN"/>
+        </w:rPr>
+      </w:pPr>
+      <w:r>
+        <w:rPr>
+          <w:rFonts w:eastAsia="Times New Roman" w:cstheme="minorHAnsi"/>
           <w:lang w:eastAsia="en-IN"/>
         </w:rPr>
         <w:pict>
@@ -303,8 +247,6 @@
           <w:b/>
           <w:bCs/>
           <w:kern w:val="36"/>
-          <w:sz w:val="24"/>
-          <w:szCs w:val="24"/>
           <w:lang w:eastAsia="en-IN"/>
         </w:rPr>
       </w:pPr>
@@ -314,8 +256,6 @@
           <w:b/>
           <w:bCs/>
           <w:kern w:val="36"/>
-          <w:sz w:val="24"/>
-          <w:szCs w:val="24"/>
           <w:lang w:eastAsia="en-IN"/>
         </w:rPr>
         <w:t>Why Do We Need CTE?</w:t>
@@ -326,16 +266,12 @@
         <w:spacing w:before="100" w:beforeAutospacing="1" w:after="100" w:afterAutospacing="1" w:line="240" w:lineRule="auto"/>
         <w:rPr>
           <w:rFonts w:eastAsia="Times New Roman" w:cstheme="minorHAnsi"/>
-          <w:sz w:val="24"/>
-          <w:szCs w:val="24"/>
-          <w:lang w:eastAsia="en-IN"/>
-        </w:rPr>
-      </w:pPr>
-      <w:r>
-        <w:rPr>
-          <w:rFonts w:eastAsia="Times New Roman" w:cstheme="minorHAnsi"/>
-          <w:sz w:val="24"/>
-          <w:szCs w:val="24"/>
+          <w:lang w:eastAsia="en-IN"/>
+        </w:rPr>
+      </w:pPr>
+      <w:r>
+        <w:rPr>
+          <w:rFonts w:eastAsia="Times New Roman" w:cstheme="minorHAnsi"/>
           <w:lang w:eastAsia="en-IN"/>
         </w:rPr>
         <w:t>CTEs are used to:</w:t>
@@ -350,16 +286,12 @@
         <w:spacing w:before="100" w:beforeAutospacing="1" w:after="100" w:afterAutospacing="1" w:line="240" w:lineRule="auto"/>
         <w:rPr>
           <w:rFonts w:eastAsia="Times New Roman" w:cstheme="minorHAnsi"/>
-          <w:sz w:val="24"/>
-          <w:szCs w:val="24"/>
-          <w:lang w:eastAsia="en-IN"/>
-        </w:rPr>
-      </w:pPr>
-      <w:r>
-        <w:rPr>
-          <w:rFonts w:eastAsia="Times New Roman" w:cstheme="minorHAnsi"/>
-          <w:sz w:val="24"/>
-          <w:szCs w:val="24"/>
+          <w:lang w:eastAsia="en-IN"/>
+        </w:rPr>
+      </w:pPr>
+      <w:r>
+        <w:rPr>
+          <w:rFonts w:eastAsia="Times New Roman" w:cstheme="minorHAnsi"/>
           <w:lang w:eastAsia="en-IN"/>
         </w:rPr>
         <w:t xml:space="preserve">Make complex queries </w:t>
@@ -369,8 +301,6 @@
           <w:rFonts w:eastAsia="Times New Roman" w:cstheme="minorHAnsi"/>
           <w:b/>
           <w:bCs/>
-          <w:sz w:val="24"/>
-          <w:szCs w:val="24"/>
           <w:lang w:eastAsia="en-IN"/>
         </w:rPr>
         <w:t>easy to read</w:t>
@@ -385,16 +315,12 @@
         <w:spacing w:before="100" w:beforeAutospacing="1" w:after="100" w:afterAutospacing="1" w:line="240" w:lineRule="auto"/>
         <w:rPr>
           <w:rFonts w:eastAsia="Times New Roman" w:cstheme="minorHAnsi"/>
-          <w:sz w:val="24"/>
-          <w:szCs w:val="24"/>
-          <w:lang w:eastAsia="en-IN"/>
-        </w:rPr>
-      </w:pPr>
-      <w:r>
-        <w:rPr>
-          <w:rFonts w:eastAsia="Times New Roman" w:cstheme="minorHAnsi"/>
-          <w:sz w:val="24"/>
-          <w:szCs w:val="24"/>
+          <w:lang w:eastAsia="en-IN"/>
+        </w:rPr>
+      </w:pPr>
+      <w:r>
+        <w:rPr>
+          <w:rFonts w:eastAsia="Times New Roman" w:cstheme="minorHAnsi"/>
           <w:lang w:eastAsia="en-IN"/>
         </w:rPr>
         <w:t xml:space="preserve">Break big logic into </w:t>
@@ -404,8 +330,6 @@
           <w:rFonts w:eastAsia="Times New Roman" w:cstheme="minorHAnsi"/>
           <w:b/>
           <w:bCs/>
-          <w:sz w:val="24"/>
-          <w:szCs w:val="24"/>
           <w:lang w:eastAsia="en-IN"/>
         </w:rPr>
         <w:t>small steps</w:t>
@@ -420,16 +344,12 @@
         <w:spacing w:before="100" w:beforeAutospacing="1" w:after="100" w:afterAutospacing="1" w:line="240" w:lineRule="auto"/>
         <w:rPr>
           <w:rFonts w:eastAsia="Times New Roman" w:cstheme="minorHAnsi"/>
-          <w:sz w:val="24"/>
-          <w:szCs w:val="24"/>
-          <w:lang w:eastAsia="en-IN"/>
-        </w:rPr>
-      </w:pPr>
-      <w:r>
-        <w:rPr>
-          <w:rFonts w:eastAsia="Times New Roman" w:cstheme="minorHAnsi"/>
-          <w:sz w:val="24"/>
-          <w:szCs w:val="24"/>
+          <w:lang w:eastAsia="en-IN"/>
+        </w:rPr>
+      </w:pPr>
+      <w:r>
+        <w:rPr>
+          <w:rFonts w:eastAsia="Times New Roman" w:cstheme="minorHAnsi"/>
           <w:lang w:eastAsia="en-IN"/>
         </w:rPr>
         <w:t xml:space="preserve">Avoid repeating the same </w:t>
@@ -438,8 +358,6 @@
       <w:r>
         <w:rPr>
           <w:rFonts w:eastAsia="Times New Roman" w:cstheme="minorHAnsi"/>
-          <w:sz w:val="24"/>
-          <w:szCs w:val="24"/>
           <w:lang w:eastAsia="en-IN"/>
         </w:rPr>
         <w:t>subquery</w:t>
@@ -448,8 +366,6 @@
       <w:r>
         <w:rPr>
           <w:rFonts w:eastAsia="Times New Roman" w:cstheme="minorHAnsi"/>
-          <w:sz w:val="24"/>
-          <w:szCs w:val="24"/>
           <w:lang w:eastAsia="en-IN"/>
         </w:rPr>
         <w:t xml:space="preserve"> multiple times</w:t>
@@ -464,16 +380,12 @@
         <w:spacing w:before="100" w:beforeAutospacing="1" w:after="100" w:afterAutospacing="1" w:line="240" w:lineRule="auto"/>
         <w:rPr>
           <w:rFonts w:eastAsia="Times New Roman" w:cstheme="minorHAnsi"/>
-          <w:sz w:val="24"/>
-          <w:szCs w:val="24"/>
-          <w:lang w:eastAsia="en-IN"/>
-        </w:rPr>
-      </w:pPr>
-      <w:r>
-        <w:rPr>
-          <w:rFonts w:eastAsia="Times New Roman" w:cstheme="minorHAnsi"/>
-          <w:sz w:val="24"/>
-          <w:szCs w:val="24"/>
+          <w:lang w:eastAsia="en-IN"/>
+        </w:rPr>
+      </w:pPr>
+      <w:r>
+        <w:rPr>
+          <w:rFonts w:eastAsia="Times New Roman" w:cstheme="minorHAnsi"/>
           <w:lang w:eastAsia="en-IN"/>
         </w:rPr>
         <w:t xml:space="preserve">Handle </w:t>
@@ -483,8 +395,6 @@
           <w:rFonts w:eastAsia="Times New Roman" w:cstheme="minorHAnsi"/>
           <w:b/>
           <w:bCs/>
-          <w:sz w:val="24"/>
-          <w:szCs w:val="24"/>
           <w:lang w:eastAsia="en-IN"/>
         </w:rPr>
         <w:t>recursive queries</w:t>
@@ -495,16 +405,12 @@
         <w:spacing w:after="0" w:line="240" w:lineRule="auto"/>
         <w:rPr>
           <w:rFonts w:eastAsia="Times New Roman" w:cstheme="minorHAnsi"/>
-          <w:sz w:val="24"/>
-          <w:szCs w:val="24"/>
-          <w:lang w:eastAsia="en-IN"/>
-        </w:rPr>
-      </w:pPr>
-      <w:r>
-        <w:rPr>
-          <w:rFonts w:eastAsia="Times New Roman" w:cstheme="minorHAnsi"/>
-          <w:sz w:val="24"/>
-          <w:szCs w:val="24"/>
+          <w:lang w:eastAsia="en-IN"/>
+        </w:rPr>
+      </w:pPr>
+      <w:r>
+        <w:rPr>
+          <w:rFonts w:eastAsia="Times New Roman" w:cstheme="minorHAnsi"/>
           <w:lang w:eastAsia="en-IN"/>
         </w:rPr>
         <w:pict>
@@ -521,8 +427,6 @@
           <w:b/>
           <w:bCs/>
           <w:kern w:val="36"/>
-          <w:sz w:val="24"/>
-          <w:szCs w:val="24"/>
           <w:lang w:eastAsia="en-IN"/>
         </w:rPr>
       </w:pPr>
@@ -532,8 +436,6 @@
           <w:b/>
           <w:bCs/>
           <w:kern w:val="36"/>
-          <w:sz w:val="24"/>
-          <w:szCs w:val="24"/>
           <w:lang w:eastAsia="en-IN"/>
         </w:rPr>
         <w:t>Basic Syntax of CTE</w:t>
@@ -562,39 +464,17 @@
         <w:spacing w:after="0" w:line="240" w:lineRule="auto"/>
         <w:rPr>
           <w:rFonts w:eastAsia="Times New Roman" w:cstheme="minorHAnsi"/>
-          <w:sz w:val="24"/>
-          <w:szCs w:val="24"/>
-          <w:lang w:eastAsia="en-IN"/>
-        </w:rPr>
-      </w:pPr>
-      <w:r>
-        <w:rPr>
-          <w:rFonts w:eastAsia="Times New Roman" w:cstheme="minorHAnsi"/>
-          <w:sz w:val="24"/>
-          <w:szCs w:val="24"/>
-          <w:lang w:eastAsia="en-IN"/>
-        </w:rPr>
-        <w:t xml:space="preserve">WITH </w:t>
-      </w:r>
-      <w:proofErr w:type="spellStart"/>
-      <w:r>
-        <w:rPr>
-          <w:rFonts w:eastAsia="Times New Roman" w:cstheme="minorHAnsi"/>
-          <w:sz w:val="24"/>
-          <w:szCs w:val="24"/>
-          <w:lang w:eastAsia="en-IN"/>
-        </w:rPr>
-        <w:t>cte_name</w:t>
-      </w:r>
-      <w:proofErr w:type="spellEnd"/>
-      <w:r>
-        <w:rPr>
-          <w:rFonts w:eastAsia="Times New Roman" w:cstheme="minorHAnsi"/>
-          <w:sz w:val="24"/>
-          <w:szCs w:val="24"/>
-          <w:lang w:eastAsia="en-IN"/>
-        </w:rPr>
-        <w:t xml:space="preserve"> AS (</w:t>
+          <w:noProof/>
+          <w:lang w:eastAsia="en-IN"/>
+        </w:rPr>
+      </w:pPr>
+      <w:r>
+        <w:rPr>
+          <w:rFonts w:eastAsia="Times New Roman" w:cstheme="minorHAnsi"/>
+          <w:noProof/>
+          <w:lang w:eastAsia="en-IN"/>
+        </w:rPr>
+        <w:t>WITH cte_name AS (</w:t>
       </w:r>
     </w:p>
     <w:p>
@@ -620,31 +500,18 @@
         <w:spacing w:after="0" w:line="240" w:lineRule="auto"/>
         <w:rPr>
           <w:rFonts w:eastAsia="Times New Roman" w:cstheme="minorHAnsi"/>
-          <w:sz w:val="24"/>
-          <w:szCs w:val="24"/>
-          <w:lang w:eastAsia="en-IN"/>
-        </w:rPr>
-      </w:pPr>
-      <w:r>
-        <w:rPr>
-          <w:rFonts w:eastAsia="Times New Roman" w:cstheme="minorHAnsi"/>
-          <w:sz w:val="24"/>
-          <w:szCs w:val="24"/>
-          <w:lang w:eastAsia="en-IN"/>
-        </w:rPr>
-        <w:t xml:space="preserve">    </w:t>
-      </w:r>
-      <w:proofErr w:type="gramStart"/>
-      <w:r>
-        <w:rPr>
-          <w:rFonts w:eastAsia="Times New Roman" w:cstheme="minorHAnsi"/>
-          <w:sz w:val="24"/>
-          <w:szCs w:val="24"/>
-          <w:lang w:eastAsia="en-IN"/>
-        </w:rPr>
-        <w:t>SELECT ...</w:t>
-      </w:r>
-      <w:proofErr w:type="gramEnd"/>
+          <w:noProof/>
+          <w:lang w:eastAsia="en-IN"/>
+        </w:rPr>
+      </w:pPr>
+      <w:r>
+        <w:rPr>
+          <w:rFonts w:eastAsia="Times New Roman" w:cstheme="minorHAnsi"/>
+          <w:noProof/>
+          <w:lang w:eastAsia="en-IN"/>
+        </w:rPr>
+        <w:t xml:space="preserve">    SELECT ...</w:t>
+      </w:r>
     </w:p>
     <w:p>
       <w:pPr>
@@ -669,16 +536,14 @@
         <w:spacing w:after="0" w:line="240" w:lineRule="auto"/>
         <w:rPr>
           <w:rFonts w:eastAsia="Times New Roman" w:cstheme="minorHAnsi"/>
-          <w:sz w:val="24"/>
-          <w:szCs w:val="24"/>
-          <w:lang w:eastAsia="en-IN"/>
-        </w:rPr>
-      </w:pPr>
-      <w:r>
-        <w:rPr>
-          <w:rFonts w:eastAsia="Times New Roman" w:cstheme="minorHAnsi"/>
-          <w:sz w:val="24"/>
-          <w:szCs w:val="24"/>
+          <w:noProof/>
+          <w:lang w:eastAsia="en-IN"/>
+        </w:rPr>
+      </w:pPr>
+      <w:r>
+        <w:rPr>
+          <w:rFonts w:eastAsia="Times New Roman" w:cstheme="minorHAnsi"/>
+          <w:noProof/>
           <w:lang w:eastAsia="en-IN"/>
         </w:rPr>
         <w:t>)</w:t>
@@ -707,20 +572,10 @@
         <w:spacing w:after="0" w:line="240" w:lineRule="auto"/>
         <w:rPr>
           <w:rFonts w:eastAsia="Times New Roman" w:cstheme="minorHAnsi"/>
-          <w:sz w:val="24"/>
-          <w:szCs w:val="24"/>
-          <w:lang w:eastAsia="en-IN"/>
-        </w:rPr>
-      </w:pPr>
-      <w:r>
-        <w:rPr>
-          <w:rFonts w:eastAsia="Times New Roman" w:cstheme="minorHAnsi"/>
-          <w:sz w:val="24"/>
-          <w:szCs w:val="24"/>
-          <w:lang w:eastAsia="en-IN"/>
-        </w:rPr>
-        <w:t>SELECT *</w:t>
-      </w:r>
+          <w:noProof/>
+          <w:lang w:eastAsia="en-IN"/>
+        </w:rPr>
+      </w:pPr>
     </w:p>
     <w:p>
       <w:pPr>
@@ -745,262 +600,17 @@
         <w:spacing w:after="0" w:line="240" w:lineRule="auto"/>
         <w:rPr>
           <w:rFonts w:eastAsia="Times New Roman" w:cstheme="minorHAnsi"/>
-          <w:sz w:val="24"/>
-          <w:szCs w:val="24"/>
-          <w:lang w:eastAsia="en-IN"/>
-        </w:rPr>
-      </w:pPr>
-      <w:r>
-        <w:rPr>
-          <w:rFonts w:eastAsia="Times New Roman" w:cstheme="minorHAnsi"/>
-          <w:sz w:val="24"/>
-          <w:szCs w:val="24"/>
-          <w:lang w:eastAsia="en-IN"/>
-        </w:rPr>
-        <w:t xml:space="preserve">FROM </w:t>
-      </w:r>
-      <w:proofErr w:type="spellStart"/>
-      <w:r>
-        <w:rPr>
-          <w:rFonts w:eastAsia="Times New Roman" w:cstheme="minorHAnsi"/>
-          <w:sz w:val="24"/>
-          <w:szCs w:val="24"/>
-          <w:lang w:eastAsia="en-IN"/>
-        </w:rPr>
-        <w:t>cte_name</w:t>
-      </w:r>
-      <w:proofErr w:type="spellEnd"/>
-      <w:r>
-        <w:rPr>
-          <w:rFonts w:eastAsia="Times New Roman" w:cstheme="minorHAnsi"/>
-          <w:sz w:val="24"/>
-          <w:szCs w:val="24"/>
-          <w:lang w:eastAsia="en-IN"/>
-        </w:rPr>
-        <w:t>;</w:t>
-      </w:r>
-    </w:p>
-    <w:p>
-      <w:pPr>
-        <w:spacing w:before="100" w:beforeAutospacing="1" w:after="100" w:afterAutospacing="1" w:line="240" w:lineRule="auto"/>
-        <w:rPr>
-          <w:rFonts w:eastAsia="Times New Roman" w:cstheme="minorHAnsi"/>
-          <w:sz w:val="24"/>
-          <w:szCs w:val="24"/>
-          <w:lang w:eastAsia="en-IN"/>
-        </w:rPr>
-      </w:pPr>
-      <w:r>
-        <w:rPr>
-          <w:rFonts w:eastAsia="Times New Roman" w:cstheme="minorHAnsi"/>
-          <w:sz w:val="24"/>
-          <w:szCs w:val="24"/>
-          <w:lang w:eastAsia="en-IN"/>
-        </w:rPr>
-        <w:t>Important:</w:t>
-      </w:r>
-    </w:p>
-    <w:p>
-      <w:pPr>
-        <w:numPr>
-          <w:ilvl w:val="0"/>
-          <w:numId w:val="2"/>
-        </w:numPr>
-        <w:spacing w:before="100" w:beforeAutospacing="1" w:after="100" w:afterAutospacing="1" w:line="240" w:lineRule="auto"/>
-        <w:rPr>
-          <w:rFonts w:eastAsia="Times New Roman" w:cstheme="minorHAnsi"/>
-          <w:sz w:val="24"/>
-          <w:szCs w:val="24"/>
-          <w:lang w:eastAsia="en-IN"/>
-        </w:rPr>
-      </w:pPr>
-      <w:r>
-        <w:rPr>
-          <w:rFonts w:eastAsia="Times New Roman" w:cstheme="minorHAnsi"/>
-          <w:sz w:val="24"/>
-          <w:szCs w:val="24"/>
-          <w:lang w:eastAsia="en-IN"/>
-        </w:rPr>
-        <w:t>WITH starts the CTE</w:t>
-      </w:r>
-    </w:p>
-    <w:p>
-      <w:pPr>
-        <w:numPr>
-          <w:ilvl w:val="0"/>
-          <w:numId w:val="2"/>
-        </w:numPr>
-        <w:spacing w:before="100" w:beforeAutospacing="1" w:after="100" w:afterAutospacing="1" w:line="240" w:lineRule="auto"/>
-        <w:rPr>
-          <w:rFonts w:eastAsia="Times New Roman" w:cstheme="minorHAnsi"/>
-          <w:sz w:val="24"/>
-          <w:szCs w:val="24"/>
-          <w:lang w:eastAsia="en-IN"/>
-        </w:rPr>
-      </w:pPr>
-      <w:r>
-        <w:rPr>
-          <w:rFonts w:eastAsia="Times New Roman" w:cstheme="minorHAnsi"/>
-          <w:sz w:val="24"/>
-          <w:szCs w:val="24"/>
-          <w:lang w:eastAsia="en-IN"/>
-        </w:rPr>
-        <w:t>CTE must be followed by a query</w:t>
-      </w:r>
-    </w:p>
-    <w:p>
-      <w:pPr>
-        <w:numPr>
-          <w:ilvl w:val="0"/>
-          <w:numId w:val="2"/>
-        </w:numPr>
-        <w:spacing w:before="100" w:beforeAutospacing="1" w:after="100" w:afterAutospacing="1" w:line="240" w:lineRule="auto"/>
-        <w:rPr>
-          <w:rFonts w:eastAsia="Times New Roman" w:cstheme="minorHAnsi"/>
-          <w:sz w:val="24"/>
-          <w:szCs w:val="24"/>
-          <w:lang w:eastAsia="en-IN"/>
-        </w:rPr>
-      </w:pPr>
-      <w:r>
-        <w:rPr>
-          <w:rFonts w:eastAsia="Times New Roman" w:cstheme="minorHAnsi"/>
-          <w:sz w:val="24"/>
-          <w:szCs w:val="24"/>
-          <w:lang w:eastAsia="en-IN"/>
-        </w:rPr>
-        <w:t xml:space="preserve">CTE exists </w:t>
-      </w:r>
-      <w:r>
-        <w:rPr>
-          <w:rFonts w:eastAsia="Times New Roman" w:cstheme="minorHAnsi"/>
-          <w:b/>
-          <w:bCs/>
-          <w:sz w:val="24"/>
-          <w:szCs w:val="24"/>
-          <w:lang w:eastAsia="en-IN"/>
-        </w:rPr>
-        <w:t>only for that query</w:t>
-      </w:r>
-    </w:p>
-    <w:p>
-      <w:pPr>
-        <w:spacing w:after="0" w:line="240" w:lineRule="auto"/>
-        <w:rPr>
-          <w:rFonts w:eastAsia="Times New Roman" w:cstheme="minorHAnsi"/>
-          <w:sz w:val="24"/>
-          <w:szCs w:val="24"/>
-          <w:lang w:eastAsia="en-IN"/>
-        </w:rPr>
-      </w:pPr>
-      <w:r>
-        <w:rPr>
-          <w:rFonts w:eastAsia="Times New Roman" w:cstheme="minorHAnsi"/>
-          <w:sz w:val="24"/>
-          <w:szCs w:val="24"/>
-          <w:lang w:eastAsia="en-IN"/>
-        </w:rPr>
-        <w:pict>
-          <v:rect id="_x0000_i1028" style="width:0;height:1.5pt" o:hralign="center" o:hrstd="t" o:hr="t" fillcolor="#a0a0a0" stroked="f"/>
-        </w:pict>
-      </w:r>
-    </w:p>
-    <w:p>
-      <w:pPr>
-        <w:spacing w:before="100" w:beforeAutospacing="1" w:after="100" w:afterAutospacing="1" w:line="240" w:lineRule="auto"/>
-        <w:outlineLvl w:val="0"/>
-        <w:rPr>
-          <w:rFonts w:eastAsia="Times New Roman" w:cstheme="minorHAnsi"/>
-          <w:b/>
-          <w:bCs/>
-          <w:kern w:val="36"/>
-          <w:sz w:val="24"/>
-          <w:szCs w:val="24"/>
-          <w:lang w:eastAsia="en-IN"/>
-        </w:rPr>
-      </w:pPr>
-      <w:r>
-        <w:rPr>
-          <w:rFonts w:eastAsia="Times New Roman" w:cstheme="minorHAnsi"/>
-          <w:b/>
-          <w:bCs/>
-          <w:kern w:val="36"/>
-          <w:sz w:val="24"/>
-          <w:szCs w:val="24"/>
-          <w:lang w:eastAsia="en-IN"/>
-        </w:rPr>
-        <w:t>Simple Example (Beginner)</w:t>
-      </w:r>
-    </w:p>
-    <w:p>
-      <w:pPr>
-        <w:spacing w:before="100" w:beforeAutospacing="1" w:after="100" w:afterAutospacing="1" w:line="240" w:lineRule="auto"/>
-        <w:outlineLvl w:val="2"/>
-        <w:rPr>
-          <w:rFonts w:eastAsia="Times New Roman" w:cstheme="minorHAnsi"/>
-          <w:b/>
-          <w:bCs/>
-          <w:sz w:val="24"/>
-          <w:szCs w:val="24"/>
-          <w:lang w:eastAsia="en-IN"/>
-        </w:rPr>
-      </w:pPr>
-      <w:r>
-        <w:rPr>
-          <w:rFonts w:eastAsia="Times New Roman" w:cstheme="minorHAnsi"/>
-          <w:b/>
-          <w:bCs/>
-          <w:sz w:val="24"/>
-          <w:szCs w:val="24"/>
-          <w:lang w:eastAsia="en-IN"/>
-        </w:rPr>
-        <w:t>Requirement</w:t>
-      </w:r>
-    </w:p>
-    <w:p>
-      <w:pPr>
-        <w:spacing w:before="100" w:beforeAutospacing="1" w:after="100" w:afterAutospacing="1" w:line="240" w:lineRule="auto"/>
-        <w:rPr>
-          <w:rFonts w:eastAsia="Times New Roman" w:cstheme="minorHAnsi"/>
-          <w:sz w:val="24"/>
-          <w:szCs w:val="24"/>
-          <w:lang w:eastAsia="en-IN"/>
-        </w:rPr>
-      </w:pPr>
-      <w:r>
-        <w:rPr>
-          <w:rFonts w:eastAsia="Times New Roman" w:cstheme="minorHAnsi"/>
-          <w:sz w:val="24"/>
-          <w:szCs w:val="24"/>
-          <w:lang w:eastAsia="en-IN"/>
-        </w:rPr>
-        <w:lastRenderedPageBreak/>
-        <w:t>Get employees with salary greater than 50,000.</w:t>
-      </w:r>
-    </w:p>
-    <w:p>
-      <w:pPr>
-        <w:spacing w:before="100" w:beforeAutospacing="1" w:after="100" w:afterAutospacing="1" w:line="240" w:lineRule="auto"/>
-        <w:outlineLvl w:val="2"/>
-        <w:rPr>
-          <w:rFonts w:eastAsia="Times New Roman" w:cstheme="minorHAnsi"/>
-          <w:b/>
-          <w:bCs/>
-          <w:sz w:val="24"/>
-          <w:szCs w:val="24"/>
-          <w:lang w:eastAsia="en-IN"/>
-        </w:rPr>
-      </w:pPr>
-      <w:r>
-        <w:rPr>
-          <w:rFonts w:eastAsia="Times New Roman" w:cstheme="minorHAnsi"/>
-          <w:b/>
-          <w:bCs/>
-          <w:sz w:val="24"/>
-          <w:szCs w:val="24"/>
-          <w:lang w:eastAsia="en-IN"/>
-        </w:rPr>
-        <w:t>Without CTE</w:t>
+          <w:noProof/>
+          <w:lang w:eastAsia="en-IN"/>
+        </w:rPr>
+      </w:pPr>
+      <w:r>
+        <w:rPr>
+          <w:rFonts w:eastAsia="Times New Roman" w:cstheme="minorHAnsi"/>
+          <w:noProof/>
+          <w:lang w:eastAsia="en-IN"/>
+        </w:rPr>
+        <w:t>SELECT *</w:t>
       </w:r>
     </w:p>
     <w:p>
@@ -1026,19 +636,202 @@
         <w:spacing w:after="0" w:line="240" w:lineRule="auto"/>
         <w:rPr>
           <w:rFonts w:eastAsia="Times New Roman" w:cstheme="minorHAnsi"/>
-          <w:sz w:val="24"/>
-          <w:szCs w:val="24"/>
-          <w:lang w:eastAsia="en-IN"/>
-        </w:rPr>
-      </w:pPr>
-      <w:r>
-        <w:rPr>
-          <w:rFonts w:eastAsia="Times New Roman" w:cstheme="minorHAnsi"/>
-          <w:sz w:val="24"/>
-          <w:szCs w:val="24"/>
-          <w:lang w:eastAsia="en-IN"/>
-        </w:rPr>
-        <w:t>SELECT *</w:t>
+          <w:noProof/>
+          <w:lang w:eastAsia="en-IN"/>
+        </w:rPr>
+      </w:pPr>
+      <w:r>
+        <w:rPr>
+          <w:rFonts w:eastAsia="Times New Roman" w:cstheme="minorHAnsi"/>
+          <w:noProof/>
+          <w:lang w:eastAsia="en-IN"/>
+        </w:rPr>
+        <w:t>FROM cte_name;</w:t>
+      </w:r>
+    </w:p>
+    <w:p>
+      <w:pPr>
+        <w:spacing w:before="100" w:beforeAutospacing="1" w:after="100" w:afterAutospacing="1" w:line="240" w:lineRule="auto"/>
+        <w:rPr>
+          <w:rFonts w:eastAsia="Times New Roman" w:cstheme="minorHAnsi"/>
+          <w:lang w:eastAsia="en-IN"/>
+        </w:rPr>
+      </w:pPr>
+      <w:r>
+        <w:rPr>
+          <w:rFonts w:eastAsia="Times New Roman" w:cstheme="minorHAnsi"/>
+          <w:lang w:eastAsia="en-IN"/>
+        </w:rPr>
+        <w:t>Important:</w:t>
+      </w:r>
+    </w:p>
+    <w:p>
+      <w:pPr>
+        <w:numPr>
+          <w:ilvl w:val="0"/>
+          <w:numId w:val="2"/>
+        </w:numPr>
+        <w:spacing w:before="100" w:beforeAutospacing="1" w:after="100" w:afterAutospacing="1" w:line="240" w:lineRule="auto"/>
+        <w:rPr>
+          <w:rFonts w:eastAsia="Times New Roman" w:cstheme="minorHAnsi"/>
+          <w:lang w:eastAsia="en-IN"/>
+        </w:rPr>
+      </w:pPr>
+      <w:r>
+        <w:rPr>
+          <w:rFonts w:eastAsia="Times New Roman" w:cstheme="minorHAnsi"/>
+          <w:lang w:eastAsia="en-IN"/>
+        </w:rPr>
+        <w:t>WITH starts the CTE</w:t>
+      </w:r>
+    </w:p>
+    <w:p>
+      <w:pPr>
+        <w:numPr>
+          <w:ilvl w:val="0"/>
+          <w:numId w:val="2"/>
+        </w:numPr>
+        <w:spacing w:before="100" w:beforeAutospacing="1" w:after="100" w:afterAutospacing="1" w:line="240" w:lineRule="auto"/>
+        <w:rPr>
+          <w:rFonts w:eastAsia="Times New Roman" w:cstheme="minorHAnsi"/>
+          <w:lang w:eastAsia="en-IN"/>
+        </w:rPr>
+      </w:pPr>
+      <w:r>
+        <w:rPr>
+          <w:rFonts w:eastAsia="Times New Roman" w:cstheme="minorHAnsi"/>
+          <w:lang w:eastAsia="en-IN"/>
+        </w:rPr>
+        <w:t>CTE must be followed by a query</w:t>
+      </w:r>
+    </w:p>
+    <w:p>
+      <w:pPr>
+        <w:numPr>
+          <w:ilvl w:val="0"/>
+          <w:numId w:val="2"/>
+        </w:numPr>
+        <w:spacing w:before="100" w:beforeAutospacing="1" w:after="100" w:afterAutospacing="1" w:line="240" w:lineRule="auto"/>
+        <w:rPr>
+          <w:rFonts w:eastAsia="Times New Roman" w:cstheme="minorHAnsi"/>
+          <w:lang w:eastAsia="en-IN"/>
+        </w:rPr>
+      </w:pPr>
+      <w:r>
+        <w:rPr>
+          <w:rFonts w:eastAsia="Times New Roman" w:cstheme="minorHAnsi"/>
+          <w:lang w:eastAsia="en-IN"/>
+        </w:rPr>
+        <w:t xml:space="preserve">CTE exists </w:t>
+      </w:r>
+      <w:r>
+        <w:rPr>
+          <w:rFonts w:eastAsia="Times New Roman" w:cstheme="minorHAnsi"/>
+          <w:b/>
+          <w:bCs/>
+          <w:lang w:eastAsia="en-IN"/>
+        </w:rPr>
+        <w:t>only for that query</w:t>
+      </w:r>
+    </w:p>
+    <w:p>
+      <w:pPr>
+        <w:spacing w:after="0" w:line="240" w:lineRule="auto"/>
+        <w:rPr>
+          <w:rFonts w:eastAsia="Times New Roman" w:cstheme="minorHAnsi"/>
+          <w:lang w:eastAsia="en-IN"/>
+        </w:rPr>
+      </w:pPr>
+      <w:r>
+        <w:rPr>
+          <w:rFonts w:eastAsia="Times New Roman" w:cstheme="minorHAnsi"/>
+          <w:lang w:eastAsia="en-IN"/>
+        </w:rPr>
+        <w:pict>
+          <v:rect id="_x0000_i1028" style="width:0;height:1.5pt" o:hralign="center" o:hrstd="t" o:hr="t" fillcolor="#a0a0a0" stroked="f"/>
+        </w:pict>
+      </w:r>
+    </w:p>
+    <w:p>
+      <w:pPr>
+        <w:spacing w:before="100" w:beforeAutospacing="1" w:after="100" w:afterAutospacing="1" w:line="240" w:lineRule="auto"/>
+        <w:outlineLvl w:val="0"/>
+        <w:rPr>
+          <w:rFonts w:eastAsia="Times New Roman" w:cstheme="minorHAnsi"/>
+          <w:b/>
+          <w:bCs/>
+          <w:kern w:val="36"/>
+          <w:lang w:eastAsia="en-IN"/>
+        </w:rPr>
+      </w:pPr>
+      <w:r>
+        <w:rPr>
+          <w:rFonts w:eastAsia="Times New Roman" w:cstheme="minorHAnsi"/>
+          <w:b/>
+          <w:bCs/>
+          <w:kern w:val="36"/>
+          <w:lang w:eastAsia="en-IN"/>
+        </w:rPr>
+        <w:t>Simple Example (Beginner)</w:t>
+      </w:r>
+    </w:p>
+    <w:p>
+      <w:pPr>
+        <w:spacing w:before="100" w:beforeAutospacing="1" w:after="100" w:afterAutospacing="1" w:line="240" w:lineRule="auto"/>
+        <w:outlineLvl w:val="2"/>
+        <w:rPr>
+          <w:rFonts w:eastAsia="Times New Roman" w:cstheme="minorHAnsi"/>
+          <w:b/>
+          <w:bCs/>
+          <w:lang w:eastAsia="en-IN"/>
+        </w:rPr>
+      </w:pPr>
+      <w:r>
+        <w:rPr>
+          <w:rFonts w:eastAsia="Times New Roman" w:cstheme="minorHAnsi"/>
+          <w:b/>
+          <w:bCs/>
+          <w:lang w:eastAsia="en-IN"/>
+        </w:rPr>
+        <w:t>Requirement</w:t>
+      </w:r>
+    </w:p>
+    <w:p>
+      <w:pPr>
+        <w:spacing w:before="100" w:beforeAutospacing="1" w:after="100" w:afterAutospacing="1" w:line="240" w:lineRule="auto"/>
+        <w:rPr>
+          <w:rFonts w:eastAsia="Times New Roman" w:cstheme="minorHAnsi"/>
+          <w:lang w:eastAsia="en-IN"/>
+        </w:rPr>
+      </w:pPr>
+      <w:r>
+        <w:rPr>
+          <w:rFonts w:eastAsia="Times New Roman" w:cstheme="minorHAnsi"/>
+          <w:lang w:eastAsia="en-IN"/>
+        </w:rPr>
+        <w:t>Get employees with salary greater than 50,000.</w:t>
+      </w:r>
+    </w:p>
+    <w:p>
+      <w:pPr>
+        <w:spacing w:before="100" w:beforeAutospacing="1" w:after="100" w:afterAutospacing="1" w:line="240" w:lineRule="auto"/>
+        <w:outlineLvl w:val="2"/>
+        <w:rPr>
+          <w:rFonts w:eastAsia="Times New Roman" w:cstheme="minorHAnsi"/>
+          <w:b/>
+          <w:bCs/>
+          <w:lang w:eastAsia="en-IN"/>
+        </w:rPr>
+      </w:pPr>
+      <w:r>
+        <w:rPr>
+          <w:rFonts w:eastAsia="Times New Roman" w:cstheme="minorHAnsi"/>
+          <w:b/>
+          <w:bCs/>
+          <w:lang w:eastAsia="en-IN"/>
+        </w:rPr>
+        <w:lastRenderedPageBreak/>
+        <w:t>Without CTE</w:t>
       </w:r>
     </w:p>
     <w:p>
@@ -1064,19 +857,15 @@
         <w:spacing w:after="0" w:line="240" w:lineRule="auto"/>
         <w:rPr>
           <w:rFonts w:eastAsia="Times New Roman" w:cstheme="minorHAnsi"/>
-          <w:sz w:val="24"/>
-          <w:szCs w:val="24"/>
-          <w:lang w:eastAsia="en-IN"/>
-        </w:rPr>
-      </w:pPr>
-      <w:r>
-        <w:rPr>
-          <w:rFonts w:eastAsia="Times New Roman" w:cstheme="minorHAnsi"/>
-          <w:sz w:val="24"/>
-          <w:szCs w:val="24"/>
-          <w:lang w:eastAsia="en-IN"/>
-        </w:rPr>
-        <w:t>FROM employees</w:t>
+          <w:lang w:eastAsia="en-IN"/>
+        </w:rPr>
+      </w:pPr>
+      <w:r>
+        <w:rPr>
+          <w:rFonts w:eastAsia="Times New Roman" w:cstheme="minorHAnsi"/>
+          <w:lang w:eastAsia="en-IN"/>
+        </w:rPr>
+        <w:t>SELECT *</w:t>
       </w:r>
     </w:p>
     <w:p>
@@ -1102,66 +891,15 @@
         <w:spacing w:after="0" w:line="240" w:lineRule="auto"/>
         <w:rPr>
           <w:rFonts w:eastAsia="Times New Roman" w:cstheme="minorHAnsi"/>
-          <w:sz w:val="24"/>
-          <w:szCs w:val="24"/>
-          <w:lang w:eastAsia="en-IN"/>
-        </w:rPr>
-      </w:pPr>
-      <w:r>
-        <w:rPr>
-          <w:rFonts w:eastAsia="Times New Roman" w:cstheme="minorHAnsi"/>
-          <w:sz w:val="24"/>
-          <w:szCs w:val="24"/>
-          <w:lang w:eastAsia="en-IN"/>
-        </w:rPr>
-        <w:t>WHERE salary &gt; 50000;</w:t>
-      </w:r>
-    </w:p>
-    <w:p>
-      <w:pPr>
-        <w:spacing w:after="0" w:line="240" w:lineRule="auto"/>
-        <w:rPr>
-          <w:rFonts w:eastAsia="Times New Roman" w:cstheme="minorHAnsi"/>
-          <w:sz w:val="24"/>
-          <w:szCs w:val="24"/>
-          <w:lang w:eastAsia="en-IN"/>
-        </w:rPr>
-      </w:pPr>
-      <w:r>
-        <w:rPr>
-          <w:rFonts w:eastAsia="Times New Roman" w:cstheme="minorHAnsi"/>
-          <w:sz w:val="24"/>
-          <w:szCs w:val="24"/>
-          <w:lang w:eastAsia="en-IN"/>
-        </w:rPr>
-        <w:pict>
-          <v:rect id="_x0000_i1029" style="width:0;height:1.5pt" o:hralign="center" o:hrstd="t" o:hr="t" fillcolor="#a0a0a0" stroked="f"/>
-        </w:pict>
-      </w:r>
-    </w:p>
-    <w:p>
-      <w:pPr>
-        <w:spacing w:before="100" w:beforeAutospacing="1" w:after="100" w:afterAutospacing="1" w:line="240" w:lineRule="auto"/>
-        <w:outlineLvl w:val="2"/>
-        <w:rPr>
-          <w:rFonts w:eastAsia="Times New Roman" w:cstheme="minorHAnsi"/>
-          <w:b/>
-          <w:bCs/>
-          <w:sz w:val="24"/>
-          <w:szCs w:val="24"/>
-          <w:lang w:eastAsia="en-IN"/>
-        </w:rPr>
-      </w:pPr>
-      <w:r>
-        <w:rPr>
-          <w:rFonts w:eastAsia="Times New Roman" w:cstheme="minorHAnsi"/>
-          <w:b/>
-          <w:bCs/>
-          <w:sz w:val="24"/>
-          <w:szCs w:val="24"/>
-          <w:lang w:eastAsia="en-IN"/>
-        </w:rPr>
-        <w:t>With CTE</w:t>
+          <w:lang w:eastAsia="en-IN"/>
+        </w:rPr>
+      </w:pPr>
+      <w:r>
+        <w:rPr>
+          <w:rFonts w:eastAsia="Times New Roman" w:cstheme="minorHAnsi"/>
+          <w:lang w:eastAsia="en-IN"/>
+        </w:rPr>
+        <w:t>FROM employees</w:t>
       </w:r>
     </w:p>
     <w:p>
@@ -1187,39 +925,54 @@
         <w:spacing w:after="0" w:line="240" w:lineRule="auto"/>
         <w:rPr>
           <w:rFonts w:eastAsia="Times New Roman" w:cstheme="minorHAnsi"/>
-          <w:sz w:val="24"/>
-          <w:szCs w:val="24"/>
-          <w:lang w:eastAsia="en-IN"/>
-        </w:rPr>
-      </w:pPr>
-      <w:r>
-        <w:rPr>
-          <w:rFonts w:eastAsia="Times New Roman" w:cstheme="minorHAnsi"/>
-          <w:sz w:val="24"/>
-          <w:szCs w:val="24"/>
-          <w:lang w:eastAsia="en-IN"/>
-        </w:rPr>
-        <w:t xml:space="preserve">WITH </w:t>
-      </w:r>
-      <w:proofErr w:type="spellStart"/>
-      <w:r>
-        <w:rPr>
-          <w:rFonts w:eastAsia="Times New Roman" w:cstheme="minorHAnsi"/>
-          <w:sz w:val="24"/>
-          <w:szCs w:val="24"/>
-          <w:lang w:eastAsia="en-IN"/>
-        </w:rPr>
-        <w:t>high_salary_employees</w:t>
-      </w:r>
-      <w:proofErr w:type="spellEnd"/>
-      <w:r>
-        <w:rPr>
-          <w:rFonts w:eastAsia="Times New Roman" w:cstheme="minorHAnsi"/>
-          <w:sz w:val="24"/>
-          <w:szCs w:val="24"/>
-          <w:lang w:eastAsia="en-IN"/>
-        </w:rPr>
-        <w:t xml:space="preserve"> AS (</w:t>
+          <w:lang w:eastAsia="en-IN"/>
+        </w:rPr>
+      </w:pPr>
+      <w:r>
+        <w:rPr>
+          <w:rFonts w:eastAsia="Times New Roman" w:cstheme="minorHAnsi"/>
+          <w:lang w:eastAsia="en-IN"/>
+        </w:rPr>
+        <w:t>WHERE salary &gt; 50000;</w:t>
+      </w:r>
+    </w:p>
+    <w:p>
+      <w:pPr>
+        <w:spacing w:after="0" w:line="240" w:lineRule="auto"/>
+        <w:rPr>
+          <w:rFonts w:eastAsia="Times New Roman" w:cstheme="minorHAnsi"/>
+          <w:lang w:eastAsia="en-IN"/>
+        </w:rPr>
+      </w:pPr>
+      <w:r>
+        <w:rPr>
+          <w:rFonts w:eastAsia="Times New Roman" w:cstheme="minorHAnsi"/>
+          <w:lang w:eastAsia="en-IN"/>
+        </w:rPr>
+        <w:pict>
+          <v:rect id="_x0000_i1029" style="width:0;height:1.5pt" o:hralign="center" o:hrstd="t" o:hr="t" fillcolor="#a0a0a0" stroked="f"/>
+        </w:pict>
+      </w:r>
+    </w:p>
+    <w:p>
+      <w:pPr>
+        <w:spacing w:before="100" w:beforeAutospacing="1" w:after="100" w:afterAutospacing="1" w:line="240" w:lineRule="auto"/>
+        <w:outlineLvl w:val="2"/>
+        <w:rPr>
+          <w:rFonts w:eastAsia="Times New Roman" w:cstheme="minorHAnsi"/>
+          <w:b/>
+          <w:bCs/>
+          <w:lang w:eastAsia="en-IN"/>
+        </w:rPr>
+      </w:pPr>
+      <w:r>
+        <w:rPr>
+          <w:rFonts w:eastAsia="Times New Roman" w:cstheme="minorHAnsi"/>
+          <w:b/>
+          <w:bCs/>
+          <w:lang w:eastAsia="en-IN"/>
+        </w:rPr>
+        <w:t>With CTE</w:t>
       </w:r>
     </w:p>
     <w:p>
@@ -1245,19 +998,17 @@
         <w:spacing w:after="0" w:line="240" w:lineRule="auto"/>
         <w:rPr>
           <w:rFonts w:eastAsia="Times New Roman" w:cstheme="minorHAnsi"/>
-          <w:sz w:val="24"/>
-          <w:szCs w:val="24"/>
-          <w:lang w:eastAsia="en-IN"/>
-        </w:rPr>
-      </w:pPr>
-      <w:r>
-        <w:rPr>
-          <w:rFonts w:eastAsia="Times New Roman" w:cstheme="minorHAnsi"/>
-          <w:sz w:val="24"/>
-          <w:szCs w:val="24"/>
-          <w:lang w:eastAsia="en-IN"/>
-        </w:rPr>
-        <w:t xml:space="preserve">    SELECT *</w:t>
+          <w:noProof/>
+          <w:lang w:eastAsia="en-IN"/>
+        </w:rPr>
+      </w:pPr>
+      <w:r>
+        <w:rPr>
+          <w:rFonts w:eastAsia="Times New Roman" w:cstheme="minorHAnsi"/>
+          <w:noProof/>
+          <w:lang w:eastAsia="en-IN"/>
+        </w:rPr>
+        <w:t>WITH high_salary_employees AS (</w:t>
       </w:r>
     </w:p>
     <w:p>
@@ -1283,19 +1034,17 @@
         <w:spacing w:after="0" w:line="240" w:lineRule="auto"/>
         <w:rPr>
           <w:rFonts w:eastAsia="Times New Roman" w:cstheme="minorHAnsi"/>
-          <w:sz w:val="24"/>
-          <w:szCs w:val="24"/>
-          <w:lang w:eastAsia="en-IN"/>
-        </w:rPr>
-      </w:pPr>
-      <w:r>
-        <w:rPr>
-          <w:rFonts w:eastAsia="Times New Roman" w:cstheme="minorHAnsi"/>
-          <w:sz w:val="24"/>
-          <w:szCs w:val="24"/>
-          <w:lang w:eastAsia="en-IN"/>
-        </w:rPr>
-        <w:t xml:space="preserve">    FROM employees</w:t>
+          <w:noProof/>
+          <w:lang w:eastAsia="en-IN"/>
+        </w:rPr>
+      </w:pPr>
+      <w:r>
+        <w:rPr>
+          <w:rFonts w:eastAsia="Times New Roman" w:cstheme="minorHAnsi"/>
+          <w:noProof/>
+          <w:lang w:eastAsia="en-IN"/>
+        </w:rPr>
+        <w:t xml:space="preserve">    SELECT *</w:t>
       </w:r>
     </w:p>
     <w:p>
@@ -1321,19 +1070,17 @@
         <w:spacing w:after="0" w:line="240" w:lineRule="auto"/>
         <w:rPr>
           <w:rFonts w:eastAsia="Times New Roman" w:cstheme="minorHAnsi"/>
-          <w:sz w:val="24"/>
-          <w:szCs w:val="24"/>
-          <w:lang w:eastAsia="en-IN"/>
-        </w:rPr>
-      </w:pPr>
-      <w:r>
-        <w:rPr>
-          <w:rFonts w:eastAsia="Times New Roman" w:cstheme="minorHAnsi"/>
-          <w:sz w:val="24"/>
-          <w:szCs w:val="24"/>
-          <w:lang w:eastAsia="en-IN"/>
-        </w:rPr>
-        <w:t xml:space="preserve">    WHERE salary &gt; 50000</w:t>
+          <w:noProof/>
+          <w:lang w:eastAsia="en-IN"/>
+        </w:rPr>
+      </w:pPr>
+      <w:r>
+        <w:rPr>
+          <w:rFonts w:eastAsia="Times New Roman" w:cstheme="minorHAnsi"/>
+          <w:noProof/>
+          <w:lang w:eastAsia="en-IN"/>
+        </w:rPr>
+        <w:t xml:space="preserve">    FROM employees</w:t>
       </w:r>
     </w:p>
     <w:p>
@@ -1359,19 +1106,17 @@
         <w:spacing w:after="0" w:line="240" w:lineRule="auto"/>
         <w:rPr>
           <w:rFonts w:eastAsia="Times New Roman" w:cstheme="minorHAnsi"/>
-          <w:sz w:val="24"/>
-          <w:szCs w:val="24"/>
-          <w:lang w:eastAsia="en-IN"/>
-        </w:rPr>
-      </w:pPr>
-      <w:r>
-        <w:rPr>
-          <w:rFonts w:eastAsia="Times New Roman" w:cstheme="minorHAnsi"/>
-          <w:sz w:val="24"/>
-          <w:szCs w:val="24"/>
-          <w:lang w:eastAsia="en-IN"/>
-        </w:rPr>
-        <w:t>)</w:t>
+          <w:noProof/>
+          <w:lang w:eastAsia="en-IN"/>
+        </w:rPr>
+      </w:pPr>
+      <w:r>
+        <w:rPr>
+          <w:rFonts w:eastAsia="Times New Roman" w:cstheme="minorHAnsi"/>
+          <w:noProof/>
+          <w:lang w:eastAsia="en-IN"/>
+        </w:rPr>
+        <w:t xml:space="preserve">    WHERE salary &gt; 50000</w:t>
       </w:r>
     </w:p>
     <w:p>
@@ -1397,19 +1142,17 @@
         <w:spacing w:after="0" w:line="240" w:lineRule="auto"/>
         <w:rPr>
           <w:rFonts w:eastAsia="Times New Roman" w:cstheme="minorHAnsi"/>
-          <w:sz w:val="24"/>
-          <w:szCs w:val="24"/>
-          <w:lang w:eastAsia="en-IN"/>
-        </w:rPr>
-      </w:pPr>
-      <w:r>
-        <w:rPr>
-          <w:rFonts w:eastAsia="Times New Roman" w:cstheme="minorHAnsi"/>
-          <w:sz w:val="24"/>
-          <w:szCs w:val="24"/>
-          <w:lang w:eastAsia="en-IN"/>
-        </w:rPr>
-        <w:t>SELECT *</w:t>
+          <w:noProof/>
+          <w:lang w:eastAsia="en-IN"/>
+        </w:rPr>
+      </w:pPr>
+      <w:r>
+        <w:rPr>
+          <w:rFonts w:eastAsia="Times New Roman" w:cstheme="minorHAnsi"/>
+          <w:noProof/>
+          <w:lang w:eastAsia="en-IN"/>
+        </w:rPr>
+        <w:t>)</w:t>
       </w:r>
     </w:p>
     <w:p>
@@ -1435,190 +1178,10 @@
         <w:spacing w:after="0" w:line="240" w:lineRule="auto"/>
         <w:rPr>
           <w:rFonts w:eastAsia="Times New Roman" w:cstheme="minorHAnsi"/>
-          <w:sz w:val="24"/>
-          <w:szCs w:val="24"/>
-          <w:lang w:eastAsia="en-IN"/>
-        </w:rPr>
-      </w:pPr>
-      <w:r>
-        <w:rPr>
-          <w:rFonts w:eastAsia="Times New Roman" w:cstheme="minorHAnsi"/>
-          <w:sz w:val="24"/>
-          <w:szCs w:val="24"/>
-          <w:lang w:eastAsia="en-IN"/>
-        </w:rPr>
-        <w:t xml:space="preserve">FROM </w:t>
-      </w:r>
-      <w:proofErr w:type="spellStart"/>
-      <w:r>
-        <w:rPr>
-          <w:rFonts w:eastAsia="Times New Roman" w:cstheme="minorHAnsi"/>
-          <w:sz w:val="24"/>
-          <w:szCs w:val="24"/>
-          <w:lang w:eastAsia="en-IN"/>
-        </w:rPr>
-        <w:t>high_salary_employees</w:t>
-      </w:r>
-      <w:proofErr w:type="spellEnd"/>
-      <w:r>
-        <w:rPr>
-          <w:rFonts w:eastAsia="Times New Roman" w:cstheme="minorHAnsi"/>
-          <w:sz w:val="24"/>
-          <w:szCs w:val="24"/>
-          <w:lang w:eastAsia="en-IN"/>
-        </w:rPr>
-        <w:t>;</w:t>
-      </w:r>
-    </w:p>
-    <w:p>
-      <w:pPr>
-        <w:spacing w:before="100" w:beforeAutospacing="1" w:after="100" w:afterAutospacing="1" w:line="240" w:lineRule="auto"/>
-        <w:rPr>
-          <w:rFonts w:eastAsia="Times New Roman" w:cstheme="minorHAnsi"/>
-          <w:sz w:val="24"/>
-          <w:szCs w:val="24"/>
-          <w:lang w:eastAsia="en-IN"/>
-        </w:rPr>
-      </w:pPr>
-      <w:proofErr w:type="gramStart"/>
-      <w:r>
-        <w:rPr>
-          <w:rFonts w:eastAsia="Times New Roman" w:cstheme="minorHAnsi"/>
-          <w:sz w:val="24"/>
-          <w:szCs w:val="24"/>
-          <w:lang w:eastAsia="en-IN"/>
-        </w:rPr>
-        <w:t>Same result, but more readable.</w:t>
-      </w:r>
-      <w:proofErr w:type="gramEnd"/>
-    </w:p>
-    <w:p>
-      <w:pPr>
-        <w:spacing w:after="0" w:line="240" w:lineRule="auto"/>
-        <w:rPr>
-          <w:rFonts w:eastAsia="Times New Roman" w:cstheme="minorHAnsi"/>
-          <w:sz w:val="24"/>
-          <w:szCs w:val="24"/>
-          <w:lang w:eastAsia="en-IN"/>
-        </w:rPr>
-      </w:pPr>
-      <w:r>
-        <w:rPr>
-          <w:rFonts w:eastAsia="Times New Roman" w:cstheme="minorHAnsi"/>
-          <w:sz w:val="24"/>
-          <w:szCs w:val="24"/>
-          <w:lang w:eastAsia="en-IN"/>
-        </w:rPr>
-        <w:pict>
-          <v:rect id="_x0000_i1030" style="width:0;height:1.5pt" o:hralign="center" o:hrstd="t" o:hr="t" fillcolor="#a0a0a0" stroked="f"/>
-        </w:pict>
-      </w:r>
-    </w:p>
-    <w:p>
-      <w:pPr>
-        <w:spacing w:before="100" w:beforeAutospacing="1" w:after="100" w:afterAutospacing="1" w:line="240" w:lineRule="auto"/>
-        <w:outlineLvl w:val="0"/>
-        <w:rPr>
-          <w:rFonts w:eastAsia="Times New Roman" w:cstheme="minorHAnsi"/>
-          <w:b/>
-          <w:bCs/>
-          <w:kern w:val="36"/>
-          <w:sz w:val="24"/>
-          <w:szCs w:val="24"/>
-          <w:lang w:eastAsia="en-IN"/>
-        </w:rPr>
-      </w:pPr>
-      <w:r>
-        <w:rPr>
-          <w:rFonts w:eastAsia="Times New Roman" w:cstheme="minorHAnsi"/>
-          <w:b/>
-          <w:bCs/>
-          <w:kern w:val="36"/>
-          <w:sz w:val="24"/>
-          <w:szCs w:val="24"/>
-          <w:lang w:eastAsia="en-IN"/>
-        </w:rPr>
-        <w:t xml:space="preserve">CTE </w:t>
-      </w:r>
-      <w:proofErr w:type="spellStart"/>
-      <w:r>
-        <w:rPr>
-          <w:rFonts w:eastAsia="Times New Roman" w:cstheme="minorHAnsi"/>
-          <w:b/>
-          <w:bCs/>
-          <w:kern w:val="36"/>
-          <w:sz w:val="24"/>
-          <w:szCs w:val="24"/>
-          <w:lang w:eastAsia="en-IN"/>
-        </w:rPr>
-        <w:t>vs</w:t>
-      </w:r>
-      <w:proofErr w:type="spellEnd"/>
-      <w:r>
-        <w:rPr>
-          <w:rFonts w:eastAsia="Times New Roman" w:cstheme="minorHAnsi"/>
-          <w:b/>
-          <w:bCs/>
-          <w:kern w:val="36"/>
-          <w:sz w:val="24"/>
-          <w:szCs w:val="24"/>
-          <w:lang w:eastAsia="en-IN"/>
-        </w:rPr>
-        <w:t xml:space="preserve"> </w:t>
-      </w:r>
-      <w:proofErr w:type="spellStart"/>
-      <w:r>
-        <w:rPr>
-          <w:rFonts w:eastAsia="Times New Roman" w:cstheme="minorHAnsi"/>
-          <w:b/>
-          <w:bCs/>
-          <w:kern w:val="36"/>
-          <w:sz w:val="24"/>
-          <w:szCs w:val="24"/>
-          <w:lang w:eastAsia="en-IN"/>
-        </w:rPr>
-        <w:t>Subquery</w:t>
-      </w:r>
-      <w:proofErr w:type="spellEnd"/>
-      <w:r>
-        <w:rPr>
-          <w:rFonts w:eastAsia="Times New Roman" w:cstheme="minorHAnsi"/>
-          <w:b/>
-          <w:bCs/>
-          <w:kern w:val="36"/>
-          <w:sz w:val="24"/>
-          <w:szCs w:val="24"/>
-          <w:lang w:eastAsia="en-IN"/>
-        </w:rPr>
-        <w:t xml:space="preserve"> (Very Important)</w:t>
-      </w:r>
-    </w:p>
-    <w:p>
-      <w:pPr>
-        <w:spacing w:before="100" w:beforeAutospacing="1" w:after="100" w:afterAutospacing="1" w:line="240" w:lineRule="auto"/>
-        <w:outlineLvl w:val="2"/>
-        <w:rPr>
-          <w:rFonts w:eastAsia="Times New Roman" w:cstheme="minorHAnsi"/>
-          <w:b/>
-          <w:bCs/>
-          <w:sz w:val="24"/>
-          <w:szCs w:val="24"/>
-          <w:lang w:eastAsia="en-IN"/>
-        </w:rPr>
-      </w:pPr>
-      <w:proofErr w:type="spellStart"/>
-      <w:r>
-        <w:rPr>
-          <w:rFonts w:eastAsia="Times New Roman" w:cstheme="minorHAnsi"/>
-          <w:b/>
-          <w:bCs/>
-          <w:sz w:val="24"/>
-          <w:szCs w:val="24"/>
-          <w:lang w:eastAsia="en-IN"/>
-        </w:rPr>
-        <w:t>Subquery</w:t>
-      </w:r>
-      <w:proofErr w:type="spellEnd"/>
+          <w:noProof/>
+          <w:lang w:eastAsia="en-IN"/>
+        </w:rPr>
+      </w:pPr>
     </w:p>
     <w:p>
       <w:pPr>
@@ -1643,16 +1206,14 @@
         <w:spacing w:after="0" w:line="240" w:lineRule="auto"/>
         <w:rPr>
           <w:rFonts w:eastAsia="Times New Roman" w:cstheme="minorHAnsi"/>
-          <w:sz w:val="24"/>
-          <w:szCs w:val="24"/>
-          <w:lang w:eastAsia="en-IN"/>
-        </w:rPr>
-      </w:pPr>
-      <w:r>
-        <w:rPr>
-          <w:rFonts w:eastAsia="Times New Roman" w:cstheme="minorHAnsi"/>
-          <w:sz w:val="24"/>
-          <w:szCs w:val="24"/>
+          <w:noProof/>
+          <w:lang w:eastAsia="en-IN"/>
+        </w:rPr>
+      </w:pPr>
+      <w:r>
+        <w:rPr>
+          <w:rFonts w:eastAsia="Times New Roman" w:cstheme="minorHAnsi"/>
+          <w:noProof/>
           <w:lang w:eastAsia="en-IN"/>
         </w:rPr>
         <w:t>SELECT *</w:t>
@@ -1681,19 +1242,101 @@
         <w:spacing w:after="0" w:line="240" w:lineRule="auto"/>
         <w:rPr>
           <w:rFonts w:eastAsia="Times New Roman" w:cstheme="minorHAnsi"/>
-          <w:sz w:val="24"/>
-          <w:szCs w:val="24"/>
-          <w:lang w:eastAsia="en-IN"/>
-        </w:rPr>
-      </w:pPr>
-      <w:r>
-        <w:rPr>
-          <w:rFonts w:eastAsia="Times New Roman" w:cstheme="minorHAnsi"/>
-          <w:sz w:val="24"/>
-          <w:szCs w:val="24"/>
-          <w:lang w:eastAsia="en-IN"/>
-        </w:rPr>
-        <w:t>FROM (</w:t>
+          <w:noProof/>
+          <w:lang w:eastAsia="en-IN"/>
+        </w:rPr>
+      </w:pPr>
+      <w:r>
+        <w:rPr>
+          <w:rFonts w:eastAsia="Times New Roman" w:cstheme="minorHAnsi"/>
+          <w:noProof/>
+          <w:lang w:eastAsia="en-IN"/>
+        </w:rPr>
+        <w:t>FROM high_salary_employees;</w:t>
+      </w:r>
+    </w:p>
+    <w:p>
+      <w:pPr>
+        <w:spacing w:before="100" w:beforeAutospacing="1" w:after="100" w:afterAutospacing="1" w:line="240" w:lineRule="auto"/>
+        <w:rPr>
+          <w:rFonts w:eastAsia="Times New Roman" w:cstheme="minorHAnsi"/>
+          <w:noProof/>
+          <w:lang w:eastAsia="en-IN"/>
+        </w:rPr>
+      </w:pPr>
+      <w:r>
+        <w:rPr>
+          <w:rFonts w:eastAsia="Times New Roman" w:cstheme="minorHAnsi"/>
+          <w:noProof/>
+          <w:lang w:eastAsia="en-IN"/>
+        </w:rPr>
+        <w:t>Same result, but more readable.</w:t>
+      </w:r>
+    </w:p>
+    <w:p>
+      <w:pPr>
+        <w:spacing w:after="0" w:line="240" w:lineRule="auto"/>
+        <w:rPr>
+          <w:rFonts w:eastAsia="Times New Roman" w:cstheme="minorHAnsi"/>
+          <w:lang w:eastAsia="en-IN"/>
+        </w:rPr>
+      </w:pPr>
+      <w:r>
+        <w:rPr>
+          <w:rFonts w:eastAsia="Times New Roman" w:cstheme="minorHAnsi"/>
+          <w:lang w:eastAsia="en-IN"/>
+        </w:rPr>
+        <w:pict>
+          <v:rect id="_x0000_i1030" style="width:0;height:1.5pt" o:hralign="center" o:hrstd="t" o:hr="t" fillcolor="#a0a0a0" stroked="f"/>
+        </w:pict>
+      </w:r>
+    </w:p>
+    <w:p>
+      <w:pPr>
+        <w:spacing w:before="100" w:beforeAutospacing="1" w:after="100" w:afterAutospacing="1" w:line="240" w:lineRule="auto"/>
+        <w:outlineLvl w:val="0"/>
+        <w:rPr>
+          <w:rFonts w:eastAsia="Times New Roman" w:cstheme="minorHAnsi"/>
+          <w:b/>
+          <w:bCs/>
+          <w:noProof/>
+          <w:kern w:val="36"/>
+          <w:lang w:eastAsia="en-IN"/>
+        </w:rPr>
+      </w:pPr>
+      <w:r>
+        <w:rPr>
+          <w:rFonts w:eastAsia="Times New Roman" w:cstheme="minorHAnsi"/>
+          <w:b/>
+          <w:bCs/>
+          <w:noProof/>
+          <w:kern w:val="36"/>
+          <w:lang w:eastAsia="en-IN"/>
+        </w:rPr>
+        <w:t>CTE vs Subquery (Very Important)</w:t>
+      </w:r>
+    </w:p>
+    <w:p>
+      <w:pPr>
+        <w:spacing w:before="100" w:beforeAutospacing="1" w:after="100" w:afterAutospacing="1" w:line="240" w:lineRule="auto"/>
+        <w:outlineLvl w:val="2"/>
+        <w:rPr>
+          <w:rFonts w:eastAsia="Times New Roman" w:cstheme="minorHAnsi"/>
+          <w:b/>
+          <w:bCs/>
+          <w:noProof/>
+          <w:lang w:eastAsia="en-IN"/>
+        </w:rPr>
+      </w:pPr>
+      <w:r>
+        <w:rPr>
+          <w:rFonts w:eastAsia="Times New Roman" w:cstheme="minorHAnsi"/>
+          <w:b/>
+          <w:bCs/>
+          <w:noProof/>
+          <w:lang w:eastAsia="en-IN"/>
+        </w:rPr>
+        <w:t>Subquery</w:t>
       </w:r>
     </w:p>
     <w:p>
@@ -1719,19 +1362,15 @@
         <w:spacing w:after="0" w:line="240" w:lineRule="auto"/>
         <w:rPr>
           <w:rFonts w:eastAsia="Times New Roman" w:cstheme="minorHAnsi"/>
-          <w:sz w:val="24"/>
-          <w:szCs w:val="24"/>
-          <w:lang w:eastAsia="en-IN"/>
-        </w:rPr>
-      </w:pPr>
-      <w:r>
-        <w:rPr>
-          <w:rFonts w:eastAsia="Times New Roman" w:cstheme="minorHAnsi"/>
-          <w:sz w:val="24"/>
-          <w:szCs w:val="24"/>
-          <w:lang w:eastAsia="en-IN"/>
-        </w:rPr>
-        <w:t xml:space="preserve">    SELECT *</w:t>
+          <w:lang w:eastAsia="en-IN"/>
+        </w:rPr>
+      </w:pPr>
+      <w:r>
+        <w:rPr>
+          <w:rFonts w:eastAsia="Times New Roman" w:cstheme="minorHAnsi"/>
+          <w:lang w:eastAsia="en-IN"/>
+        </w:rPr>
+        <w:t>SELECT *</w:t>
       </w:r>
     </w:p>
     <w:p>
@@ -1757,19 +1396,15 @@
         <w:spacing w:after="0" w:line="240" w:lineRule="auto"/>
         <w:rPr>
           <w:rFonts w:eastAsia="Times New Roman" w:cstheme="minorHAnsi"/>
-          <w:sz w:val="24"/>
-          <w:szCs w:val="24"/>
-          <w:lang w:eastAsia="en-IN"/>
-        </w:rPr>
-      </w:pPr>
-      <w:r>
-        <w:rPr>
-          <w:rFonts w:eastAsia="Times New Roman" w:cstheme="minorHAnsi"/>
-          <w:sz w:val="24"/>
-          <w:szCs w:val="24"/>
-          <w:lang w:eastAsia="en-IN"/>
-        </w:rPr>
-        <w:t xml:space="preserve">    FROM employees</w:t>
+          <w:lang w:eastAsia="en-IN"/>
+        </w:rPr>
+      </w:pPr>
+      <w:r>
+        <w:rPr>
+          <w:rFonts w:eastAsia="Times New Roman" w:cstheme="minorHAnsi"/>
+          <w:lang w:eastAsia="en-IN"/>
+        </w:rPr>
+        <w:t>FROM (</w:t>
       </w:r>
     </w:p>
     <w:p>
@@ -1795,19 +1430,15 @@
         <w:spacing w:after="0" w:line="240" w:lineRule="auto"/>
         <w:rPr>
           <w:rFonts w:eastAsia="Times New Roman" w:cstheme="minorHAnsi"/>
-          <w:sz w:val="24"/>
-          <w:szCs w:val="24"/>
-          <w:lang w:eastAsia="en-IN"/>
-        </w:rPr>
-      </w:pPr>
-      <w:r>
-        <w:rPr>
-          <w:rFonts w:eastAsia="Times New Roman" w:cstheme="minorHAnsi"/>
-          <w:sz w:val="24"/>
-          <w:szCs w:val="24"/>
-          <w:lang w:eastAsia="en-IN"/>
-        </w:rPr>
-        <w:t xml:space="preserve">    WHERE salary &gt; 50000</w:t>
+          <w:lang w:eastAsia="en-IN"/>
+        </w:rPr>
+      </w:pPr>
+      <w:r>
+        <w:rPr>
+          <w:rFonts w:eastAsia="Times New Roman" w:cstheme="minorHAnsi"/>
+          <w:lang w:eastAsia="en-IN"/>
+        </w:rPr>
+        <w:t xml:space="preserve">    SELECT *</w:t>
       </w:r>
     </w:p>
     <w:p>
@@ -1833,44 +1464,15 @@
         <w:spacing w:after="0" w:line="240" w:lineRule="auto"/>
         <w:rPr>
           <w:rFonts w:eastAsia="Times New Roman" w:cstheme="minorHAnsi"/>
-          <w:sz w:val="24"/>
-          <w:szCs w:val="24"/>
-          <w:lang w:eastAsia="en-IN"/>
-        </w:rPr>
-      </w:pPr>
-      <w:r>
-        <w:rPr>
-          <w:rFonts w:eastAsia="Times New Roman" w:cstheme="minorHAnsi"/>
-          <w:sz w:val="24"/>
-          <w:szCs w:val="24"/>
-          <w:lang w:eastAsia="en-IN"/>
-        </w:rPr>
-        <w:t>) t;</w:t>
-      </w:r>
-    </w:p>
-    <w:p>
-      <w:pPr>
-        <w:spacing w:before="100" w:beforeAutospacing="1" w:after="100" w:afterAutospacing="1" w:line="240" w:lineRule="auto"/>
-        <w:outlineLvl w:val="2"/>
-        <w:rPr>
-          <w:rFonts w:eastAsia="Times New Roman" w:cstheme="minorHAnsi"/>
-          <w:b/>
-          <w:bCs/>
-          <w:sz w:val="24"/>
-          <w:szCs w:val="24"/>
-          <w:lang w:eastAsia="en-IN"/>
-        </w:rPr>
-      </w:pPr>
-      <w:r>
-        <w:rPr>
-          <w:rFonts w:eastAsia="Times New Roman" w:cstheme="minorHAnsi"/>
-          <w:b/>
-          <w:bCs/>
-          <w:sz w:val="24"/>
-          <w:szCs w:val="24"/>
-          <w:lang w:eastAsia="en-IN"/>
-        </w:rPr>
-        <w:t>CTE</w:t>
+          <w:lang w:eastAsia="en-IN"/>
+        </w:rPr>
+      </w:pPr>
+      <w:r>
+        <w:rPr>
+          <w:rFonts w:eastAsia="Times New Roman" w:cstheme="minorHAnsi"/>
+          <w:lang w:eastAsia="en-IN"/>
+        </w:rPr>
+        <w:t xml:space="preserve">    FROM employees</w:t>
       </w:r>
     </w:p>
     <w:p>
@@ -1896,39 +1498,15 @@
         <w:spacing w:after="0" w:line="240" w:lineRule="auto"/>
         <w:rPr>
           <w:rFonts w:eastAsia="Times New Roman" w:cstheme="minorHAnsi"/>
-          <w:sz w:val="24"/>
-          <w:szCs w:val="24"/>
-          <w:lang w:eastAsia="en-IN"/>
-        </w:rPr>
-      </w:pPr>
-      <w:r>
-        <w:rPr>
-          <w:rFonts w:eastAsia="Times New Roman" w:cstheme="minorHAnsi"/>
-          <w:sz w:val="24"/>
-          <w:szCs w:val="24"/>
-          <w:lang w:eastAsia="en-IN"/>
-        </w:rPr>
-        <w:t xml:space="preserve">WITH </w:t>
-      </w:r>
-      <w:proofErr w:type="spellStart"/>
-      <w:r>
-        <w:rPr>
-          <w:rFonts w:eastAsia="Times New Roman" w:cstheme="minorHAnsi"/>
-          <w:sz w:val="24"/>
-          <w:szCs w:val="24"/>
-          <w:lang w:eastAsia="en-IN"/>
-        </w:rPr>
-        <w:t>high_salary_employees</w:t>
-      </w:r>
-      <w:proofErr w:type="spellEnd"/>
-      <w:r>
-        <w:rPr>
-          <w:rFonts w:eastAsia="Times New Roman" w:cstheme="minorHAnsi"/>
-          <w:sz w:val="24"/>
-          <w:szCs w:val="24"/>
-          <w:lang w:eastAsia="en-IN"/>
-        </w:rPr>
-        <w:t xml:space="preserve"> AS (</w:t>
+          <w:lang w:eastAsia="en-IN"/>
+        </w:rPr>
+      </w:pPr>
+      <w:r>
+        <w:rPr>
+          <w:rFonts w:eastAsia="Times New Roman" w:cstheme="minorHAnsi"/>
+          <w:lang w:eastAsia="en-IN"/>
+        </w:rPr>
+        <w:t xml:space="preserve">    WHERE salary &gt; 50000</w:t>
       </w:r>
     </w:p>
     <w:p>
@@ -1954,19 +1532,36 @@
         <w:spacing w:after="0" w:line="240" w:lineRule="auto"/>
         <w:rPr>
           <w:rFonts w:eastAsia="Times New Roman" w:cstheme="minorHAnsi"/>
-          <w:sz w:val="24"/>
-          <w:szCs w:val="24"/>
-          <w:lang w:eastAsia="en-IN"/>
-        </w:rPr>
-      </w:pPr>
-      <w:r>
-        <w:rPr>
-          <w:rFonts w:eastAsia="Times New Roman" w:cstheme="minorHAnsi"/>
-          <w:sz w:val="24"/>
-          <w:szCs w:val="24"/>
-          <w:lang w:eastAsia="en-IN"/>
-        </w:rPr>
-        <w:t xml:space="preserve">    SELECT *</w:t>
+          <w:lang w:eastAsia="en-IN"/>
+        </w:rPr>
+      </w:pPr>
+      <w:r>
+        <w:rPr>
+          <w:rFonts w:eastAsia="Times New Roman" w:cstheme="minorHAnsi"/>
+          <w:lang w:eastAsia="en-IN"/>
+        </w:rPr>
+        <w:t>) t;</w:t>
+      </w:r>
+    </w:p>
+    <w:p>
+      <w:pPr>
+        <w:spacing w:before="100" w:beforeAutospacing="1" w:after="100" w:afterAutospacing="1" w:line="240" w:lineRule="auto"/>
+        <w:outlineLvl w:val="2"/>
+        <w:rPr>
+          <w:rFonts w:eastAsia="Times New Roman" w:cstheme="minorHAnsi"/>
+          <w:b/>
+          <w:bCs/>
+          <w:lang w:eastAsia="en-IN"/>
+        </w:rPr>
+      </w:pPr>
+      <w:r>
+        <w:rPr>
+          <w:rFonts w:eastAsia="Times New Roman" w:cstheme="minorHAnsi"/>
+          <w:b/>
+          <w:bCs/>
+          <w:lang w:eastAsia="en-IN"/>
+        </w:rPr>
+        <w:t>CTE</w:t>
       </w:r>
     </w:p>
     <w:p>
@@ -1992,19 +1587,17 @@
         <w:spacing w:after="0" w:line="240" w:lineRule="auto"/>
         <w:rPr>
           <w:rFonts w:eastAsia="Times New Roman" w:cstheme="minorHAnsi"/>
-          <w:sz w:val="24"/>
-          <w:szCs w:val="24"/>
-          <w:lang w:eastAsia="en-IN"/>
-        </w:rPr>
-      </w:pPr>
-      <w:r>
-        <w:rPr>
-          <w:rFonts w:eastAsia="Times New Roman" w:cstheme="minorHAnsi"/>
-          <w:sz w:val="24"/>
-          <w:szCs w:val="24"/>
-          <w:lang w:eastAsia="en-IN"/>
-        </w:rPr>
-        <w:t xml:space="preserve">    FROM employees</w:t>
+          <w:noProof/>
+          <w:lang w:eastAsia="en-IN"/>
+        </w:rPr>
+      </w:pPr>
+      <w:r>
+        <w:rPr>
+          <w:rFonts w:eastAsia="Times New Roman" w:cstheme="minorHAnsi"/>
+          <w:noProof/>
+          <w:lang w:eastAsia="en-IN"/>
+        </w:rPr>
+        <w:t>WITH high_salary_employees AS (</w:t>
       </w:r>
     </w:p>
     <w:p>
@@ -2030,19 +1623,17 @@
         <w:spacing w:after="0" w:line="240" w:lineRule="auto"/>
         <w:rPr>
           <w:rFonts w:eastAsia="Times New Roman" w:cstheme="minorHAnsi"/>
-          <w:sz w:val="24"/>
-          <w:szCs w:val="24"/>
-          <w:lang w:eastAsia="en-IN"/>
-        </w:rPr>
-      </w:pPr>
-      <w:r>
-        <w:rPr>
-          <w:rFonts w:eastAsia="Times New Roman" w:cstheme="minorHAnsi"/>
-          <w:sz w:val="24"/>
-          <w:szCs w:val="24"/>
-          <w:lang w:eastAsia="en-IN"/>
-        </w:rPr>
-        <w:t xml:space="preserve">    WHERE salary &gt; 50000</w:t>
+          <w:noProof/>
+          <w:lang w:eastAsia="en-IN"/>
+        </w:rPr>
+      </w:pPr>
+      <w:r>
+        <w:rPr>
+          <w:rFonts w:eastAsia="Times New Roman" w:cstheme="minorHAnsi"/>
+          <w:noProof/>
+          <w:lang w:eastAsia="en-IN"/>
+        </w:rPr>
+        <w:t xml:space="preserve">    SELECT *</w:t>
       </w:r>
     </w:p>
     <w:p>
@@ -2068,19 +1659,17 @@
         <w:spacing w:after="0" w:line="240" w:lineRule="auto"/>
         <w:rPr>
           <w:rFonts w:eastAsia="Times New Roman" w:cstheme="minorHAnsi"/>
-          <w:sz w:val="24"/>
-          <w:szCs w:val="24"/>
-          <w:lang w:eastAsia="en-IN"/>
-        </w:rPr>
-      </w:pPr>
-      <w:r>
-        <w:rPr>
-          <w:rFonts w:eastAsia="Times New Roman" w:cstheme="minorHAnsi"/>
-          <w:sz w:val="24"/>
-          <w:szCs w:val="24"/>
-          <w:lang w:eastAsia="en-IN"/>
-        </w:rPr>
-        <w:t>)</w:t>
+          <w:noProof/>
+          <w:lang w:eastAsia="en-IN"/>
+        </w:rPr>
+      </w:pPr>
+      <w:r>
+        <w:rPr>
+          <w:rFonts w:eastAsia="Times New Roman" w:cstheme="minorHAnsi"/>
+          <w:noProof/>
+          <w:lang w:eastAsia="en-IN"/>
+        </w:rPr>
+        <w:t xml:space="preserve">    FROM employees</w:t>
       </w:r>
     </w:p>
     <w:p>
@@ -2106,19 +1695,17 @@
         <w:spacing w:after="0" w:line="240" w:lineRule="auto"/>
         <w:rPr>
           <w:rFonts w:eastAsia="Times New Roman" w:cstheme="minorHAnsi"/>
-          <w:sz w:val="24"/>
-          <w:szCs w:val="24"/>
-          <w:lang w:eastAsia="en-IN"/>
-        </w:rPr>
-      </w:pPr>
-      <w:r>
-        <w:rPr>
-          <w:rFonts w:eastAsia="Times New Roman" w:cstheme="minorHAnsi"/>
-          <w:sz w:val="24"/>
-          <w:szCs w:val="24"/>
-          <w:lang w:eastAsia="en-IN"/>
-        </w:rPr>
-        <w:t>SELECT *</w:t>
+          <w:noProof/>
+          <w:lang w:eastAsia="en-IN"/>
+        </w:rPr>
+      </w:pPr>
+      <w:r>
+        <w:rPr>
+          <w:rFonts w:eastAsia="Times New Roman" w:cstheme="minorHAnsi"/>
+          <w:noProof/>
+          <w:lang w:eastAsia="en-IN"/>
+        </w:rPr>
+        <w:t xml:space="preserve">    WHERE salary &gt; 50000</w:t>
       </w:r>
     </w:p>
     <w:p>
@@ -2144,181 +1731,17 @@
         <w:spacing w:after="0" w:line="240" w:lineRule="auto"/>
         <w:rPr>
           <w:rFonts w:eastAsia="Times New Roman" w:cstheme="minorHAnsi"/>
-          <w:sz w:val="24"/>
-          <w:szCs w:val="24"/>
-          <w:lang w:eastAsia="en-IN"/>
-        </w:rPr>
-      </w:pPr>
-      <w:r>
-        <w:rPr>
-          <w:rFonts w:eastAsia="Times New Roman" w:cstheme="minorHAnsi"/>
-          <w:sz w:val="24"/>
-          <w:szCs w:val="24"/>
-          <w:lang w:eastAsia="en-IN"/>
-        </w:rPr>
-        <w:t xml:space="preserve">FROM </w:t>
-      </w:r>
-      <w:proofErr w:type="spellStart"/>
-      <w:r>
-        <w:rPr>
-          <w:rFonts w:eastAsia="Times New Roman" w:cstheme="minorHAnsi"/>
-          <w:sz w:val="24"/>
-          <w:szCs w:val="24"/>
-          <w:lang w:eastAsia="en-IN"/>
-        </w:rPr>
-        <w:t>high_salary_employees</w:t>
-      </w:r>
-      <w:proofErr w:type="spellEnd"/>
-      <w:r>
-        <w:rPr>
-          <w:rFonts w:eastAsia="Times New Roman" w:cstheme="minorHAnsi"/>
-          <w:sz w:val="24"/>
-          <w:szCs w:val="24"/>
-          <w:lang w:eastAsia="en-IN"/>
-        </w:rPr>
-        <w:t>;</w:t>
-      </w:r>
-    </w:p>
-    <w:p>
-      <w:pPr>
-        <w:spacing w:before="100" w:beforeAutospacing="1" w:after="100" w:afterAutospacing="1" w:line="240" w:lineRule="auto"/>
-        <w:rPr>
-          <w:rFonts w:eastAsia="Times New Roman" w:cstheme="minorHAnsi"/>
-          <w:sz w:val="24"/>
-          <w:szCs w:val="24"/>
-          <w:lang w:eastAsia="en-IN"/>
-        </w:rPr>
-      </w:pPr>
-      <w:r>
-        <w:rPr>
-          <w:rFonts w:eastAsia="Times New Roman" w:cstheme="minorHAnsi"/>
-          <w:sz w:val="24"/>
-          <w:szCs w:val="24"/>
-          <w:lang w:eastAsia="en-IN"/>
-        </w:rPr>
-        <w:t>CTE is:</w:t>
-      </w:r>
-    </w:p>
-    <w:p>
-      <w:pPr>
-        <w:numPr>
-          <w:ilvl w:val="0"/>
-          <w:numId w:val="3"/>
-        </w:numPr>
-        <w:spacing w:before="100" w:beforeAutospacing="1" w:after="100" w:afterAutospacing="1" w:line="240" w:lineRule="auto"/>
-        <w:rPr>
-          <w:rFonts w:eastAsia="Times New Roman" w:cstheme="minorHAnsi"/>
-          <w:sz w:val="24"/>
-          <w:szCs w:val="24"/>
-          <w:lang w:eastAsia="en-IN"/>
-        </w:rPr>
-      </w:pPr>
-      <w:r>
-        <w:rPr>
-          <w:rFonts w:eastAsia="Times New Roman" w:cstheme="minorHAnsi"/>
-          <w:sz w:val="24"/>
-          <w:szCs w:val="24"/>
-          <w:lang w:eastAsia="en-IN"/>
-        </w:rPr>
-        <w:t>Easier to read</w:t>
-      </w:r>
-    </w:p>
-    <w:p>
-      <w:pPr>
-        <w:numPr>
-          <w:ilvl w:val="0"/>
-          <w:numId w:val="3"/>
-        </w:numPr>
-        <w:spacing w:before="100" w:beforeAutospacing="1" w:after="100" w:afterAutospacing="1" w:line="240" w:lineRule="auto"/>
-        <w:rPr>
-          <w:rFonts w:eastAsia="Times New Roman" w:cstheme="minorHAnsi"/>
-          <w:sz w:val="24"/>
-          <w:szCs w:val="24"/>
-          <w:lang w:eastAsia="en-IN"/>
-        </w:rPr>
-      </w:pPr>
-      <w:r>
-        <w:rPr>
-          <w:rFonts w:eastAsia="Times New Roman" w:cstheme="minorHAnsi"/>
-          <w:sz w:val="24"/>
-          <w:szCs w:val="24"/>
-          <w:lang w:eastAsia="en-IN"/>
-        </w:rPr>
-        <w:t>Easier to debug</w:t>
-      </w:r>
-    </w:p>
-    <w:p>
-      <w:pPr>
-        <w:numPr>
-          <w:ilvl w:val="0"/>
-          <w:numId w:val="3"/>
-        </w:numPr>
-        <w:spacing w:before="100" w:beforeAutospacing="1" w:after="100" w:afterAutospacing="1" w:line="240" w:lineRule="auto"/>
-        <w:rPr>
-          <w:rFonts w:eastAsia="Times New Roman" w:cstheme="minorHAnsi"/>
-          <w:sz w:val="24"/>
-          <w:szCs w:val="24"/>
-          <w:lang w:eastAsia="en-IN"/>
-        </w:rPr>
-      </w:pPr>
-      <w:r>
-        <w:rPr>
-          <w:rFonts w:eastAsia="Times New Roman" w:cstheme="minorHAnsi"/>
-          <w:sz w:val="24"/>
-          <w:szCs w:val="24"/>
-          <w:lang w:eastAsia="en-IN"/>
-        </w:rPr>
-        <w:lastRenderedPageBreak/>
-        <w:t>Preferred in interviews</w:t>
-      </w:r>
-    </w:p>
-    <w:p>
-      <w:pPr>
-        <w:spacing w:after="0" w:line="240" w:lineRule="auto"/>
-        <w:rPr>
-          <w:rFonts w:eastAsia="Times New Roman" w:cstheme="minorHAnsi"/>
-          <w:sz w:val="24"/>
-          <w:szCs w:val="24"/>
-          <w:lang w:eastAsia="en-IN"/>
-        </w:rPr>
-      </w:pPr>
-      <w:r>
-        <w:rPr>
-          <w:rFonts w:eastAsia="Times New Roman" w:cstheme="minorHAnsi"/>
-          <w:sz w:val="24"/>
-          <w:szCs w:val="24"/>
-          <w:lang w:eastAsia="en-IN"/>
-        </w:rPr>
-        <w:pict>
-          <v:rect id="_x0000_i1031" style="width:0;height:1.5pt" o:hralign="center" o:hrstd="t" o:hr="t" fillcolor="#a0a0a0" stroked="f"/>
-        </w:pict>
-      </w:r>
-    </w:p>
-    <w:p>
-      <w:pPr>
-        <w:spacing w:before="100" w:beforeAutospacing="1" w:after="100" w:afterAutospacing="1" w:line="240" w:lineRule="auto"/>
-        <w:outlineLvl w:val="0"/>
-        <w:rPr>
-          <w:rFonts w:eastAsia="Times New Roman" w:cstheme="minorHAnsi"/>
-          <w:b/>
-          <w:bCs/>
-          <w:kern w:val="36"/>
-          <w:sz w:val="24"/>
-          <w:szCs w:val="24"/>
-          <w:lang w:eastAsia="en-IN"/>
-        </w:rPr>
-      </w:pPr>
-      <w:r>
-        <w:rPr>
-          <w:rFonts w:eastAsia="Times New Roman" w:cstheme="minorHAnsi"/>
-          <w:b/>
-          <w:bCs/>
-          <w:kern w:val="36"/>
-          <w:sz w:val="24"/>
-          <w:szCs w:val="24"/>
-          <w:lang w:eastAsia="en-IN"/>
-        </w:rPr>
-        <w:t>Example: Department-wise Average Salary Using CTE</w:t>
+          <w:noProof/>
+          <w:lang w:eastAsia="en-IN"/>
+        </w:rPr>
+      </w:pPr>
+      <w:r>
+        <w:rPr>
+          <w:rFonts w:eastAsia="Times New Roman" w:cstheme="minorHAnsi"/>
+          <w:noProof/>
+          <w:lang w:eastAsia="en-IN"/>
+        </w:rPr>
+        <w:t>)</w:t>
       </w:r>
     </w:p>
     <w:p>
@@ -2344,40 +1767,10 @@
         <w:spacing w:after="0" w:line="240" w:lineRule="auto"/>
         <w:rPr>
           <w:rFonts w:eastAsia="Times New Roman" w:cstheme="minorHAnsi"/>
-          <w:sz w:val="24"/>
-          <w:szCs w:val="24"/>
-          <w:lang w:eastAsia="en-IN"/>
-        </w:rPr>
-      </w:pPr>
-      <w:r>
-        <w:rPr>
-          <w:rFonts w:eastAsia="Times New Roman" w:cstheme="minorHAnsi"/>
-          <w:sz w:val="24"/>
-          <w:szCs w:val="24"/>
-          <w:lang w:eastAsia="en-IN"/>
-        </w:rPr>
-        <w:t xml:space="preserve">WITH </w:t>
-      </w:r>
-      <w:proofErr w:type="spellStart"/>
-      <w:r>
-        <w:rPr>
-          <w:rFonts w:eastAsia="Times New Roman" w:cstheme="minorHAnsi"/>
-          <w:sz w:val="24"/>
-          <w:szCs w:val="24"/>
-          <w:lang w:eastAsia="en-IN"/>
-        </w:rPr>
-        <w:t>dept_avg</w:t>
-      </w:r>
-      <w:proofErr w:type="spellEnd"/>
-      <w:r>
-        <w:rPr>
-          <w:rFonts w:eastAsia="Times New Roman" w:cstheme="minorHAnsi"/>
-          <w:sz w:val="24"/>
-          <w:szCs w:val="24"/>
-          <w:lang w:eastAsia="en-IN"/>
-        </w:rPr>
-        <w:t xml:space="preserve"> AS (</w:t>
-      </w:r>
+          <w:noProof/>
+          <w:lang w:eastAsia="en-IN"/>
+        </w:rPr>
+      </w:pPr>
     </w:p>
     <w:p>
       <w:pPr>
@@ -2402,51 +1795,18 @@
         <w:spacing w:after="0" w:line="240" w:lineRule="auto"/>
         <w:rPr>
           <w:rFonts w:eastAsia="Times New Roman" w:cstheme="minorHAnsi"/>
-          <w:sz w:val="24"/>
-          <w:szCs w:val="24"/>
-          <w:lang w:eastAsia="en-IN"/>
-        </w:rPr>
-      </w:pPr>
-      <w:r>
-        <w:rPr>
-          <w:rFonts w:eastAsia="Times New Roman" w:cstheme="minorHAnsi"/>
-          <w:sz w:val="24"/>
-          <w:szCs w:val="24"/>
-          <w:lang w:eastAsia="en-IN"/>
-        </w:rPr>
-        <w:t xml:space="preserve">    SELECT department, </w:t>
-      </w:r>
-      <w:proofErr w:type="gramStart"/>
-      <w:r>
-        <w:rPr>
-          <w:rFonts w:eastAsia="Times New Roman" w:cstheme="minorHAnsi"/>
-          <w:sz w:val="24"/>
-          <w:szCs w:val="24"/>
-          <w:lang w:eastAsia="en-IN"/>
-        </w:rPr>
-        <w:t>AVG(</w:t>
-      </w:r>
-      <w:proofErr w:type="gramEnd"/>
-      <w:r>
-        <w:rPr>
-          <w:rFonts w:eastAsia="Times New Roman" w:cstheme="minorHAnsi"/>
-          <w:sz w:val="24"/>
-          <w:szCs w:val="24"/>
-          <w:lang w:eastAsia="en-IN"/>
-        </w:rPr>
-        <w:t xml:space="preserve">salary) AS </w:t>
-      </w:r>
-      <w:proofErr w:type="spellStart"/>
-      <w:r>
-        <w:rPr>
-          <w:rFonts w:eastAsia="Times New Roman" w:cstheme="minorHAnsi"/>
-          <w:sz w:val="24"/>
-          <w:szCs w:val="24"/>
-          <w:lang w:eastAsia="en-IN"/>
-        </w:rPr>
-        <w:t>avg_salary</w:t>
-      </w:r>
-      <w:proofErr w:type="spellEnd"/>
+          <w:noProof/>
+          <w:lang w:eastAsia="en-IN"/>
+        </w:rPr>
+      </w:pPr>
+      <w:r>
+        <w:rPr>
+          <w:rFonts w:eastAsia="Times New Roman" w:cstheme="minorHAnsi"/>
+          <w:noProof/>
+          <w:lang w:eastAsia="en-IN"/>
+        </w:rPr>
+        <w:t>SELECT *</w:t>
+      </w:r>
     </w:p>
     <w:p>
       <w:pPr>
@@ -2471,19 +1831,135 @@
         <w:spacing w:after="0" w:line="240" w:lineRule="auto"/>
         <w:rPr>
           <w:rFonts w:eastAsia="Times New Roman" w:cstheme="minorHAnsi"/>
-          <w:sz w:val="24"/>
-          <w:szCs w:val="24"/>
-          <w:lang w:eastAsia="en-IN"/>
-        </w:rPr>
-      </w:pPr>
-      <w:r>
-        <w:rPr>
-          <w:rFonts w:eastAsia="Times New Roman" w:cstheme="minorHAnsi"/>
-          <w:sz w:val="24"/>
-          <w:szCs w:val="24"/>
-          <w:lang w:eastAsia="en-IN"/>
-        </w:rPr>
-        <w:t xml:space="preserve">    FROM employees</w:t>
+          <w:noProof/>
+          <w:lang w:eastAsia="en-IN"/>
+        </w:rPr>
+      </w:pPr>
+      <w:r>
+        <w:rPr>
+          <w:rFonts w:eastAsia="Times New Roman" w:cstheme="minorHAnsi"/>
+          <w:noProof/>
+          <w:lang w:eastAsia="en-IN"/>
+        </w:rPr>
+        <w:t>FROM high_salary_employees;</w:t>
+      </w:r>
+    </w:p>
+    <w:p>
+      <w:pPr>
+        <w:spacing w:before="100" w:beforeAutospacing="1" w:after="100" w:afterAutospacing="1" w:line="240" w:lineRule="auto"/>
+        <w:rPr>
+          <w:rFonts w:eastAsia="Times New Roman" w:cstheme="minorHAnsi"/>
+          <w:lang w:eastAsia="en-IN"/>
+        </w:rPr>
+      </w:pPr>
+      <w:r>
+        <w:rPr>
+          <w:rFonts w:eastAsia="Times New Roman" w:cstheme="minorHAnsi"/>
+          <w:lang w:eastAsia="en-IN"/>
+        </w:rPr>
+        <w:t>CTE is:</w:t>
+      </w:r>
+    </w:p>
+    <w:p>
+      <w:pPr>
+        <w:numPr>
+          <w:ilvl w:val="0"/>
+          <w:numId w:val="3"/>
+        </w:numPr>
+        <w:spacing w:before="100" w:beforeAutospacing="1" w:after="100" w:afterAutospacing="1" w:line="240" w:lineRule="auto"/>
+        <w:rPr>
+          <w:rFonts w:eastAsia="Times New Roman" w:cstheme="minorHAnsi"/>
+          <w:lang w:eastAsia="en-IN"/>
+        </w:rPr>
+      </w:pPr>
+      <w:r>
+        <w:rPr>
+          <w:rFonts w:eastAsia="Times New Roman" w:cstheme="minorHAnsi"/>
+          <w:lang w:eastAsia="en-IN"/>
+        </w:rPr>
+        <w:t>Easier to read</w:t>
+      </w:r>
+    </w:p>
+    <w:p>
+      <w:pPr>
+        <w:numPr>
+          <w:ilvl w:val="0"/>
+          <w:numId w:val="3"/>
+        </w:numPr>
+        <w:spacing w:before="100" w:beforeAutospacing="1" w:after="100" w:afterAutospacing="1" w:line="240" w:lineRule="auto"/>
+        <w:rPr>
+          <w:rFonts w:eastAsia="Times New Roman" w:cstheme="minorHAnsi"/>
+          <w:lang w:eastAsia="en-IN"/>
+        </w:rPr>
+      </w:pPr>
+      <w:r>
+        <w:rPr>
+          <w:rFonts w:eastAsia="Times New Roman" w:cstheme="minorHAnsi"/>
+          <w:lang w:eastAsia="en-IN"/>
+        </w:rPr>
+        <w:t>Easier to debug</w:t>
+      </w:r>
+    </w:p>
+    <w:p>
+      <w:pPr>
+        <w:numPr>
+          <w:ilvl w:val="0"/>
+          <w:numId w:val="3"/>
+        </w:numPr>
+        <w:spacing w:before="100" w:beforeAutospacing="1" w:after="100" w:afterAutospacing="1" w:line="240" w:lineRule="auto"/>
+        <w:rPr>
+          <w:rFonts w:eastAsia="Times New Roman" w:cstheme="minorHAnsi"/>
+          <w:lang w:eastAsia="en-IN"/>
+        </w:rPr>
+      </w:pPr>
+      <w:r>
+        <w:rPr>
+          <w:rFonts w:eastAsia="Times New Roman" w:cstheme="minorHAnsi"/>
+          <w:lang w:eastAsia="en-IN"/>
+        </w:rPr>
+        <w:t>Preferred in interviews</w:t>
+      </w:r>
+    </w:p>
+    <w:p>
+      <w:pPr>
+        <w:spacing w:after="0" w:line="240" w:lineRule="auto"/>
+        <w:rPr>
+          <w:rFonts w:eastAsia="Times New Roman" w:cstheme="minorHAnsi"/>
+          <w:lang w:eastAsia="en-IN"/>
+        </w:rPr>
+      </w:pPr>
+      <w:r>
+        <w:rPr>
+          <w:rFonts w:eastAsia="Times New Roman" w:cstheme="minorHAnsi"/>
+          <w:lang w:eastAsia="en-IN"/>
+        </w:rPr>
+        <w:pict>
+          <v:rect id="_x0000_i1031" style="width:0;height:1.5pt" o:hralign="center" o:hrstd="t" o:hr="t" fillcolor="#a0a0a0" stroked="f"/>
+        </w:pict>
+      </w:r>
+    </w:p>
+    <w:p>
+      <w:pPr>
+        <w:spacing w:before="100" w:beforeAutospacing="1" w:after="100" w:afterAutospacing="1" w:line="240" w:lineRule="auto"/>
+        <w:outlineLvl w:val="0"/>
+        <w:rPr>
+          <w:rFonts w:eastAsia="Times New Roman" w:cstheme="minorHAnsi"/>
+          <w:b/>
+          <w:bCs/>
+          <w:kern w:val="36"/>
+          <w:lang w:eastAsia="en-IN"/>
+        </w:rPr>
+      </w:pPr>
+      <w:r>
+        <w:rPr>
+          <w:rFonts w:eastAsia="Times New Roman" w:cstheme="minorHAnsi"/>
+          <w:b/>
+          <w:bCs/>
+          <w:kern w:val="36"/>
+          <w:lang w:eastAsia="en-IN"/>
+        </w:rPr>
+        <w:lastRenderedPageBreak/>
+        <w:t>Example: Department-wise Average Salary Using CTE</w:t>
       </w:r>
     </w:p>
     <w:p>
@@ -2509,19 +1985,17 @@
         <w:spacing w:after="0" w:line="240" w:lineRule="auto"/>
         <w:rPr>
           <w:rFonts w:eastAsia="Times New Roman" w:cstheme="minorHAnsi"/>
-          <w:sz w:val="24"/>
-          <w:szCs w:val="24"/>
-          <w:lang w:eastAsia="en-IN"/>
-        </w:rPr>
-      </w:pPr>
-      <w:r>
-        <w:rPr>
-          <w:rFonts w:eastAsia="Times New Roman" w:cstheme="minorHAnsi"/>
-          <w:sz w:val="24"/>
-          <w:szCs w:val="24"/>
-          <w:lang w:eastAsia="en-IN"/>
-        </w:rPr>
-        <w:t xml:space="preserve">    GROUP BY department</w:t>
+          <w:noProof/>
+          <w:lang w:eastAsia="en-IN"/>
+        </w:rPr>
+      </w:pPr>
+      <w:r>
+        <w:rPr>
+          <w:rFonts w:eastAsia="Times New Roman" w:cstheme="minorHAnsi"/>
+          <w:noProof/>
+          <w:lang w:eastAsia="en-IN"/>
+        </w:rPr>
+        <w:t>WITH dept_avg AS (</w:t>
       </w:r>
     </w:p>
     <w:p>
@@ -2547,19 +2021,17 @@
         <w:spacing w:after="0" w:line="240" w:lineRule="auto"/>
         <w:rPr>
           <w:rFonts w:eastAsia="Times New Roman" w:cstheme="minorHAnsi"/>
-          <w:sz w:val="24"/>
-          <w:szCs w:val="24"/>
-          <w:lang w:eastAsia="en-IN"/>
-        </w:rPr>
-      </w:pPr>
-      <w:r>
-        <w:rPr>
-          <w:rFonts w:eastAsia="Times New Roman" w:cstheme="minorHAnsi"/>
-          <w:sz w:val="24"/>
-          <w:szCs w:val="24"/>
-          <w:lang w:eastAsia="en-IN"/>
-        </w:rPr>
-        <w:t>)</w:t>
+          <w:noProof/>
+          <w:lang w:eastAsia="en-IN"/>
+        </w:rPr>
+      </w:pPr>
+      <w:r>
+        <w:rPr>
+          <w:rFonts w:eastAsia="Times New Roman" w:cstheme="minorHAnsi"/>
+          <w:noProof/>
+          <w:lang w:eastAsia="en-IN"/>
+        </w:rPr>
+        <w:t xml:space="preserve">    SELECT department, AVG(salary) AS avg_salary</w:t>
       </w:r>
     </w:p>
     <w:p>
@@ -2585,19 +2057,17 @@
         <w:spacing w:after="0" w:line="240" w:lineRule="auto"/>
         <w:rPr>
           <w:rFonts w:eastAsia="Times New Roman" w:cstheme="minorHAnsi"/>
-          <w:sz w:val="24"/>
-          <w:szCs w:val="24"/>
-          <w:lang w:eastAsia="en-IN"/>
-        </w:rPr>
-      </w:pPr>
-      <w:r>
-        <w:rPr>
-          <w:rFonts w:eastAsia="Times New Roman" w:cstheme="minorHAnsi"/>
-          <w:sz w:val="24"/>
-          <w:szCs w:val="24"/>
-          <w:lang w:eastAsia="en-IN"/>
-        </w:rPr>
-        <w:t>SELECT *</w:t>
+          <w:noProof/>
+          <w:lang w:eastAsia="en-IN"/>
+        </w:rPr>
+      </w:pPr>
+      <w:r>
+        <w:rPr>
+          <w:rFonts w:eastAsia="Times New Roman" w:cstheme="minorHAnsi"/>
+          <w:noProof/>
+          <w:lang w:eastAsia="en-IN"/>
+        </w:rPr>
+        <w:t xml:space="preserve">    FROM employees</w:t>
       </w:r>
     </w:p>
     <w:p>
@@ -2623,31 +2093,18 @@
         <w:spacing w:after="0" w:line="240" w:lineRule="auto"/>
         <w:rPr>
           <w:rFonts w:eastAsia="Times New Roman" w:cstheme="minorHAnsi"/>
-          <w:sz w:val="24"/>
-          <w:szCs w:val="24"/>
-          <w:lang w:eastAsia="en-IN"/>
-        </w:rPr>
-      </w:pPr>
-      <w:r>
-        <w:rPr>
-          <w:rFonts w:eastAsia="Times New Roman" w:cstheme="minorHAnsi"/>
-          <w:sz w:val="24"/>
-          <w:szCs w:val="24"/>
-          <w:lang w:eastAsia="en-IN"/>
-        </w:rPr>
-        <w:t xml:space="preserve">FROM </w:t>
-      </w:r>
-      <w:proofErr w:type="spellStart"/>
-      <w:r>
-        <w:rPr>
-          <w:rFonts w:eastAsia="Times New Roman" w:cstheme="minorHAnsi"/>
-          <w:sz w:val="24"/>
-          <w:szCs w:val="24"/>
-          <w:lang w:eastAsia="en-IN"/>
-        </w:rPr>
-        <w:t>dept_avg</w:t>
-      </w:r>
-      <w:proofErr w:type="spellEnd"/>
+          <w:noProof/>
+          <w:lang w:eastAsia="en-IN"/>
+        </w:rPr>
+      </w:pPr>
+      <w:r>
+        <w:rPr>
+          <w:rFonts w:eastAsia="Times New Roman" w:cstheme="minorHAnsi"/>
+          <w:noProof/>
+          <w:lang w:eastAsia="en-IN"/>
+        </w:rPr>
+        <w:t xml:space="preserve">    GROUP BY department</w:t>
+      </w:r>
     </w:p>
     <w:p>
       <w:pPr>
@@ -2672,156 +2129,17 @@
         <w:spacing w:after="0" w:line="240" w:lineRule="auto"/>
         <w:rPr>
           <w:rFonts w:eastAsia="Times New Roman" w:cstheme="minorHAnsi"/>
-          <w:sz w:val="24"/>
-          <w:szCs w:val="24"/>
-          <w:lang w:eastAsia="en-IN"/>
-        </w:rPr>
-      </w:pPr>
-      <w:r>
-        <w:rPr>
-          <w:rFonts w:eastAsia="Times New Roman" w:cstheme="minorHAnsi"/>
-          <w:sz w:val="24"/>
-          <w:szCs w:val="24"/>
-          <w:lang w:eastAsia="en-IN"/>
-        </w:rPr>
-        <w:t xml:space="preserve">WHERE </w:t>
-      </w:r>
-      <w:proofErr w:type="spellStart"/>
-      <w:r>
-        <w:rPr>
-          <w:rFonts w:eastAsia="Times New Roman" w:cstheme="minorHAnsi"/>
-          <w:sz w:val="24"/>
-          <w:szCs w:val="24"/>
-          <w:lang w:eastAsia="en-IN"/>
-        </w:rPr>
-        <w:t>avg_salary</w:t>
-      </w:r>
-      <w:proofErr w:type="spellEnd"/>
-      <w:r>
-        <w:rPr>
-          <w:rFonts w:eastAsia="Times New Roman" w:cstheme="minorHAnsi"/>
-          <w:sz w:val="24"/>
-          <w:szCs w:val="24"/>
-          <w:lang w:eastAsia="en-IN"/>
-        </w:rPr>
-        <w:t xml:space="preserve"> &gt; 60000;</w:t>
-      </w:r>
-    </w:p>
-    <w:p>
-      <w:pPr>
-        <w:spacing w:before="100" w:beforeAutospacing="1" w:after="100" w:afterAutospacing="1" w:line="240" w:lineRule="auto"/>
-        <w:rPr>
-          <w:rFonts w:eastAsia="Times New Roman" w:cstheme="minorHAnsi"/>
-          <w:sz w:val="24"/>
-          <w:szCs w:val="24"/>
-          <w:lang w:eastAsia="en-IN"/>
-        </w:rPr>
-      </w:pPr>
-      <w:r>
-        <w:rPr>
-          <w:rFonts w:eastAsia="Times New Roman" w:cstheme="minorHAnsi"/>
-          <w:sz w:val="24"/>
-          <w:szCs w:val="24"/>
-          <w:lang w:eastAsia="en-IN"/>
-        </w:rPr>
-        <w:t>Explanation:</w:t>
-      </w:r>
-    </w:p>
-    <w:p>
-      <w:pPr>
-        <w:numPr>
-          <w:ilvl w:val="0"/>
-          <w:numId w:val="4"/>
-        </w:numPr>
-        <w:spacing w:before="100" w:beforeAutospacing="1" w:after="100" w:afterAutospacing="1" w:line="240" w:lineRule="auto"/>
-        <w:rPr>
-          <w:rFonts w:eastAsia="Times New Roman" w:cstheme="minorHAnsi"/>
-          <w:sz w:val="24"/>
-          <w:szCs w:val="24"/>
-          <w:lang w:eastAsia="en-IN"/>
-        </w:rPr>
-      </w:pPr>
-      <w:r>
-        <w:rPr>
-          <w:rFonts w:eastAsia="Times New Roman" w:cstheme="minorHAnsi"/>
-          <w:sz w:val="24"/>
-          <w:szCs w:val="24"/>
-          <w:lang w:eastAsia="en-IN"/>
-        </w:rPr>
-        <w:t>First step: calculate department average</w:t>
-      </w:r>
-    </w:p>
-    <w:p>
-      <w:pPr>
-        <w:numPr>
-          <w:ilvl w:val="0"/>
-          <w:numId w:val="4"/>
-        </w:numPr>
-        <w:spacing w:before="100" w:beforeAutospacing="1" w:after="100" w:afterAutospacing="1" w:line="240" w:lineRule="auto"/>
-        <w:rPr>
-          <w:rFonts w:eastAsia="Times New Roman" w:cstheme="minorHAnsi"/>
-          <w:sz w:val="24"/>
-          <w:szCs w:val="24"/>
-          <w:lang w:eastAsia="en-IN"/>
-        </w:rPr>
-      </w:pPr>
-      <w:r>
-        <w:rPr>
-          <w:rFonts w:eastAsia="Times New Roman" w:cstheme="minorHAnsi"/>
-          <w:sz w:val="24"/>
-          <w:szCs w:val="24"/>
-          <w:lang w:eastAsia="en-IN"/>
-        </w:rPr>
-        <w:t>Second step: filter results</w:t>
-      </w:r>
-    </w:p>
-    <w:p>
-      <w:pPr>
-        <w:spacing w:after="0" w:line="240" w:lineRule="auto"/>
-        <w:rPr>
-          <w:rFonts w:eastAsia="Times New Roman" w:cstheme="minorHAnsi"/>
-          <w:sz w:val="24"/>
-          <w:szCs w:val="24"/>
-          <w:lang w:eastAsia="en-IN"/>
-        </w:rPr>
-      </w:pPr>
-      <w:r>
-        <w:rPr>
-          <w:rFonts w:eastAsia="Times New Roman" w:cstheme="minorHAnsi"/>
-          <w:sz w:val="24"/>
-          <w:szCs w:val="24"/>
-          <w:lang w:eastAsia="en-IN"/>
-        </w:rPr>
-        <w:pict>
-          <v:rect id="_x0000_i1032" style="width:0;height:1.5pt" o:hralign="center" o:hrstd="t" o:hr="t" fillcolor="#a0a0a0" stroked="f"/>
-        </w:pict>
-      </w:r>
-    </w:p>
-    <w:p>
-      <w:pPr>
-        <w:spacing w:before="100" w:beforeAutospacing="1" w:after="100" w:afterAutospacing="1" w:line="240" w:lineRule="auto"/>
-        <w:outlineLvl w:val="0"/>
-        <w:rPr>
-          <w:rFonts w:eastAsia="Times New Roman" w:cstheme="minorHAnsi"/>
-          <w:b/>
-          <w:bCs/>
-          <w:kern w:val="36"/>
-          <w:sz w:val="24"/>
-          <w:szCs w:val="24"/>
-          <w:lang w:eastAsia="en-IN"/>
-        </w:rPr>
-      </w:pPr>
-      <w:r>
-        <w:rPr>
-          <w:rFonts w:eastAsia="Times New Roman" w:cstheme="minorHAnsi"/>
-          <w:b/>
-          <w:bCs/>
-          <w:kern w:val="36"/>
-          <w:sz w:val="24"/>
-          <w:szCs w:val="24"/>
-          <w:lang w:eastAsia="en-IN"/>
-        </w:rPr>
-        <w:t>Using Multiple CTEs</w:t>
+          <w:noProof/>
+          <w:lang w:eastAsia="en-IN"/>
+        </w:rPr>
+      </w:pPr>
+      <w:r>
+        <w:rPr>
+          <w:rFonts w:eastAsia="Times New Roman" w:cstheme="minorHAnsi"/>
+          <w:noProof/>
+          <w:lang w:eastAsia="en-IN"/>
+        </w:rPr>
+        <w:t>)</w:t>
       </w:r>
     </w:p>
     <w:p>
@@ -2847,39 +2165,17 @@
         <w:spacing w:after="0" w:line="240" w:lineRule="auto"/>
         <w:rPr>
           <w:rFonts w:eastAsia="Times New Roman" w:cstheme="minorHAnsi"/>
-          <w:sz w:val="24"/>
-          <w:szCs w:val="24"/>
-          <w:lang w:eastAsia="en-IN"/>
-        </w:rPr>
-      </w:pPr>
-      <w:r>
-        <w:rPr>
-          <w:rFonts w:eastAsia="Times New Roman" w:cstheme="minorHAnsi"/>
-          <w:sz w:val="24"/>
-          <w:szCs w:val="24"/>
-          <w:lang w:eastAsia="en-IN"/>
-        </w:rPr>
-        <w:t xml:space="preserve">WITH </w:t>
-      </w:r>
-      <w:proofErr w:type="spellStart"/>
-      <w:r>
-        <w:rPr>
-          <w:rFonts w:eastAsia="Times New Roman" w:cstheme="minorHAnsi"/>
-          <w:sz w:val="24"/>
-          <w:szCs w:val="24"/>
-          <w:lang w:eastAsia="en-IN"/>
-        </w:rPr>
-        <w:t>dept_avg</w:t>
-      </w:r>
-      <w:proofErr w:type="spellEnd"/>
-      <w:r>
-        <w:rPr>
-          <w:rFonts w:eastAsia="Times New Roman" w:cstheme="minorHAnsi"/>
-          <w:sz w:val="24"/>
-          <w:szCs w:val="24"/>
-          <w:lang w:eastAsia="en-IN"/>
-        </w:rPr>
-        <w:t xml:space="preserve"> AS (</w:t>
+          <w:noProof/>
+          <w:lang w:eastAsia="en-IN"/>
+        </w:rPr>
+      </w:pPr>
+      <w:r>
+        <w:rPr>
+          <w:rFonts w:eastAsia="Times New Roman" w:cstheme="minorHAnsi"/>
+          <w:noProof/>
+          <w:lang w:eastAsia="en-IN"/>
+        </w:rPr>
+        <w:t>SELECT *</w:t>
       </w:r>
     </w:p>
     <w:p>
@@ -2905,51 +2201,18 @@
         <w:spacing w:after="0" w:line="240" w:lineRule="auto"/>
         <w:rPr>
           <w:rFonts w:eastAsia="Times New Roman" w:cstheme="minorHAnsi"/>
-          <w:sz w:val="24"/>
-          <w:szCs w:val="24"/>
-          <w:lang w:eastAsia="en-IN"/>
-        </w:rPr>
-      </w:pPr>
-      <w:r>
-        <w:rPr>
-          <w:rFonts w:eastAsia="Times New Roman" w:cstheme="minorHAnsi"/>
-          <w:sz w:val="24"/>
-          <w:szCs w:val="24"/>
-          <w:lang w:eastAsia="en-IN"/>
-        </w:rPr>
-        <w:t xml:space="preserve">    SELECT department, </w:t>
-      </w:r>
-      <w:proofErr w:type="gramStart"/>
-      <w:r>
-        <w:rPr>
-          <w:rFonts w:eastAsia="Times New Roman" w:cstheme="minorHAnsi"/>
-          <w:sz w:val="24"/>
-          <w:szCs w:val="24"/>
-          <w:lang w:eastAsia="en-IN"/>
-        </w:rPr>
-        <w:t>AVG(</w:t>
-      </w:r>
-      <w:proofErr w:type="gramEnd"/>
-      <w:r>
-        <w:rPr>
-          <w:rFonts w:eastAsia="Times New Roman" w:cstheme="minorHAnsi"/>
-          <w:sz w:val="24"/>
-          <w:szCs w:val="24"/>
-          <w:lang w:eastAsia="en-IN"/>
-        </w:rPr>
-        <w:t xml:space="preserve">salary) AS </w:t>
-      </w:r>
-      <w:proofErr w:type="spellStart"/>
-      <w:r>
-        <w:rPr>
-          <w:rFonts w:eastAsia="Times New Roman" w:cstheme="minorHAnsi"/>
-          <w:sz w:val="24"/>
-          <w:szCs w:val="24"/>
-          <w:lang w:eastAsia="en-IN"/>
-        </w:rPr>
-        <w:t>avg_salary</w:t>
-      </w:r>
-      <w:proofErr w:type="spellEnd"/>
+          <w:noProof/>
+          <w:lang w:eastAsia="en-IN"/>
+        </w:rPr>
+      </w:pPr>
+      <w:r>
+        <w:rPr>
+          <w:rFonts w:eastAsia="Times New Roman" w:cstheme="minorHAnsi"/>
+          <w:noProof/>
+          <w:lang w:eastAsia="en-IN"/>
+        </w:rPr>
+        <w:t>FROM dept_avg</w:t>
+      </w:r>
     </w:p>
     <w:p>
       <w:pPr>
@@ -2974,19 +2237,114 @@
         <w:spacing w:after="0" w:line="240" w:lineRule="auto"/>
         <w:rPr>
           <w:rFonts w:eastAsia="Times New Roman" w:cstheme="minorHAnsi"/>
-          <w:sz w:val="24"/>
-          <w:szCs w:val="24"/>
-          <w:lang w:eastAsia="en-IN"/>
-        </w:rPr>
-      </w:pPr>
-      <w:r>
-        <w:rPr>
-          <w:rFonts w:eastAsia="Times New Roman" w:cstheme="minorHAnsi"/>
-          <w:sz w:val="24"/>
-          <w:szCs w:val="24"/>
-          <w:lang w:eastAsia="en-IN"/>
-        </w:rPr>
-        <w:t xml:space="preserve">    FROM employees</w:t>
+          <w:noProof/>
+          <w:lang w:eastAsia="en-IN"/>
+        </w:rPr>
+      </w:pPr>
+      <w:r>
+        <w:rPr>
+          <w:rFonts w:eastAsia="Times New Roman" w:cstheme="minorHAnsi"/>
+          <w:noProof/>
+          <w:lang w:eastAsia="en-IN"/>
+        </w:rPr>
+        <w:t>WHERE avg_salary &gt; 60000;</w:t>
+      </w:r>
+    </w:p>
+    <w:p>
+      <w:pPr>
+        <w:spacing w:before="100" w:beforeAutospacing="1" w:after="100" w:afterAutospacing="1" w:line="240" w:lineRule="auto"/>
+        <w:rPr>
+          <w:rFonts w:eastAsia="Times New Roman" w:cstheme="minorHAnsi"/>
+          <w:lang w:eastAsia="en-IN"/>
+        </w:rPr>
+      </w:pPr>
+      <w:r>
+        <w:rPr>
+          <w:rFonts w:eastAsia="Times New Roman" w:cstheme="minorHAnsi"/>
+          <w:lang w:eastAsia="en-IN"/>
+        </w:rPr>
+        <w:t>Explanation:</w:t>
+      </w:r>
+    </w:p>
+    <w:p>
+      <w:pPr>
+        <w:numPr>
+          <w:ilvl w:val="0"/>
+          <w:numId w:val="4"/>
+        </w:numPr>
+        <w:spacing w:before="100" w:beforeAutospacing="1" w:after="100" w:afterAutospacing="1" w:line="240" w:lineRule="auto"/>
+        <w:rPr>
+          <w:rFonts w:eastAsia="Times New Roman" w:cstheme="minorHAnsi"/>
+          <w:lang w:eastAsia="en-IN"/>
+        </w:rPr>
+      </w:pPr>
+      <w:r>
+        <w:rPr>
+          <w:rFonts w:eastAsia="Times New Roman" w:cstheme="minorHAnsi"/>
+          <w:lang w:eastAsia="en-IN"/>
+        </w:rPr>
+        <w:t>First step: calculate department average</w:t>
+      </w:r>
+    </w:p>
+    <w:p>
+      <w:pPr>
+        <w:numPr>
+          <w:ilvl w:val="0"/>
+          <w:numId w:val="4"/>
+        </w:numPr>
+        <w:spacing w:before="100" w:beforeAutospacing="1" w:after="100" w:afterAutospacing="1" w:line="240" w:lineRule="auto"/>
+        <w:rPr>
+          <w:rFonts w:eastAsia="Times New Roman" w:cstheme="minorHAnsi"/>
+          <w:lang w:eastAsia="en-IN"/>
+        </w:rPr>
+      </w:pPr>
+      <w:r>
+        <w:rPr>
+          <w:rFonts w:eastAsia="Times New Roman" w:cstheme="minorHAnsi"/>
+          <w:lang w:eastAsia="en-IN"/>
+        </w:rPr>
+        <w:t>Second step: filter results</w:t>
+      </w:r>
+    </w:p>
+    <w:p>
+      <w:pPr>
+        <w:spacing w:after="0" w:line="240" w:lineRule="auto"/>
+        <w:rPr>
+          <w:rFonts w:eastAsia="Times New Roman" w:cstheme="minorHAnsi"/>
+          <w:lang w:eastAsia="en-IN"/>
+        </w:rPr>
+      </w:pPr>
+      <w:r>
+        <w:rPr>
+          <w:rFonts w:eastAsia="Times New Roman" w:cstheme="minorHAnsi"/>
+          <w:lang w:eastAsia="en-IN"/>
+        </w:rPr>
+        <w:pict>
+          <v:rect id="_x0000_i1032" style="width:0;height:1.5pt" o:hralign="center" o:hrstd="t" o:hr="t" fillcolor="#a0a0a0" stroked="f"/>
+        </w:pict>
+      </w:r>
+    </w:p>
+    <w:p>
+      <w:pPr>
+        <w:spacing w:before="100" w:beforeAutospacing="1" w:after="100" w:afterAutospacing="1" w:line="240" w:lineRule="auto"/>
+        <w:outlineLvl w:val="0"/>
+        <w:rPr>
+          <w:rFonts w:eastAsia="Times New Roman" w:cstheme="minorHAnsi"/>
+          <w:b/>
+          <w:bCs/>
+          <w:kern w:val="36"/>
+          <w:lang w:eastAsia="en-IN"/>
+        </w:rPr>
+      </w:pPr>
+      <w:r>
+        <w:rPr>
+          <w:rFonts w:eastAsia="Times New Roman" w:cstheme="minorHAnsi"/>
+          <w:b/>
+          <w:bCs/>
+          <w:kern w:val="36"/>
+          <w:lang w:eastAsia="en-IN"/>
+        </w:rPr>
+        <w:t>Using Multiple CTEs</w:t>
       </w:r>
     </w:p>
     <w:p>
@@ -3012,19 +2370,17 @@
         <w:spacing w:after="0" w:line="240" w:lineRule="auto"/>
         <w:rPr>
           <w:rFonts w:eastAsia="Times New Roman" w:cstheme="minorHAnsi"/>
-          <w:sz w:val="24"/>
-          <w:szCs w:val="24"/>
-          <w:lang w:eastAsia="en-IN"/>
-        </w:rPr>
-      </w:pPr>
-      <w:r>
-        <w:rPr>
-          <w:rFonts w:eastAsia="Times New Roman" w:cstheme="minorHAnsi"/>
-          <w:sz w:val="24"/>
-          <w:szCs w:val="24"/>
-          <w:lang w:eastAsia="en-IN"/>
-        </w:rPr>
-        <w:t xml:space="preserve">    GROUP BY department</w:t>
+          <w:noProof/>
+          <w:lang w:eastAsia="en-IN"/>
+        </w:rPr>
+      </w:pPr>
+      <w:r>
+        <w:rPr>
+          <w:rFonts w:eastAsia="Times New Roman" w:cstheme="minorHAnsi"/>
+          <w:noProof/>
+          <w:lang w:eastAsia="en-IN"/>
+        </w:rPr>
+        <w:t>WITH dept_avg AS (</w:t>
       </w:r>
     </w:p>
     <w:p>
@@ -3050,19 +2406,17 @@
         <w:spacing w:after="0" w:line="240" w:lineRule="auto"/>
         <w:rPr>
           <w:rFonts w:eastAsia="Times New Roman" w:cstheme="minorHAnsi"/>
-          <w:sz w:val="24"/>
-          <w:szCs w:val="24"/>
-          <w:lang w:eastAsia="en-IN"/>
-        </w:rPr>
-      </w:pPr>
-      <w:r>
-        <w:rPr>
-          <w:rFonts w:eastAsia="Times New Roman" w:cstheme="minorHAnsi"/>
-          <w:sz w:val="24"/>
-          <w:szCs w:val="24"/>
-          <w:lang w:eastAsia="en-IN"/>
-        </w:rPr>
-        <w:t>),</w:t>
+          <w:noProof/>
+          <w:lang w:eastAsia="en-IN"/>
+        </w:rPr>
+      </w:pPr>
+      <w:r>
+        <w:rPr>
+          <w:rFonts w:eastAsia="Times New Roman" w:cstheme="minorHAnsi"/>
+          <w:noProof/>
+          <w:lang w:eastAsia="en-IN"/>
+        </w:rPr>
+        <w:t xml:space="preserve">    SELECT department, AVG(salary) AS avg_salary</w:t>
       </w:r>
     </w:p>
     <w:p>
@@ -3088,32 +2442,17 @@
         <w:spacing w:after="0" w:line="240" w:lineRule="auto"/>
         <w:rPr>
           <w:rFonts w:eastAsia="Times New Roman" w:cstheme="minorHAnsi"/>
-          <w:sz w:val="24"/>
-          <w:szCs w:val="24"/>
-          <w:lang w:eastAsia="en-IN"/>
-        </w:rPr>
-      </w:pPr>
-      <w:proofErr w:type="spellStart"/>
-      <w:proofErr w:type="gramStart"/>
-      <w:r>
-        <w:rPr>
-          <w:rFonts w:eastAsia="Times New Roman" w:cstheme="minorHAnsi"/>
-          <w:sz w:val="24"/>
-          <w:szCs w:val="24"/>
-          <w:lang w:eastAsia="en-IN"/>
-        </w:rPr>
-        <w:t>high_paid_depts</w:t>
-      </w:r>
-      <w:proofErr w:type="spellEnd"/>
-      <w:proofErr w:type="gramEnd"/>
-      <w:r>
-        <w:rPr>
-          <w:rFonts w:eastAsia="Times New Roman" w:cstheme="minorHAnsi"/>
-          <w:sz w:val="24"/>
-          <w:szCs w:val="24"/>
-          <w:lang w:eastAsia="en-IN"/>
-        </w:rPr>
-        <w:t xml:space="preserve"> AS (</w:t>
+          <w:noProof/>
+          <w:lang w:eastAsia="en-IN"/>
+        </w:rPr>
+      </w:pPr>
+      <w:r>
+        <w:rPr>
+          <w:rFonts w:eastAsia="Times New Roman" w:cstheme="minorHAnsi"/>
+          <w:noProof/>
+          <w:lang w:eastAsia="en-IN"/>
+        </w:rPr>
+        <w:t xml:space="preserve">    FROM employees</w:t>
       </w:r>
     </w:p>
     <w:p>
@@ -3139,19 +2478,17 @@
         <w:spacing w:after="0" w:line="240" w:lineRule="auto"/>
         <w:rPr>
           <w:rFonts w:eastAsia="Times New Roman" w:cstheme="minorHAnsi"/>
-          <w:sz w:val="24"/>
-          <w:szCs w:val="24"/>
-          <w:lang w:eastAsia="en-IN"/>
-        </w:rPr>
-      </w:pPr>
-      <w:r>
-        <w:rPr>
-          <w:rFonts w:eastAsia="Times New Roman" w:cstheme="minorHAnsi"/>
-          <w:sz w:val="24"/>
-          <w:szCs w:val="24"/>
-          <w:lang w:eastAsia="en-IN"/>
-        </w:rPr>
-        <w:t xml:space="preserve">    SELECT *</w:t>
+          <w:noProof/>
+          <w:lang w:eastAsia="en-IN"/>
+        </w:rPr>
+      </w:pPr>
+      <w:r>
+        <w:rPr>
+          <w:rFonts w:eastAsia="Times New Roman" w:cstheme="minorHAnsi"/>
+          <w:noProof/>
+          <w:lang w:eastAsia="en-IN"/>
+        </w:rPr>
+        <w:t xml:space="preserve">    GROUP BY department</w:t>
       </w:r>
     </w:p>
     <w:p>
@@ -3177,31 +2514,18 @@
         <w:spacing w:after="0" w:line="240" w:lineRule="auto"/>
         <w:rPr>
           <w:rFonts w:eastAsia="Times New Roman" w:cstheme="minorHAnsi"/>
-          <w:sz w:val="24"/>
-          <w:szCs w:val="24"/>
-          <w:lang w:eastAsia="en-IN"/>
-        </w:rPr>
-      </w:pPr>
-      <w:r>
-        <w:rPr>
-          <w:rFonts w:eastAsia="Times New Roman" w:cstheme="minorHAnsi"/>
-          <w:sz w:val="24"/>
-          <w:szCs w:val="24"/>
-          <w:lang w:eastAsia="en-IN"/>
-        </w:rPr>
-        <w:t xml:space="preserve">    FROM </w:t>
-      </w:r>
-      <w:proofErr w:type="spellStart"/>
-      <w:r>
-        <w:rPr>
-          <w:rFonts w:eastAsia="Times New Roman" w:cstheme="minorHAnsi"/>
-          <w:sz w:val="24"/>
-          <w:szCs w:val="24"/>
-          <w:lang w:eastAsia="en-IN"/>
-        </w:rPr>
-        <w:t>dept_avg</w:t>
-      </w:r>
-      <w:proofErr w:type="spellEnd"/>
+          <w:noProof/>
+          <w:lang w:eastAsia="en-IN"/>
+        </w:rPr>
+      </w:pPr>
+      <w:r>
+        <w:rPr>
+          <w:rFonts w:eastAsia="Times New Roman" w:cstheme="minorHAnsi"/>
+          <w:noProof/>
+          <w:lang w:eastAsia="en-IN"/>
+        </w:rPr>
+        <w:t>),</w:t>
+      </w:r>
     </w:p>
     <w:p>
       <w:pPr>
@@ -3226,39 +2550,17 @@
         <w:spacing w:after="0" w:line="240" w:lineRule="auto"/>
         <w:rPr>
           <w:rFonts w:eastAsia="Times New Roman" w:cstheme="minorHAnsi"/>
-          <w:sz w:val="24"/>
-          <w:szCs w:val="24"/>
-          <w:lang w:eastAsia="en-IN"/>
-        </w:rPr>
-      </w:pPr>
-      <w:r>
-        <w:rPr>
-          <w:rFonts w:eastAsia="Times New Roman" w:cstheme="minorHAnsi"/>
-          <w:sz w:val="24"/>
-          <w:szCs w:val="24"/>
-          <w:lang w:eastAsia="en-IN"/>
-        </w:rPr>
-        <w:t xml:space="preserve">    WHERE </w:t>
-      </w:r>
-      <w:proofErr w:type="spellStart"/>
-      <w:r>
-        <w:rPr>
-          <w:rFonts w:eastAsia="Times New Roman" w:cstheme="minorHAnsi"/>
-          <w:sz w:val="24"/>
-          <w:szCs w:val="24"/>
-          <w:lang w:eastAsia="en-IN"/>
-        </w:rPr>
-        <w:t>avg_salary</w:t>
-      </w:r>
-      <w:proofErr w:type="spellEnd"/>
-      <w:r>
-        <w:rPr>
-          <w:rFonts w:eastAsia="Times New Roman" w:cstheme="minorHAnsi"/>
-          <w:sz w:val="24"/>
-          <w:szCs w:val="24"/>
-          <w:lang w:eastAsia="en-IN"/>
-        </w:rPr>
-        <w:t xml:space="preserve"> &gt; 60000</w:t>
+          <w:noProof/>
+          <w:lang w:eastAsia="en-IN"/>
+        </w:rPr>
+      </w:pPr>
+      <w:r>
+        <w:rPr>
+          <w:rFonts w:eastAsia="Times New Roman" w:cstheme="minorHAnsi"/>
+          <w:noProof/>
+          <w:lang w:eastAsia="en-IN"/>
+        </w:rPr>
+        <w:t>high_paid_depts AS (</w:t>
       </w:r>
     </w:p>
     <w:p>
@@ -3284,19 +2586,17 @@
         <w:spacing w:after="0" w:line="240" w:lineRule="auto"/>
         <w:rPr>
           <w:rFonts w:eastAsia="Times New Roman" w:cstheme="minorHAnsi"/>
-          <w:sz w:val="24"/>
-          <w:szCs w:val="24"/>
-          <w:lang w:eastAsia="en-IN"/>
-        </w:rPr>
-      </w:pPr>
-      <w:r>
-        <w:rPr>
-          <w:rFonts w:eastAsia="Times New Roman" w:cstheme="minorHAnsi"/>
-          <w:sz w:val="24"/>
-          <w:szCs w:val="24"/>
-          <w:lang w:eastAsia="en-IN"/>
-        </w:rPr>
-        <w:t>)</w:t>
+          <w:noProof/>
+          <w:lang w:eastAsia="en-IN"/>
+        </w:rPr>
+      </w:pPr>
+      <w:r>
+        <w:rPr>
+          <w:rFonts w:eastAsia="Times New Roman" w:cstheme="minorHAnsi"/>
+          <w:noProof/>
+          <w:lang w:eastAsia="en-IN"/>
+        </w:rPr>
+        <w:t xml:space="preserve">    SELECT *</w:t>
       </w:r>
     </w:p>
     <w:p>
@@ -3322,19 +2622,17 @@
         <w:spacing w:after="0" w:line="240" w:lineRule="auto"/>
         <w:rPr>
           <w:rFonts w:eastAsia="Times New Roman" w:cstheme="minorHAnsi"/>
-          <w:sz w:val="24"/>
-          <w:szCs w:val="24"/>
-          <w:lang w:eastAsia="en-IN"/>
-        </w:rPr>
-      </w:pPr>
-      <w:r>
-        <w:rPr>
-          <w:rFonts w:eastAsia="Times New Roman" w:cstheme="minorHAnsi"/>
-          <w:sz w:val="24"/>
-          <w:szCs w:val="24"/>
-          <w:lang w:eastAsia="en-IN"/>
-        </w:rPr>
-        <w:t>SELECT *</w:t>
+          <w:noProof/>
+          <w:lang w:eastAsia="en-IN"/>
+        </w:rPr>
+      </w:pPr>
+      <w:r>
+        <w:rPr>
+          <w:rFonts w:eastAsia="Times New Roman" w:cstheme="minorHAnsi"/>
+          <w:noProof/>
+          <w:lang w:eastAsia="en-IN"/>
+        </w:rPr>
+        <w:t xml:space="preserve">    FROM dept_avg</w:t>
       </w:r>
     </w:p>
     <w:p>
@@ -3360,707 +2658,17 @@
         <w:spacing w:after="0" w:line="240" w:lineRule="auto"/>
         <w:rPr>
           <w:rFonts w:eastAsia="Times New Roman" w:cstheme="minorHAnsi"/>
-          <w:sz w:val="24"/>
-          <w:szCs w:val="24"/>
-          <w:lang w:eastAsia="en-IN"/>
-        </w:rPr>
-      </w:pPr>
-      <w:r>
-        <w:rPr>
-          <w:rFonts w:eastAsia="Times New Roman" w:cstheme="minorHAnsi"/>
-          <w:sz w:val="24"/>
-          <w:szCs w:val="24"/>
-          <w:lang w:eastAsia="en-IN"/>
-        </w:rPr>
-        <w:t xml:space="preserve">FROM </w:t>
-      </w:r>
-      <w:proofErr w:type="spellStart"/>
-      <w:r>
-        <w:rPr>
-          <w:rFonts w:eastAsia="Times New Roman" w:cstheme="minorHAnsi"/>
-          <w:sz w:val="24"/>
-          <w:szCs w:val="24"/>
-          <w:lang w:eastAsia="en-IN"/>
-        </w:rPr>
-        <w:t>high_paid_depts</w:t>
-      </w:r>
-      <w:proofErr w:type="spellEnd"/>
-      <w:r>
-        <w:rPr>
-          <w:rFonts w:eastAsia="Times New Roman" w:cstheme="minorHAnsi"/>
-          <w:sz w:val="24"/>
-          <w:szCs w:val="24"/>
-          <w:lang w:eastAsia="en-IN"/>
-        </w:rPr>
-        <w:t>;</w:t>
-      </w:r>
-    </w:p>
-    <w:p>
-      <w:pPr>
-        <w:spacing w:before="100" w:beforeAutospacing="1" w:after="100" w:afterAutospacing="1" w:line="240" w:lineRule="auto"/>
-        <w:rPr>
-          <w:rFonts w:eastAsia="Times New Roman" w:cstheme="minorHAnsi"/>
-          <w:sz w:val="24"/>
-          <w:szCs w:val="24"/>
-          <w:lang w:eastAsia="en-IN"/>
-        </w:rPr>
-      </w:pPr>
-      <w:r>
-        <w:rPr>
-          <w:rFonts w:eastAsia="Times New Roman" w:cstheme="minorHAnsi"/>
-          <w:sz w:val="24"/>
-          <w:szCs w:val="24"/>
-          <w:lang w:eastAsia="en-IN"/>
-        </w:rPr>
-        <w:t xml:space="preserve">CTEs run </w:t>
-      </w:r>
-      <w:r>
-        <w:rPr>
-          <w:rFonts w:eastAsia="Times New Roman" w:cstheme="minorHAnsi"/>
-          <w:b/>
-          <w:bCs/>
-          <w:sz w:val="24"/>
-          <w:szCs w:val="24"/>
-          <w:lang w:eastAsia="en-IN"/>
-        </w:rPr>
-        <w:t>top to bottom</w:t>
-      </w:r>
-      <w:r>
-        <w:rPr>
-          <w:rFonts w:eastAsia="Times New Roman" w:cstheme="minorHAnsi"/>
-          <w:sz w:val="24"/>
-          <w:szCs w:val="24"/>
-          <w:lang w:eastAsia="en-IN"/>
-        </w:rPr>
-        <w:t>.</w:t>
-      </w:r>
-    </w:p>
-    <w:p>
-      <w:pPr>
-        <w:spacing w:after="0" w:line="240" w:lineRule="auto"/>
-        <w:rPr>
-          <w:rFonts w:eastAsia="Times New Roman" w:cstheme="minorHAnsi"/>
-          <w:sz w:val="24"/>
-          <w:szCs w:val="24"/>
-          <w:lang w:eastAsia="en-IN"/>
-        </w:rPr>
-      </w:pPr>
-      <w:r>
-        <w:rPr>
-          <w:rFonts w:eastAsia="Times New Roman" w:cstheme="minorHAnsi"/>
-          <w:sz w:val="24"/>
-          <w:szCs w:val="24"/>
-          <w:lang w:eastAsia="en-IN"/>
-        </w:rPr>
-        <w:pict>
-          <v:rect id="_x0000_i1033" style="width:0;height:1.5pt" o:hralign="center" o:hrstd="t" o:hr="t" fillcolor="#a0a0a0" stroked="f"/>
-        </w:pict>
-      </w:r>
-    </w:p>
-    <w:p>
-      <w:pPr>
-        <w:spacing w:before="100" w:beforeAutospacing="1" w:after="100" w:afterAutospacing="1" w:line="240" w:lineRule="auto"/>
-        <w:outlineLvl w:val="0"/>
-        <w:rPr>
-          <w:rFonts w:eastAsia="Times New Roman" w:cstheme="minorHAnsi"/>
-          <w:b/>
-          <w:bCs/>
-          <w:kern w:val="36"/>
-          <w:sz w:val="24"/>
-          <w:szCs w:val="24"/>
-          <w:lang w:eastAsia="en-IN"/>
-        </w:rPr>
-      </w:pPr>
-      <w:r>
-        <w:rPr>
-          <w:rFonts w:eastAsia="Times New Roman" w:cstheme="minorHAnsi"/>
-          <w:b/>
-          <w:bCs/>
-          <w:kern w:val="36"/>
-          <w:sz w:val="24"/>
-          <w:szCs w:val="24"/>
-          <w:lang w:eastAsia="en-IN"/>
-        </w:rPr>
-        <w:t xml:space="preserve">CTE </w:t>
-      </w:r>
-      <w:proofErr w:type="spellStart"/>
-      <w:r>
-        <w:rPr>
-          <w:rFonts w:eastAsia="Times New Roman" w:cstheme="minorHAnsi"/>
-          <w:b/>
-          <w:bCs/>
-          <w:kern w:val="36"/>
-          <w:sz w:val="24"/>
-          <w:szCs w:val="24"/>
-          <w:lang w:eastAsia="en-IN"/>
-        </w:rPr>
-        <w:t>vs</w:t>
-      </w:r>
-      <w:proofErr w:type="spellEnd"/>
-      <w:r>
-        <w:rPr>
-          <w:rFonts w:eastAsia="Times New Roman" w:cstheme="minorHAnsi"/>
-          <w:b/>
-          <w:bCs/>
-          <w:kern w:val="36"/>
-          <w:sz w:val="24"/>
-          <w:szCs w:val="24"/>
-          <w:lang w:eastAsia="en-IN"/>
-        </w:rPr>
-        <w:t xml:space="preserve"> Temporary Table</w:t>
-      </w:r>
-    </w:p>
-    <w:tbl>
-      <w:tblPr>
-        <w:tblW w:w="0" w:type="auto"/>
-        <w:tblCellSpacing w:w="15" w:type="dxa"/>
-        <w:tblCellMar>
-          <w:top w:w="15" w:type="dxa"/>
-          <w:left w:w="15" w:type="dxa"/>
-          <w:bottom w:w="15" w:type="dxa"/>
-          <w:right w:w="15" w:type="dxa"/>
-        </w:tblCellMar>
-        <w:tblLook w:val="04A0" w:firstRow="1" w:lastRow="0" w:firstColumn="1" w:lastColumn="0" w:noHBand="0" w:noVBand="1"/>
-      </w:tblPr>
-      <w:tblGrid>
-        <w:gridCol w:w="2002"/>
-        <w:gridCol w:w="1771"/>
-      </w:tblGrid>
-      <w:tr>
-        <w:trPr>
-          <w:tblHeader/>
-          <w:tblCellSpacing w:w="15" w:type="dxa"/>
-        </w:trPr>
-        <w:tc>
-          <w:tcPr>
-            <w:tcW w:w="0" w:type="auto"/>
-            <w:vAlign w:val="center"/>
-            <w:hideMark/>
-          </w:tcPr>
-          <w:p>
-            <w:pPr>
-              <w:spacing w:after="0" w:line="240" w:lineRule="auto"/>
-              <w:jc w:val="center"/>
-              <w:rPr>
-                <w:rFonts w:eastAsia="Times New Roman" w:cstheme="minorHAnsi"/>
-                <w:b/>
-                <w:bCs/>
-                <w:sz w:val="24"/>
-                <w:szCs w:val="24"/>
-                <w:lang w:eastAsia="en-IN"/>
-              </w:rPr>
-            </w:pPr>
-            <w:r>
-              <w:rPr>
-                <w:rFonts w:eastAsia="Times New Roman" w:cstheme="minorHAnsi"/>
-                <w:b/>
-                <w:bCs/>
-                <w:sz w:val="24"/>
-                <w:szCs w:val="24"/>
-                <w:lang w:eastAsia="en-IN"/>
-              </w:rPr>
-              <w:t>CTE</w:t>
-            </w:r>
-          </w:p>
-        </w:tc>
-        <w:tc>
-          <w:tcPr>
-            <w:tcW w:w="0" w:type="auto"/>
-            <w:vAlign w:val="center"/>
-            <w:hideMark/>
-          </w:tcPr>
-          <w:p>
-            <w:pPr>
-              <w:spacing w:after="0" w:line="240" w:lineRule="auto"/>
-              <w:jc w:val="center"/>
-              <w:rPr>
-                <w:rFonts w:eastAsia="Times New Roman" w:cstheme="minorHAnsi"/>
-                <w:b/>
-                <w:bCs/>
-                <w:sz w:val="24"/>
-                <w:szCs w:val="24"/>
-                <w:lang w:eastAsia="en-IN"/>
-              </w:rPr>
-            </w:pPr>
-            <w:r>
-              <w:rPr>
-                <w:rFonts w:eastAsia="Times New Roman" w:cstheme="minorHAnsi"/>
-                <w:b/>
-                <w:bCs/>
-                <w:sz w:val="24"/>
-                <w:szCs w:val="24"/>
-                <w:lang w:eastAsia="en-IN"/>
-              </w:rPr>
-              <w:t>Temporary Table</w:t>
-            </w:r>
-          </w:p>
-        </w:tc>
-      </w:tr>
-      <w:tr>
-        <w:trPr>
-          <w:tblCellSpacing w:w="15" w:type="dxa"/>
-        </w:trPr>
-        <w:tc>
-          <w:tcPr>
-            <w:tcW w:w="0" w:type="auto"/>
-            <w:vAlign w:val="center"/>
-            <w:hideMark/>
-          </w:tcPr>
-          <w:p>
-            <w:pPr>
-              <w:spacing w:after="0" w:line="240" w:lineRule="auto"/>
-              <w:rPr>
-                <w:rFonts w:eastAsia="Times New Roman" w:cstheme="minorHAnsi"/>
-                <w:sz w:val="24"/>
-                <w:szCs w:val="24"/>
-                <w:lang w:eastAsia="en-IN"/>
-              </w:rPr>
-            </w:pPr>
-            <w:r>
-              <w:rPr>
-                <w:rFonts w:eastAsia="Times New Roman" w:cstheme="minorHAnsi"/>
-                <w:sz w:val="24"/>
-                <w:szCs w:val="24"/>
-                <w:lang w:eastAsia="en-IN"/>
-              </w:rPr>
-              <w:t>Exists for one query</w:t>
-            </w:r>
-          </w:p>
-        </w:tc>
-        <w:tc>
-          <w:tcPr>
-            <w:tcW w:w="0" w:type="auto"/>
-            <w:vAlign w:val="center"/>
-            <w:hideMark/>
-          </w:tcPr>
-          <w:p>
-            <w:pPr>
-              <w:spacing w:after="0" w:line="240" w:lineRule="auto"/>
-              <w:rPr>
-                <w:rFonts w:eastAsia="Times New Roman" w:cstheme="minorHAnsi"/>
-                <w:sz w:val="24"/>
-                <w:szCs w:val="24"/>
-                <w:lang w:eastAsia="en-IN"/>
-              </w:rPr>
-            </w:pPr>
-            <w:r>
-              <w:rPr>
-                <w:rFonts w:eastAsia="Times New Roman" w:cstheme="minorHAnsi"/>
-                <w:sz w:val="24"/>
-                <w:szCs w:val="24"/>
-                <w:lang w:eastAsia="en-IN"/>
-              </w:rPr>
-              <w:t>Exists for session</w:t>
-            </w:r>
-          </w:p>
-        </w:tc>
-      </w:tr>
-      <w:tr>
-        <w:trPr>
-          <w:tblCellSpacing w:w="15" w:type="dxa"/>
-        </w:trPr>
-        <w:tc>
-          <w:tcPr>
-            <w:tcW w:w="0" w:type="auto"/>
-            <w:vAlign w:val="center"/>
-            <w:hideMark/>
-          </w:tcPr>
-          <w:p>
-            <w:pPr>
-              <w:spacing w:after="0" w:line="240" w:lineRule="auto"/>
-              <w:rPr>
-                <w:rFonts w:eastAsia="Times New Roman" w:cstheme="minorHAnsi"/>
-                <w:sz w:val="24"/>
-                <w:szCs w:val="24"/>
-                <w:lang w:eastAsia="en-IN"/>
-              </w:rPr>
-            </w:pPr>
-            <w:r>
-              <w:rPr>
-                <w:rFonts w:eastAsia="Times New Roman" w:cstheme="minorHAnsi"/>
-                <w:sz w:val="24"/>
-                <w:szCs w:val="24"/>
-                <w:lang w:eastAsia="en-IN"/>
-              </w:rPr>
-              <w:t>No storage</w:t>
-            </w:r>
-          </w:p>
-        </w:tc>
-        <w:tc>
-          <w:tcPr>
-            <w:tcW w:w="0" w:type="auto"/>
-            <w:vAlign w:val="center"/>
-            <w:hideMark/>
-          </w:tcPr>
-          <w:p>
-            <w:pPr>
-              <w:spacing w:after="0" w:line="240" w:lineRule="auto"/>
-              <w:rPr>
-                <w:rFonts w:eastAsia="Times New Roman" w:cstheme="minorHAnsi"/>
-                <w:sz w:val="24"/>
-                <w:szCs w:val="24"/>
-                <w:lang w:eastAsia="en-IN"/>
-              </w:rPr>
-            </w:pPr>
-            <w:r>
-              <w:rPr>
-                <w:rFonts w:eastAsia="Times New Roman" w:cstheme="minorHAnsi"/>
-                <w:sz w:val="24"/>
-                <w:szCs w:val="24"/>
-                <w:lang w:eastAsia="en-IN"/>
-              </w:rPr>
-              <w:t>Stored physically</w:t>
-            </w:r>
-          </w:p>
-        </w:tc>
-      </w:tr>
-      <w:tr>
-        <w:trPr>
-          <w:tblCellSpacing w:w="15" w:type="dxa"/>
-        </w:trPr>
-        <w:tc>
-          <w:tcPr>
-            <w:tcW w:w="0" w:type="auto"/>
-            <w:vAlign w:val="center"/>
-            <w:hideMark/>
-          </w:tcPr>
-          <w:p>
-            <w:pPr>
-              <w:spacing w:after="0" w:line="240" w:lineRule="auto"/>
-              <w:rPr>
-                <w:rFonts w:eastAsia="Times New Roman" w:cstheme="minorHAnsi"/>
-                <w:sz w:val="24"/>
-                <w:szCs w:val="24"/>
-                <w:lang w:eastAsia="en-IN"/>
-              </w:rPr>
-            </w:pPr>
-            <w:r>
-              <w:rPr>
-                <w:rFonts w:eastAsia="Times New Roman" w:cstheme="minorHAnsi"/>
-                <w:sz w:val="24"/>
-                <w:szCs w:val="24"/>
-                <w:lang w:eastAsia="en-IN"/>
-              </w:rPr>
-              <w:t>Lightweight</w:t>
-            </w:r>
-          </w:p>
-        </w:tc>
-        <w:tc>
-          <w:tcPr>
-            <w:tcW w:w="0" w:type="auto"/>
-            <w:vAlign w:val="center"/>
-            <w:hideMark/>
-          </w:tcPr>
-          <w:p>
-            <w:pPr>
-              <w:spacing w:after="0" w:line="240" w:lineRule="auto"/>
-              <w:rPr>
-                <w:rFonts w:eastAsia="Times New Roman" w:cstheme="minorHAnsi"/>
-                <w:sz w:val="24"/>
-                <w:szCs w:val="24"/>
-                <w:lang w:eastAsia="en-IN"/>
-              </w:rPr>
-            </w:pPr>
-            <w:r>
-              <w:rPr>
-                <w:rFonts w:eastAsia="Times New Roman" w:cstheme="minorHAnsi"/>
-                <w:sz w:val="24"/>
-                <w:szCs w:val="24"/>
-                <w:lang w:eastAsia="en-IN"/>
-              </w:rPr>
-              <w:t>Heavier</w:t>
-            </w:r>
-          </w:p>
-        </w:tc>
-      </w:tr>
-      <w:tr>
-        <w:trPr>
-          <w:tblCellSpacing w:w="15" w:type="dxa"/>
-        </w:trPr>
-        <w:tc>
-          <w:tcPr>
-            <w:tcW w:w="0" w:type="auto"/>
-            <w:vAlign w:val="center"/>
-            <w:hideMark/>
-          </w:tcPr>
-          <w:p>
-            <w:pPr>
-              <w:spacing w:after="0" w:line="240" w:lineRule="auto"/>
-              <w:rPr>
-                <w:rFonts w:eastAsia="Times New Roman" w:cstheme="minorHAnsi"/>
-                <w:sz w:val="24"/>
-                <w:szCs w:val="24"/>
-                <w:lang w:eastAsia="en-IN"/>
-              </w:rPr>
-            </w:pPr>
-            <w:r>
-              <w:rPr>
-                <w:rFonts w:eastAsia="Times New Roman" w:cstheme="minorHAnsi"/>
-                <w:sz w:val="24"/>
-                <w:szCs w:val="24"/>
-                <w:lang w:eastAsia="en-IN"/>
-              </w:rPr>
-              <w:lastRenderedPageBreak/>
-              <w:t>Read-only</w:t>
-            </w:r>
-          </w:p>
-        </w:tc>
-        <w:tc>
-          <w:tcPr>
-            <w:tcW w:w="0" w:type="auto"/>
-            <w:vAlign w:val="center"/>
-            <w:hideMark/>
-          </w:tcPr>
-          <w:p>
-            <w:pPr>
-              <w:spacing w:after="0" w:line="240" w:lineRule="auto"/>
-              <w:rPr>
-                <w:rFonts w:eastAsia="Times New Roman" w:cstheme="minorHAnsi"/>
-                <w:sz w:val="24"/>
-                <w:szCs w:val="24"/>
-                <w:lang w:eastAsia="en-IN"/>
-              </w:rPr>
-            </w:pPr>
-            <w:r>
-              <w:rPr>
-                <w:rFonts w:eastAsia="Times New Roman" w:cstheme="minorHAnsi"/>
-                <w:sz w:val="24"/>
-                <w:szCs w:val="24"/>
-                <w:lang w:eastAsia="en-IN"/>
-              </w:rPr>
-              <w:t>Can be modified</w:t>
-            </w:r>
-          </w:p>
-        </w:tc>
-      </w:tr>
-    </w:tbl>
-    <w:p>
-      <w:pPr>
-        <w:spacing w:after="0" w:line="240" w:lineRule="auto"/>
-        <w:rPr>
-          <w:rFonts w:eastAsia="Times New Roman" w:cstheme="minorHAnsi"/>
-          <w:sz w:val="24"/>
-          <w:szCs w:val="24"/>
-          <w:lang w:eastAsia="en-IN"/>
-        </w:rPr>
-      </w:pPr>
-      <w:r>
-        <w:rPr>
-          <w:rFonts w:eastAsia="Times New Roman" w:cstheme="minorHAnsi"/>
-          <w:sz w:val="24"/>
-          <w:szCs w:val="24"/>
-          <w:lang w:eastAsia="en-IN"/>
-        </w:rPr>
-        <w:pict>
-          <v:rect id="_x0000_i1034" style="width:0;height:1.5pt" o:hralign="center" o:hrstd="t" o:hr="t" fillcolor="#a0a0a0" stroked="f"/>
-        </w:pict>
-      </w:r>
-    </w:p>
-    <w:p>
-      <w:pPr>
-        <w:spacing w:before="100" w:beforeAutospacing="1" w:after="100" w:afterAutospacing="1" w:line="240" w:lineRule="auto"/>
-        <w:outlineLvl w:val="0"/>
-        <w:rPr>
-          <w:rFonts w:eastAsia="Times New Roman" w:cstheme="minorHAnsi"/>
-          <w:b/>
-          <w:bCs/>
-          <w:kern w:val="36"/>
-          <w:sz w:val="24"/>
-          <w:szCs w:val="24"/>
-          <w:lang w:eastAsia="en-IN"/>
-        </w:rPr>
-      </w:pPr>
-      <w:r>
-        <w:rPr>
-          <w:rFonts w:eastAsia="Times New Roman" w:cstheme="minorHAnsi"/>
-          <w:b/>
-          <w:bCs/>
-          <w:kern w:val="36"/>
-          <w:sz w:val="24"/>
-          <w:szCs w:val="24"/>
-          <w:lang w:eastAsia="en-IN"/>
-        </w:rPr>
-        <w:t>Recursive CTE (Conceptual Intro)</w:t>
-      </w:r>
-    </w:p>
-    <w:p>
-      <w:pPr>
-        <w:spacing w:before="100" w:beforeAutospacing="1" w:after="100" w:afterAutospacing="1" w:line="240" w:lineRule="auto"/>
-        <w:rPr>
-          <w:rFonts w:eastAsia="Times New Roman" w:cstheme="minorHAnsi"/>
-          <w:sz w:val="24"/>
-          <w:szCs w:val="24"/>
-          <w:lang w:eastAsia="en-IN"/>
-        </w:rPr>
-      </w:pPr>
-      <w:r>
-        <w:rPr>
-          <w:rFonts w:eastAsia="Times New Roman" w:cstheme="minorHAnsi"/>
-          <w:sz w:val="24"/>
-          <w:szCs w:val="24"/>
-          <w:lang w:eastAsia="en-IN"/>
-        </w:rPr>
-        <w:t>Used when:</w:t>
-      </w:r>
-    </w:p>
-    <w:p>
-      <w:pPr>
-        <w:numPr>
-          <w:ilvl w:val="0"/>
-          <w:numId w:val="5"/>
-        </w:numPr>
-        <w:spacing w:before="100" w:beforeAutospacing="1" w:after="100" w:afterAutospacing="1" w:line="240" w:lineRule="auto"/>
-        <w:rPr>
-          <w:rFonts w:eastAsia="Times New Roman" w:cstheme="minorHAnsi"/>
-          <w:sz w:val="24"/>
-          <w:szCs w:val="24"/>
-          <w:lang w:eastAsia="en-IN"/>
-        </w:rPr>
-      </w:pPr>
-      <w:r>
-        <w:rPr>
-          <w:rFonts w:eastAsia="Times New Roman" w:cstheme="minorHAnsi"/>
-          <w:sz w:val="24"/>
-          <w:szCs w:val="24"/>
-          <w:lang w:eastAsia="en-IN"/>
-        </w:rPr>
-        <w:t>Data has parent-child relationship</w:t>
-      </w:r>
-    </w:p>
-    <w:p>
-      <w:pPr>
-        <w:numPr>
-          <w:ilvl w:val="0"/>
-          <w:numId w:val="5"/>
-        </w:numPr>
-        <w:spacing w:before="100" w:beforeAutospacing="1" w:after="100" w:afterAutospacing="1" w:line="240" w:lineRule="auto"/>
-        <w:rPr>
-          <w:rFonts w:eastAsia="Times New Roman" w:cstheme="minorHAnsi"/>
-          <w:sz w:val="24"/>
-          <w:szCs w:val="24"/>
-          <w:lang w:eastAsia="en-IN"/>
-        </w:rPr>
-      </w:pPr>
-      <w:r>
-        <w:rPr>
-          <w:rFonts w:eastAsia="Times New Roman" w:cstheme="minorHAnsi"/>
-          <w:sz w:val="24"/>
-          <w:szCs w:val="24"/>
-          <w:lang w:eastAsia="en-IN"/>
-        </w:rPr>
-        <w:t>Hierarchy traversal is needed</w:t>
-      </w:r>
-    </w:p>
-    <w:p>
-      <w:pPr>
-        <w:spacing w:before="100" w:beforeAutospacing="1" w:after="100" w:afterAutospacing="1" w:line="240" w:lineRule="auto"/>
-        <w:rPr>
-          <w:rFonts w:eastAsia="Times New Roman" w:cstheme="minorHAnsi"/>
-          <w:sz w:val="24"/>
-          <w:szCs w:val="24"/>
-          <w:lang w:eastAsia="en-IN"/>
-        </w:rPr>
-      </w:pPr>
-      <w:r>
-        <w:rPr>
-          <w:rFonts w:eastAsia="Times New Roman" w:cstheme="minorHAnsi"/>
-          <w:sz w:val="24"/>
-          <w:szCs w:val="24"/>
-          <w:lang w:eastAsia="en-IN"/>
-        </w:rPr>
-        <w:t>Example use cases:</w:t>
-      </w:r>
-    </w:p>
-    <w:p>
-      <w:pPr>
-        <w:numPr>
-          <w:ilvl w:val="0"/>
-          <w:numId w:val="6"/>
-        </w:numPr>
-        <w:spacing w:before="100" w:beforeAutospacing="1" w:after="100" w:afterAutospacing="1" w:line="240" w:lineRule="auto"/>
-        <w:rPr>
-          <w:rFonts w:eastAsia="Times New Roman" w:cstheme="minorHAnsi"/>
-          <w:sz w:val="24"/>
-          <w:szCs w:val="24"/>
-          <w:lang w:eastAsia="en-IN"/>
-        </w:rPr>
-      </w:pPr>
-      <w:r>
-        <w:rPr>
-          <w:rFonts w:eastAsia="Times New Roman" w:cstheme="minorHAnsi"/>
-          <w:sz w:val="24"/>
-          <w:szCs w:val="24"/>
-          <w:lang w:eastAsia="en-IN"/>
-        </w:rPr>
-        <w:t>Employee-manager hierarchy</w:t>
-      </w:r>
-    </w:p>
-    <w:p>
-      <w:pPr>
-        <w:numPr>
-          <w:ilvl w:val="0"/>
-          <w:numId w:val="6"/>
-        </w:numPr>
-        <w:spacing w:before="100" w:beforeAutospacing="1" w:after="100" w:afterAutospacing="1" w:line="240" w:lineRule="auto"/>
-        <w:rPr>
-          <w:rFonts w:eastAsia="Times New Roman" w:cstheme="minorHAnsi"/>
-          <w:sz w:val="24"/>
-          <w:szCs w:val="24"/>
-          <w:lang w:eastAsia="en-IN"/>
-        </w:rPr>
-      </w:pPr>
-      <w:r>
-        <w:rPr>
-          <w:rFonts w:eastAsia="Times New Roman" w:cstheme="minorHAnsi"/>
-          <w:sz w:val="24"/>
-          <w:szCs w:val="24"/>
-          <w:lang w:eastAsia="en-IN"/>
-        </w:rPr>
-        <w:t>Folder structure</w:t>
-      </w:r>
-    </w:p>
-    <w:p>
-      <w:pPr>
-        <w:numPr>
-          <w:ilvl w:val="0"/>
-          <w:numId w:val="6"/>
-        </w:numPr>
-        <w:spacing w:before="100" w:beforeAutospacing="1" w:after="100" w:afterAutospacing="1" w:line="240" w:lineRule="auto"/>
-        <w:rPr>
-          <w:rFonts w:eastAsia="Times New Roman" w:cstheme="minorHAnsi"/>
-          <w:sz w:val="24"/>
-          <w:szCs w:val="24"/>
-          <w:lang w:eastAsia="en-IN"/>
-        </w:rPr>
-      </w:pPr>
-      <w:r>
-        <w:rPr>
-          <w:rFonts w:eastAsia="Times New Roman" w:cstheme="minorHAnsi"/>
-          <w:sz w:val="24"/>
-          <w:szCs w:val="24"/>
-          <w:lang w:eastAsia="en-IN"/>
-        </w:rPr>
-        <w:t>Bill of materials</w:t>
-      </w:r>
-    </w:p>
-    <w:p>
-      <w:pPr>
-        <w:spacing w:before="100" w:beforeAutospacing="1" w:after="100" w:afterAutospacing="1" w:line="240" w:lineRule="auto"/>
-        <w:rPr>
-          <w:rFonts w:eastAsia="Times New Roman" w:cstheme="minorHAnsi"/>
-          <w:sz w:val="24"/>
-          <w:szCs w:val="24"/>
-          <w:lang w:eastAsia="en-IN"/>
-        </w:rPr>
-      </w:pPr>
-      <w:r>
-        <w:rPr>
-          <w:rFonts w:eastAsia="Times New Roman" w:cstheme="minorHAnsi"/>
-          <w:sz w:val="24"/>
-          <w:szCs w:val="24"/>
-          <w:lang w:eastAsia="en-IN"/>
-        </w:rPr>
-        <w:t>Basic structure:</w:t>
+          <w:noProof/>
+          <w:lang w:eastAsia="en-IN"/>
+        </w:rPr>
+      </w:pPr>
+      <w:r>
+        <w:rPr>
+          <w:rFonts w:eastAsia="Times New Roman" w:cstheme="minorHAnsi"/>
+          <w:noProof/>
+          <w:lang w:eastAsia="en-IN"/>
+        </w:rPr>
+        <w:t xml:space="preserve">    WHERE avg_salary &gt; 60000</w:t>
       </w:r>
     </w:p>
     <w:p>
@@ -4086,39 +2694,17 @@
         <w:spacing w:after="0" w:line="240" w:lineRule="auto"/>
         <w:rPr>
           <w:rFonts w:eastAsia="Times New Roman" w:cstheme="minorHAnsi"/>
-          <w:sz w:val="24"/>
-          <w:szCs w:val="24"/>
-          <w:lang w:eastAsia="en-IN"/>
-        </w:rPr>
-      </w:pPr>
-      <w:r>
-        <w:rPr>
-          <w:rFonts w:eastAsia="Times New Roman" w:cstheme="minorHAnsi"/>
-          <w:sz w:val="24"/>
-          <w:szCs w:val="24"/>
-          <w:lang w:eastAsia="en-IN"/>
-        </w:rPr>
-        <w:t xml:space="preserve">WITH RECURSIVE </w:t>
-      </w:r>
-      <w:proofErr w:type="spellStart"/>
-      <w:r>
-        <w:rPr>
-          <w:rFonts w:eastAsia="Times New Roman" w:cstheme="minorHAnsi"/>
-          <w:sz w:val="24"/>
-          <w:szCs w:val="24"/>
-          <w:lang w:eastAsia="en-IN"/>
-        </w:rPr>
-        <w:t>cte_name</w:t>
-      </w:r>
-      <w:proofErr w:type="spellEnd"/>
-      <w:r>
-        <w:rPr>
-          <w:rFonts w:eastAsia="Times New Roman" w:cstheme="minorHAnsi"/>
-          <w:sz w:val="24"/>
-          <w:szCs w:val="24"/>
-          <w:lang w:eastAsia="en-IN"/>
-        </w:rPr>
-        <w:t xml:space="preserve"> AS (</w:t>
+          <w:noProof/>
+          <w:lang w:eastAsia="en-IN"/>
+        </w:rPr>
+      </w:pPr>
+      <w:r>
+        <w:rPr>
+          <w:rFonts w:eastAsia="Times New Roman" w:cstheme="minorHAnsi"/>
+          <w:noProof/>
+          <w:lang w:eastAsia="en-IN"/>
+        </w:rPr>
+        <w:t>)</w:t>
       </w:r>
     </w:p>
     <w:p>
@@ -4144,19 +2730,17 @@
         <w:spacing w:after="0" w:line="240" w:lineRule="auto"/>
         <w:rPr>
           <w:rFonts w:eastAsia="Times New Roman" w:cstheme="minorHAnsi"/>
-          <w:sz w:val="24"/>
-          <w:szCs w:val="24"/>
-          <w:lang w:eastAsia="en-IN"/>
-        </w:rPr>
-      </w:pPr>
-      <w:r>
-        <w:rPr>
-          <w:rFonts w:eastAsia="Times New Roman" w:cstheme="minorHAnsi"/>
-          <w:sz w:val="24"/>
-          <w:szCs w:val="24"/>
-          <w:lang w:eastAsia="en-IN"/>
-        </w:rPr>
-        <w:t xml:space="preserve">    SELECT ...      -- base query</w:t>
+          <w:noProof/>
+          <w:lang w:eastAsia="en-IN"/>
+        </w:rPr>
+      </w:pPr>
+      <w:r>
+        <w:rPr>
+          <w:rFonts w:eastAsia="Times New Roman" w:cstheme="minorHAnsi"/>
+          <w:noProof/>
+          <w:lang w:eastAsia="en-IN"/>
+        </w:rPr>
+        <w:t>SELECT *</w:t>
       </w:r>
     </w:p>
     <w:p>
@@ -4182,19 +2766,560 @@
         <w:spacing w:after="0" w:line="240" w:lineRule="auto"/>
         <w:rPr>
           <w:rFonts w:eastAsia="Times New Roman" w:cstheme="minorHAnsi"/>
-          <w:sz w:val="24"/>
-          <w:szCs w:val="24"/>
-          <w:lang w:eastAsia="en-IN"/>
-        </w:rPr>
-      </w:pPr>
-      <w:r>
-        <w:rPr>
-          <w:rFonts w:eastAsia="Times New Roman" w:cstheme="minorHAnsi"/>
-          <w:sz w:val="24"/>
-          <w:szCs w:val="24"/>
-          <w:lang w:eastAsia="en-IN"/>
-        </w:rPr>
-        <w:t xml:space="preserve">    UNION ALL</w:t>
+          <w:noProof/>
+          <w:lang w:eastAsia="en-IN"/>
+        </w:rPr>
+      </w:pPr>
+      <w:r>
+        <w:rPr>
+          <w:rFonts w:eastAsia="Times New Roman" w:cstheme="minorHAnsi"/>
+          <w:noProof/>
+          <w:lang w:eastAsia="en-IN"/>
+        </w:rPr>
+        <w:t>FROM high_paid_depts;</w:t>
+      </w:r>
+    </w:p>
+    <w:p>
+      <w:pPr>
+        <w:spacing w:before="100" w:beforeAutospacing="1" w:after="100" w:afterAutospacing="1" w:line="240" w:lineRule="auto"/>
+        <w:rPr>
+          <w:rFonts w:eastAsia="Times New Roman" w:cstheme="minorHAnsi"/>
+          <w:lang w:eastAsia="en-IN"/>
+        </w:rPr>
+      </w:pPr>
+      <w:r>
+        <w:rPr>
+          <w:rFonts w:eastAsia="Times New Roman" w:cstheme="minorHAnsi"/>
+          <w:lang w:eastAsia="en-IN"/>
+        </w:rPr>
+        <w:t xml:space="preserve">CTEs run </w:t>
+      </w:r>
+      <w:r>
+        <w:rPr>
+          <w:rFonts w:eastAsia="Times New Roman" w:cstheme="minorHAnsi"/>
+          <w:b/>
+          <w:bCs/>
+          <w:lang w:eastAsia="en-IN"/>
+        </w:rPr>
+        <w:t>top to bottom</w:t>
+      </w:r>
+      <w:r>
+        <w:rPr>
+          <w:rFonts w:eastAsia="Times New Roman" w:cstheme="minorHAnsi"/>
+          <w:lang w:eastAsia="en-IN"/>
+        </w:rPr>
+        <w:t>.</w:t>
+      </w:r>
+    </w:p>
+    <w:p>
+      <w:pPr>
+        <w:spacing w:after="0" w:line="240" w:lineRule="auto"/>
+        <w:rPr>
+          <w:rFonts w:eastAsia="Times New Roman" w:cstheme="minorHAnsi"/>
+          <w:lang w:eastAsia="en-IN"/>
+        </w:rPr>
+      </w:pPr>
+      <w:r>
+        <w:rPr>
+          <w:rFonts w:eastAsia="Times New Roman" w:cstheme="minorHAnsi"/>
+          <w:lang w:eastAsia="en-IN"/>
+        </w:rPr>
+        <w:pict>
+          <v:rect id="_x0000_i1033" style="width:0;height:1.5pt" o:hralign="center" o:hrstd="t" o:hr="t" fillcolor="#a0a0a0" stroked="f"/>
+        </w:pict>
+      </w:r>
+    </w:p>
+    <w:p>
+      <w:pPr>
+        <w:spacing w:before="100" w:beforeAutospacing="1" w:after="100" w:afterAutospacing="1" w:line="240" w:lineRule="auto"/>
+        <w:outlineLvl w:val="0"/>
+        <w:rPr>
+          <w:rFonts w:eastAsia="Times New Roman" w:cstheme="minorHAnsi"/>
+          <w:b/>
+          <w:bCs/>
+          <w:kern w:val="36"/>
+          <w:lang w:eastAsia="en-IN"/>
+        </w:rPr>
+      </w:pPr>
+      <w:r>
+        <w:rPr>
+          <w:rFonts w:eastAsia="Times New Roman" w:cstheme="minorHAnsi"/>
+          <w:b/>
+          <w:bCs/>
+          <w:kern w:val="36"/>
+          <w:lang w:eastAsia="en-IN"/>
+        </w:rPr>
+        <w:t xml:space="preserve">CTE </w:t>
+      </w:r>
+      <w:proofErr w:type="spellStart"/>
+      <w:r>
+        <w:rPr>
+          <w:rFonts w:eastAsia="Times New Roman" w:cstheme="minorHAnsi"/>
+          <w:b/>
+          <w:bCs/>
+          <w:kern w:val="36"/>
+          <w:lang w:eastAsia="en-IN"/>
+        </w:rPr>
+        <w:t>vs</w:t>
+      </w:r>
+      <w:proofErr w:type="spellEnd"/>
+      <w:r>
+        <w:rPr>
+          <w:rFonts w:eastAsia="Times New Roman" w:cstheme="minorHAnsi"/>
+          <w:b/>
+          <w:bCs/>
+          <w:kern w:val="36"/>
+          <w:lang w:eastAsia="en-IN"/>
+        </w:rPr>
+        <w:t xml:space="preserve"> Temporary Table</w:t>
+      </w:r>
+    </w:p>
+    <w:tbl>
+      <w:tblPr>
+        <w:tblStyle w:val="TableGrid"/>
+        <w:tblW w:w="5028" w:type="dxa"/>
+        <w:tblLook w:val="04A0" w:firstRow="1" w:lastRow="0" w:firstColumn="1" w:lastColumn="0" w:noHBand="0" w:noVBand="1"/>
+      </w:tblPr>
+      <w:tblGrid>
+        <w:gridCol w:w="2656"/>
+        <w:gridCol w:w="2372"/>
+      </w:tblGrid>
+      <w:tr>
+        <w:trPr>
+          <w:trHeight w:val="352"/>
+        </w:trPr>
+        <w:tc>
+          <w:tcPr>
+            <w:tcW w:w="0" w:type="auto"/>
+            <w:hideMark/>
+          </w:tcPr>
+          <w:p>
+            <w:pPr>
+              <w:jc w:val="center"/>
+              <w:rPr>
+                <w:rFonts w:eastAsia="Times New Roman" w:cstheme="minorHAnsi"/>
+                <w:b/>
+                <w:bCs/>
+                <w:lang w:eastAsia="en-IN"/>
+              </w:rPr>
+            </w:pPr>
+            <w:r>
+              <w:rPr>
+                <w:rFonts w:eastAsia="Times New Roman" w:cstheme="minorHAnsi"/>
+                <w:b/>
+                <w:bCs/>
+                <w:lang w:eastAsia="en-IN"/>
+              </w:rPr>
+              <w:t>CTE</w:t>
+            </w:r>
+          </w:p>
+        </w:tc>
+        <w:tc>
+          <w:tcPr>
+            <w:tcW w:w="0" w:type="auto"/>
+            <w:hideMark/>
+          </w:tcPr>
+          <w:p>
+            <w:pPr>
+              <w:jc w:val="center"/>
+              <w:rPr>
+                <w:rFonts w:eastAsia="Times New Roman" w:cstheme="minorHAnsi"/>
+                <w:b/>
+                <w:bCs/>
+                <w:lang w:eastAsia="en-IN"/>
+              </w:rPr>
+            </w:pPr>
+            <w:r>
+              <w:rPr>
+                <w:rFonts w:eastAsia="Times New Roman" w:cstheme="minorHAnsi"/>
+                <w:b/>
+                <w:bCs/>
+                <w:lang w:eastAsia="en-IN"/>
+              </w:rPr>
+              <w:t>Temporary Table</w:t>
+            </w:r>
+          </w:p>
+        </w:tc>
+      </w:tr>
+      <w:tr>
+        <w:trPr>
+          <w:trHeight w:val="338"/>
+        </w:trPr>
+        <w:tc>
+          <w:tcPr>
+            <w:tcW w:w="0" w:type="auto"/>
+            <w:hideMark/>
+          </w:tcPr>
+          <w:p>
+            <w:pPr>
+              <w:rPr>
+                <w:rFonts w:eastAsia="Times New Roman" w:cstheme="minorHAnsi"/>
+                <w:lang w:eastAsia="en-IN"/>
+              </w:rPr>
+            </w:pPr>
+            <w:r>
+              <w:rPr>
+                <w:rFonts w:eastAsia="Times New Roman" w:cstheme="minorHAnsi"/>
+                <w:lang w:eastAsia="en-IN"/>
+              </w:rPr>
+              <w:t>Exists for one query</w:t>
+            </w:r>
+          </w:p>
+        </w:tc>
+        <w:tc>
+          <w:tcPr>
+            <w:tcW w:w="0" w:type="auto"/>
+            <w:hideMark/>
+          </w:tcPr>
+          <w:p>
+            <w:pPr>
+              <w:rPr>
+                <w:rFonts w:eastAsia="Times New Roman" w:cstheme="minorHAnsi"/>
+                <w:lang w:eastAsia="en-IN"/>
+              </w:rPr>
+            </w:pPr>
+            <w:r>
+              <w:rPr>
+                <w:rFonts w:eastAsia="Times New Roman" w:cstheme="minorHAnsi"/>
+                <w:lang w:eastAsia="en-IN"/>
+              </w:rPr>
+              <w:t>Exists for session</w:t>
+            </w:r>
+          </w:p>
+        </w:tc>
+      </w:tr>
+      <w:tr>
+        <w:trPr>
+          <w:trHeight w:val="352"/>
+        </w:trPr>
+        <w:tc>
+          <w:tcPr>
+            <w:tcW w:w="0" w:type="auto"/>
+            <w:hideMark/>
+          </w:tcPr>
+          <w:p>
+            <w:pPr>
+              <w:rPr>
+                <w:rFonts w:eastAsia="Times New Roman" w:cstheme="minorHAnsi"/>
+                <w:lang w:eastAsia="en-IN"/>
+              </w:rPr>
+            </w:pPr>
+            <w:r>
+              <w:rPr>
+                <w:rFonts w:eastAsia="Times New Roman" w:cstheme="minorHAnsi"/>
+                <w:lang w:eastAsia="en-IN"/>
+              </w:rPr>
+              <w:t>No storage</w:t>
+            </w:r>
+          </w:p>
+        </w:tc>
+        <w:tc>
+          <w:tcPr>
+            <w:tcW w:w="0" w:type="auto"/>
+            <w:hideMark/>
+          </w:tcPr>
+          <w:p>
+            <w:pPr>
+              <w:rPr>
+                <w:rFonts w:eastAsia="Times New Roman" w:cstheme="minorHAnsi"/>
+                <w:lang w:eastAsia="en-IN"/>
+              </w:rPr>
+            </w:pPr>
+            <w:r>
+              <w:rPr>
+                <w:rFonts w:eastAsia="Times New Roman" w:cstheme="minorHAnsi"/>
+                <w:lang w:eastAsia="en-IN"/>
+              </w:rPr>
+              <w:t>Stored physically</w:t>
+            </w:r>
+          </w:p>
+        </w:tc>
+      </w:tr>
+      <w:tr>
+        <w:trPr>
+          <w:trHeight w:val="338"/>
+        </w:trPr>
+        <w:tc>
+          <w:tcPr>
+            <w:tcW w:w="0" w:type="auto"/>
+            <w:hideMark/>
+          </w:tcPr>
+          <w:p>
+            <w:pPr>
+              <w:rPr>
+                <w:rFonts w:eastAsia="Times New Roman" w:cstheme="minorHAnsi"/>
+                <w:lang w:eastAsia="en-IN"/>
+              </w:rPr>
+            </w:pPr>
+            <w:r>
+              <w:rPr>
+                <w:rFonts w:eastAsia="Times New Roman" w:cstheme="minorHAnsi"/>
+                <w:lang w:eastAsia="en-IN"/>
+              </w:rPr>
+              <w:t>Lightweight</w:t>
+            </w:r>
+          </w:p>
+        </w:tc>
+        <w:tc>
+          <w:tcPr>
+            <w:tcW w:w="0" w:type="auto"/>
+            <w:hideMark/>
+          </w:tcPr>
+          <w:p>
+            <w:pPr>
+              <w:rPr>
+                <w:rFonts w:eastAsia="Times New Roman" w:cstheme="minorHAnsi"/>
+                <w:lang w:eastAsia="en-IN"/>
+              </w:rPr>
+            </w:pPr>
+            <w:r>
+              <w:rPr>
+                <w:rFonts w:eastAsia="Times New Roman" w:cstheme="minorHAnsi"/>
+                <w:lang w:eastAsia="en-IN"/>
+              </w:rPr>
+              <w:t>Heavier</w:t>
+            </w:r>
+          </w:p>
+        </w:tc>
+      </w:tr>
+      <w:tr>
+        <w:trPr>
+          <w:trHeight w:val="352"/>
+        </w:trPr>
+        <w:tc>
+          <w:tcPr>
+            <w:tcW w:w="0" w:type="auto"/>
+            <w:hideMark/>
+          </w:tcPr>
+          <w:p>
+            <w:pPr>
+              <w:rPr>
+                <w:rFonts w:eastAsia="Times New Roman" w:cstheme="minorHAnsi"/>
+                <w:lang w:eastAsia="en-IN"/>
+              </w:rPr>
+            </w:pPr>
+            <w:r>
+              <w:rPr>
+                <w:rFonts w:eastAsia="Times New Roman" w:cstheme="minorHAnsi"/>
+                <w:lang w:eastAsia="en-IN"/>
+              </w:rPr>
+              <w:t>Read-only</w:t>
+            </w:r>
+          </w:p>
+        </w:tc>
+        <w:tc>
+          <w:tcPr>
+            <w:tcW w:w="0" w:type="auto"/>
+            <w:hideMark/>
+          </w:tcPr>
+          <w:p>
+            <w:pPr>
+              <w:rPr>
+                <w:rFonts w:eastAsia="Times New Roman" w:cstheme="minorHAnsi"/>
+                <w:lang w:eastAsia="en-IN"/>
+              </w:rPr>
+            </w:pPr>
+            <w:r>
+              <w:rPr>
+                <w:rFonts w:eastAsia="Times New Roman" w:cstheme="minorHAnsi"/>
+                <w:lang w:eastAsia="en-IN"/>
+              </w:rPr>
+              <w:t>Can be modified</w:t>
+            </w:r>
+          </w:p>
+        </w:tc>
+      </w:tr>
+    </w:tbl>
+    <w:p>
+      <w:pPr>
+        <w:spacing w:after="0" w:line="240" w:lineRule="auto"/>
+        <w:rPr>
+          <w:rFonts w:eastAsia="Times New Roman" w:cstheme="minorHAnsi"/>
+          <w:lang w:eastAsia="en-IN"/>
+        </w:rPr>
+      </w:pPr>
+      <w:r>
+        <w:rPr>
+          <w:rFonts w:eastAsia="Times New Roman" w:cstheme="minorHAnsi"/>
+          <w:lang w:eastAsia="en-IN"/>
+        </w:rPr>
+        <w:pict>
+          <v:rect id="_x0000_i1034" style="width:0;height:1.5pt" o:hralign="center" o:hrstd="t" o:hr="t" fillcolor="#a0a0a0" stroked="f"/>
+        </w:pict>
+      </w:r>
+    </w:p>
+    <w:p>
+      <w:pPr>
+        <w:spacing w:before="100" w:beforeAutospacing="1" w:after="100" w:afterAutospacing="1" w:line="240" w:lineRule="auto"/>
+        <w:outlineLvl w:val="0"/>
+        <w:rPr>
+          <w:rFonts w:eastAsia="Times New Roman" w:cstheme="minorHAnsi"/>
+          <w:b/>
+          <w:bCs/>
+          <w:kern w:val="36"/>
+          <w:lang w:eastAsia="en-IN"/>
+        </w:rPr>
+      </w:pPr>
+      <w:r>
+        <w:rPr>
+          <w:rFonts w:eastAsia="Times New Roman" w:cstheme="minorHAnsi"/>
+          <w:b/>
+          <w:bCs/>
+          <w:kern w:val="36"/>
+          <w:lang w:eastAsia="en-IN"/>
+        </w:rPr>
+        <w:t>Recursive CTE (Conceptual Intro)</w:t>
+      </w:r>
+    </w:p>
+    <w:p>
+      <w:pPr>
+        <w:spacing w:before="100" w:beforeAutospacing="1" w:after="100" w:afterAutospacing="1" w:line="240" w:lineRule="auto"/>
+        <w:rPr>
+          <w:rFonts w:eastAsia="Times New Roman" w:cstheme="minorHAnsi"/>
+          <w:lang w:eastAsia="en-IN"/>
+        </w:rPr>
+      </w:pPr>
+      <w:r>
+        <w:rPr>
+          <w:rFonts w:eastAsia="Times New Roman" w:cstheme="minorHAnsi"/>
+          <w:lang w:eastAsia="en-IN"/>
+        </w:rPr>
+        <w:t>Used when:</w:t>
+      </w:r>
+    </w:p>
+    <w:p>
+      <w:pPr>
+        <w:numPr>
+          <w:ilvl w:val="0"/>
+          <w:numId w:val="5"/>
+        </w:numPr>
+        <w:spacing w:before="100" w:beforeAutospacing="1" w:after="100" w:afterAutospacing="1" w:line="240" w:lineRule="auto"/>
+        <w:rPr>
+          <w:rFonts w:eastAsia="Times New Roman" w:cstheme="minorHAnsi"/>
+          <w:lang w:eastAsia="en-IN"/>
+        </w:rPr>
+      </w:pPr>
+      <w:r>
+        <w:rPr>
+          <w:rFonts w:eastAsia="Times New Roman" w:cstheme="minorHAnsi"/>
+          <w:lang w:eastAsia="en-IN"/>
+        </w:rPr>
+        <w:lastRenderedPageBreak/>
+        <w:t>Data has parent-child relationship</w:t>
+      </w:r>
+    </w:p>
+    <w:p>
+      <w:pPr>
+        <w:numPr>
+          <w:ilvl w:val="0"/>
+          <w:numId w:val="5"/>
+        </w:numPr>
+        <w:spacing w:before="100" w:beforeAutospacing="1" w:after="100" w:afterAutospacing="1" w:line="240" w:lineRule="auto"/>
+        <w:rPr>
+          <w:rFonts w:eastAsia="Times New Roman" w:cstheme="minorHAnsi"/>
+          <w:lang w:eastAsia="en-IN"/>
+        </w:rPr>
+      </w:pPr>
+      <w:r>
+        <w:rPr>
+          <w:rFonts w:eastAsia="Times New Roman" w:cstheme="minorHAnsi"/>
+          <w:lang w:eastAsia="en-IN"/>
+        </w:rPr>
+        <w:t>Hierarchy traversal is needed</w:t>
+      </w:r>
+      <w:bookmarkStart w:id="0" w:name="_GoBack"/>
+      <w:bookmarkEnd w:id="0"/>
+    </w:p>
+    <w:p>
+      <w:pPr>
+        <w:spacing w:before="100" w:beforeAutospacing="1" w:after="100" w:afterAutospacing="1" w:line="240" w:lineRule="auto"/>
+        <w:rPr>
+          <w:rFonts w:eastAsia="Times New Roman" w:cstheme="minorHAnsi"/>
+          <w:lang w:eastAsia="en-IN"/>
+        </w:rPr>
+      </w:pPr>
+      <w:r>
+        <w:rPr>
+          <w:rFonts w:eastAsia="Times New Roman" w:cstheme="minorHAnsi"/>
+          <w:lang w:eastAsia="en-IN"/>
+        </w:rPr>
+        <w:t>Example use cases:</w:t>
+      </w:r>
+    </w:p>
+    <w:p>
+      <w:pPr>
+        <w:numPr>
+          <w:ilvl w:val="0"/>
+          <w:numId w:val="6"/>
+        </w:numPr>
+        <w:spacing w:before="100" w:beforeAutospacing="1" w:after="100" w:afterAutospacing="1" w:line="240" w:lineRule="auto"/>
+        <w:rPr>
+          <w:rFonts w:eastAsia="Times New Roman" w:cstheme="minorHAnsi"/>
+          <w:lang w:eastAsia="en-IN"/>
+        </w:rPr>
+      </w:pPr>
+      <w:r>
+        <w:rPr>
+          <w:rFonts w:eastAsia="Times New Roman" w:cstheme="minorHAnsi"/>
+          <w:lang w:eastAsia="en-IN"/>
+        </w:rPr>
+        <w:t>Employee-manager hierarchy</w:t>
+      </w:r>
+    </w:p>
+    <w:p>
+      <w:pPr>
+        <w:numPr>
+          <w:ilvl w:val="0"/>
+          <w:numId w:val="6"/>
+        </w:numPr>
+        <w:spacing w:before="100" w:beforeAutospacing="1" w:after="100" w:afterAutospacing="1" w:line="240" w:lineRule="auto"/>
+        <w:rPr>
+          <w:rFonts w:eastAsia="Times New Roman" w:cstheme="minorHAnsi"/>
+          <w:lang w:eastAsia="en-IN"/>
+        </w:rPr>
+      </w:pPr>
+      <w:r>
+        <w:rPr>
+          <w:rFonts w:eastAsia="Times New Roman" w:cstheme="minorHAnsi"/>
+          <w:lang w:eastAsia="en-IN"/>
+        </w:rPr>
+        <w:t>Folder structure</w:t>
+      </w:r>
+    </w:p>
+    <w:p>
+      <w:pPr>
+        <w:numPr>
+          <w:ilvl w:val="0"/>
+          <w:numId w:val="6"/>
+        </w:numPr>
+        <w:spacing w:before="100" w:beforeAutospacing="1" w:after="100" w:afterAutospacing="1" w:line="240" w:lineRule="auto"/>
+        <w:rPr>
+          <w:rFonts w:eastAsia="Times New Roman" w:cstheme="minorHAnsi"/>
+          <w:lang w:eastAsia="en-IN"/>
+        </w:rPr>
+      </w:pPr>
+      <w:r>
+        <w:rPr>
+          <w:rFonts w:eastAsia="Times New Roman" w:cstheme="minorHAnsi"/>
+          <w:lang w:eastAsia="en-IN"/>
+        </w:rPr>
+        <w:t>Bill of materials</w:t>
+      </w:r>
+    </w:p>
+    <w:p>
+      <w:pPr>
+        <w:spacing w:before="100" w:beforeAutospacing="1" w:after="100" w:afterAutospacing="1" w:line="240" w:lineRule="auto"/>
+        <w:rPr>
+          <w:rFonts w:eastAsia="Times New Roman" w:cstheme="minorHAnsi"/>
+          <w:lang w:eastAsia="en-IN"/>
+        </w:rPr>
+      </w:pPr>
+      <w:r>
+        <w:rPr>
+          <w:rFonts w:eastAsia="Times New Roman" w:cstheme="minorHAnsi"/>
+          <w:lang w:eastAsia="en-IN"/>
+        </w:rPr>
+        <w:t>Basic structure:</w:t>
       </w:r>
     </w:p>
     <w:p>
@@ -4220,19 +3345,17 @@
         <w:spacing w:after="0" w:line="240" w:lineRule="auto"/>
         <w:rPr>
           <w:rFonts w:eastAsia="Times New Roman" w:cstheme="minorHAnsi"/>
-          <w:sz w:val="24"/>
-          <w:szCs w:val="24"/>
-          <w:lang w:eastAsia="en-IN"/>
-        </w:rPr>
-      </w:pPr>
-      <w:r>
-        <w:rPr>
-          <w:rFonts w:eastAsia="Times New Roman" w:cstheme="minorHAnsi"/>
-          <w:sz w:val="24"/>
-          <w:szCs w:val="24"/>
-          <w:lang w:eastAsia="en-IN"/>
-        </w:rPr>
-        <w:t xml:space="preserve">    SELECT ...      -- recursive query</w:t>
+          <w:noProof/>
+          <w:lang w:eastAsia="en-IN"/>
+        </w:rPr>
+      </w:pPr>
+      <w:r>
+        <w:rPr>
+          <w:rFonts w:eastAsia="Times New Roman" w:cstheme="minorHAnsi"/>
+          <w:noProof/>
+          <w:lang w:eastAsia="en-IN"/>
+        </w:rPr>
+        <w:t>WITH RECURSIVE cte_name AS (</w:t>
       </w:r>
     </w:p>
     <w:p>
@@ -4258,19 +3381,17 @@
         <w:spacing w:after="0" w:line="240" w:lineRule="auto"/>
         <w:rPr>
           <w:rFonts w:eastAsia="Times New Roman" w:cstheme="minorHAnsi"/>
-          <w:sz w:val="24"/>
-          <w:szCs w:val="24"/>
-          <w:lang w:eastAsia="en-IN"/>
-        </w:rPr>
-      </w:pPr>
-      <w:r>
-        <w:rPr>
-          <w:rFonts w:eastAsia="Times New Roman" w:cstheme="minorHAnsi"/>
-          <w:sz w:val="24"/>
-          <w:szCs w:val="24"/>
-          <w:lang w:eastAsia="en-IN"/>
-        </w:rPr>
-        <w:t>)</w:t>
+          <w:noProof/>
+          <w:lang w:eastAsia="en-IN"/>
+        </w:rPr>
+      </w:pPr>
+      <w:r>
+        <w:rPr>
+          <w:rFonts w:eastAsia="Times New Roman" w:cstheme="minorHAnsi"/>
+          <w:noProof/>
+          <w:lang w:eastAsia="en-IN"/>
+        </w:rPr>
+        <w:t xml:space="preserve">    SELECT ...      -- base query</w:t>
       </w:r>
     </w:p>
     <w:p>
@@ -4296,39 +3417,125 @@
         <w:spacing w:after="0" w:line="240" w:lineRule="auto"/>
         <w:rPr>
           <w:rFonts w:eastAsia="Times New Roman" w:cstheme="minorHAnsi"/>
-          <w:sz w:val="24"/>
-          <w:szCs w:val="24"/>
-          <w:lang w:eastAsia="en-IN"/>
-        </w:rPr>
-      </w:pPr>
-      <w:r>
-        <w:rPr>
-          <w:rFonts w:eastAsia="Times New Roman" w:cstheme="minorHAnsi"/>
-          <w:sz w:val="24"/>
-          <w:szCs w:val="24"/>
-          <w:lang w:eastAsia="en-IN"/>
-        </w:rPr>
-        <w:t xml:space="preserve">SELECT * FROM </w:t>
-      </w:r>
-      <w:proofErr w:type="spellStart"/>
-      <w:r>
-        <w:rPr>
-          <w:rFonts w:eastAsia="Times New Roman" w:cstheme="minorHAnsi"/>
-          <w:sz w:val="24"/>
-          <w:szCs w:val="24"/>
-          <w:lang w:eastAsia="en-IN"/>
-        </w:rPr>
-        <w:t>cte_name</w:t>
-      </w:r>
-      <w:proofErr w:type="spellEnd"/>
-      <w:r>
-        <w:rPr>
-          <w:rFonts w:eastAsia="Times New Roman" w:cstheme="minorHAnsi"/>
-          <w:sz w:val="24"/>
-          <w:szCs w:val="24"/>
-          <w:lang w:eastAsia="en-IN"/>
-        </w:rPr>
-        <w:t>;</w:t>
+          <w:noProof/>
+          <w:lang w:eastAsia="en-IN"/>
+        </w:rPr>
+      </w:pPr>
+      <w:r>
+        <w:rPr>
+          <w:rFonts w:eastAsia="Times New Roman" w:cstheme="minorHAnsi"/>
+          <w:noProof/>
+          <w:lang w:eastAsia="en-IN"/>
+        </w:rPr>
+        <w:t xml:space="preserve">    UNION ALL</w:t>
+      </w:r>
+    </w:p>
+    <w:p>
+      <w:pPr>
+        <w:tabs>
+          <w:tab w:val="left" w:pos="916"/>
+          <w:tab w:val="left" w:pos="1832"/>
+          <w:tab w:val="left" w:pos="2748"/>
+          <w:tab w:val="left" w:pos="3664"/>
+          <w:tab w:val="left" w:pos="4580"/>
+          <w:tab w:val="left" w:pos="5496"/>
+          <w:tab w:val="left" w:pos="6412"/>
+          <w:tab w:val="left" w:pos="7328"/>
+          <w:tab w:val="left" w:pos="8244"/>
+          <w:tab w:val="left" w:pos="9160"/>
+          <w:tab w:val="left" w:pos="10076"/>
+          <w:tab w:val="left" w:pos="10992"/>
+          <w:tab w:val="left" w:pos="11908"/>
+          <w:tab w:val="left" w:pos="12824"/>
+          <w:tab w:val="left" w:pos="13740"/>
+          <w:tab w:val="left" w:pos="14656"/>
+        </w:tabs>
+        <w:spacing w:after="0" w:line="240" w:lineRule="auto"/>
+        <w:rPr>
+          <w:rFonts w:eastAsia="Times New Roman" w:cstheme="minorHAnsi"/>
+          <w:noProof/>
+          <w:lang w:eastAsia="en-IN"/>
+        </w:rPr>
+      </w:pPr>
+      <w:r>
+        <w:rPr>
+          <w:rFonts w:eastAsia="Times New Roman" w:cstheme="minorHAnsi"/>
+          <w:noProof/>
+          <w:lang w:eastAsia="en-IN"/>
+        </w:rPr>
+        <w:t xml:space="preserve">    SELECT ...      -- recursive query</w:t>
+      </w:r>
+    </w:p>
+    <w:p>
+      <w:pPr>
+        <w:tabs>
+          <w:tab w:val="left" w:pos="916"/>
+          <w:tab w:val="left" w:pos="1832"/>
+          <w:tab w:val="left" w:pos="2748"/>
+          <w:tab w:val="left" w:pos="3664"/>
+          <w:tab w:val="left" w:pos="4580"/>
+          <w:tab w:val="left" w:pos="5496"/>
+          <w:tab w:val="left" w:pos="6412"/>
+          <w:tab w:val="left" w:pos="7328"/>
+          <w:tab w:val="left" w:pos="8244"/>
+          <w:tab w:val="left" w:pos="9160"/>
+          <w:tab w:val="left" w:pos="10076"/>
+          <w:tab w:val="left" w:pos="10992"/>
+          <w:tab w:val="left" w:pos="11908"/>
+          <w:tab w:val="left" w:pos="12824"/>
+          <w:tab w:val="left" w:pos="13740"/>
+          <w:tab w:val="left" w:pos="14656"/>
+        </w:tabs>
+        <w:spacing w:after="0" w:line="240" w:lineRule="auto"/>
+        <w:rPr>
+          <w:rFonts w:eastAsia="Times New Roman" w:cstheme="minorHAnsi"/>
+          <w:noProof/>
+          <w:lang w:eastAsia="en-IN"/>
+        </w:rPr>
+      </w:pPr>
+      <w:r>
+        <w:rPr>
+          <w:rFonts w:eastAsia="Times New Roman" w:cstheme="minorHAnsi"/>
+          <w:noProof/>
+          <w:lang w:eastAsia="en-IN"/>
+        </w:rPr>
+        <w:t>)</w:t>
+      </w:r>
+    </w:p>
+    <w:p>
+      <w:pPr>
+        <w:tabs>
+          <w:tab w:val="left" w:pos="916"/>
+          <w:tab w:val="left" w:pos="1832"/>
+          <w:tab w:val="left" w:pos="2748"/>
+          <w:tab w:val="left" w:pos="3664"/>
+          <w:tab w:val="left" w:pos="4580"/>
+          <w:tab w:val="left" w:pos="5496"/>
+          <w:tab w:val="left" w:pos="6412"/>
+          <w:tab w:val="left" w:pos="7328"/>
+          <w:tab w:val="left" w:pos="8244"/>
+          <w:tab w:val="left" w:pos="9160"/>
+          <w:tab w:val="left" w:pos="10076"/>
+          <w:tab w:val="left" w:pos="10992"/>
+          <w:tab w:val="left" w:pos="11908"/>
+          <w:tab w:val="left" w:pos="12824"/>
+          <w:tab w:val="left" w:pos="13740"/>
+          <w:tab w:val="left" w:pos="14656"/>
+        </w:tabs>
+        <w:spacing w:after="0" w:line="240" w:lineRule="auto"/>
+        <w:rPr>
+          <w:rFonts w:eastAsia="Times New Roman" w:cstheme="minorHAnsi"/>
+          <w:noProof/>
+          <w:lang w:eastAsia="en-IN"/>
+        </w:rPr>
+      </w:pPr>
+      <w:r>
+        <w:rPr>
+          <w:rFonts w:eastAsia="Times New Roman" w:cstheme="minorHAnsi"/>
+          <w:noProof/>
+          <w:lang w:eastAsia="en-IN"/>
+        </w:rPr>
+        <w:t>SELECT * FROM cte_name;</w:t>
       </w:r>
     </w:p>
     <w:p>
@@ -4336,16 +3543,12 @@
         <w:spacing w:before="100" w:beforeAutospacing="1" w:after="100" w:afterAutospacing="1" w:line="240" w:lineRule="auto"/>
         <w:rPr>
           <w:rFonts w:eastAsia="Times New Roman" w:cstheme="minorHAnsi"/>
-          <w:sz w:val="24"/>
-          <w:szCs w:val="24"/>
-          <w:lang w:eastAsia="en-IN"/>
-        </w:rPr>
-      </w:pPr>
-      <w:r>
-        <w:rPr>
-          <w:rFonts w:eastAsia="Times New Roman" w:cstheme="minorHAnsi"/>
-          <w:sz w:val="24"/>
-          <w:szCs w:val="24"/>
+          <w:lang w:eastAsia="en-IN"/>
+        </w:rPr>
+      </w:pPr>
+      <w:r>
+        <w:rPr>
+          <w:rFonts w:eastAsia="Times New Roman" w:cstheme="minorHAnsi"/>
           <w:lang w:eastAsia="en-IN"/>
         </w:rPr>
         <w:t>You don’t need to master this now, but interviewers may ask conceptually.</w:t>
@@ -4356,16 +3559,12 @@
         <w:spacing w:after="0" w:line="240" w:lineRule="auto"/>
         <w:rPr>
           <w:rFonts w:eastAsia="Times New Roman" w:cstheme="minorHAnsi"/>
-          <w:sz w:val="24"/>
-          <w:szCs w:val="24"/>
-          <w:lang w:eastAsia="en-IN"/>
-        </w:rPr>
-      </w:pPr>
-      <w:r>
-        <w:rPr>
-          <w:rFonts w:eastAsia="Times New Roman" w:cstheme="minorHAnsi"/>
-          <w:sz w:val="24"/>
-          <w:szCs w:val="24"/>
+          <w:lang w:eastAsia="en-IN"/>
+        </w:rPr>
+      </w:pPr>
+      <w:r>
+        <w:rPr>
+          <w:rFonts w:eastAsia="Times New Roman" w:cstheme="minorHAnsi"/>
           <w:lang w:eastAsia="en-IN"/>
         </w:rPr>
         <w:pict>
@@ -4382,8 +3581,6 @@
           <w:b/>
           <w:bCs/>
           <w:kern w:val="36"/>
-          <w:sz w:val="24"/>
-          <w:szCs w:val="24"/>
           <w:lang w:eastAsia="en-IN"/>
         </w:rPr>
       </w:pPr>
@@ -4393,8 +3590,6 @@
           <w:b/>
           <w:bCs/>
           <w:kern w:val="36"/>
-          <w:sz w:val="24"/>
-          <w:szCs w:val="24"/>
           <w:lang w:eastAsia="en-IN"/>
         </w:rPr>
         <w:t>Common Beginner Mistakes</w:t>
@@ -4409,16 +3604,12 @@
         <w:spacing w:before="100" w:beforeAutospacing="1" w:after="100" w:afterAutospacing="1" w:line="240" w:lineRule="auto"/>
         <w:rPr>
           <w:rFonts w:eastAsia="Times New Roman" w:cstheme="minorHAnsi"/>
-          <w:sz w:val="24"/>
-          <w:szCs w:val="24"/>
-          <w:lang w:eastAsia="en-IN"/>
-        </w:rPr>
-      </w:pPr>
-      <w:r>
-        <w:rPr>
-          <w:rFonts w:eastAsia="Times New Roman" w:cstheme="minorHAnsi"/>
-          <w:sz w:val="24"/>
-          <w:szCs w:val="24"/>
+          <w:lang w:eastAsia="en-IN"/>
+        </w:rPr>
+      </w:pPr>
+      <w:r>
+        <w:rPr>
+          <w:rFonts w:eastAsia="Times New Roman" w:cstheme="minorHAnsi"/>
           <w:lang w:eastAsia="en-IN"/>
         </w:rPr>
         <w:t>Forgetting to use SELECT after CTE</w:t>
@@ -4433,16 +3624,12 @@
         <w:spacing w:before="100" w:beforeAutospacing="1" w:after="100" w:afterAutospacing="1" w:line="240" w:lineRule="auto"/>
         <w:rPr>
           <w:rFonts w:eastAsia="Times New Roman" w:cstheme="minorHAnsi"/>
-          <w:sz w:val="24"/>
-          <w:szCs w:val="24"/>
-          <w:lang w:eastAsia="en-IN"/>
-        </w:rPr>
-      </w:pPr>
-      <w:r>
-        <w:rPr>
-          <w:rFonts w:eastAsia="Times New Roman" w:cstheme="minorHAnsi"/>
-          <w:sz w:val="24"/>
-          <w:szCs w:val="24"/>
+          <w:lang w:eastAsia="en-IN"/>
+        </w:rPr>
+      </w:pPr>
+      <w:r>
+        <w:rPr>
+          <w:rFonts w:eastAsia="Times New Roman" w:cstheme="minorHAnsi"/>
           <w:lang w:eastAsia="en-IN"/>
         </w:rPr>
         <w:t>Thinking CTE is stored permanently</w:t>
@@ -4457,16 +3644,12 @@
         <w:spacing w:before="100" w:beforeAutospacing="1" w:after="100" w:afterAutospacing="1" w:line="240" w:lineRule="auto"/>
         <w:rPr>
           <w:rFonts w:eastAsia="Times New Roman" w:cstheme="minorHAnsi"/>
-          <w:sz w:val="24"/>
-          <w:szCs w:val="24"/>
-          <w:lang w:eastAsia="en-IN"/>
-        </w:rPr>
-      </w:pPr>
-      <w:r>
-        <w:rPr>
-          <w:rFonts w:eastAsia="Times New Roman" w:cstheme="minorHAnsi"/>
-          <w:sz w:val="24"/>
-          <w:szCs w:val="24"/>
+          <w:lang w:eastAsia="en-IN"/>
+        </w:rPr>
+      </w:pPr>
+      <w:r>
+        <w:rPr>
+          <w:rFonts w:eastAsia="Times New Roman" w:cstheme="minorHAnsi"/>
           <w:lang w:eastAsia="en-IN"/>
         </w:rPr>
         <w:t>Using CTE when simple SELECT is enough</w:t>
@@ -4481,16 +3664,12 @@
         <w:spacing w:before="100" w:beforeAutospacing="1" w:after="100" w:afterAutospacing="1" w:line="240" w:lineRule="auto"/>
         <w:rPr>
           <w:rFonts w:eastAsia="Times New Roman" w:cstheme="minorHAnsi"/>
-          <w:sz w:val="24"/>
-          <w:szCs w:val="24"/>
-          <w:lang w:eastAsia="en-IN"/>
-        </w:rPr>
-      </w:pPr>
-      <w:r>
-        <w:rPr>
-          <w:rFonts w:eastAsia="Times New Roman" w:cstheme="minorHAnsi"/>
-          <w:sz w:val="24"/>
-          <w:szCs w:val="24"/>
+          <w:lang w:eastAsia="en-IN"/>
+        </w:rPr>
+      </w:pPr>
+      <w:r>
+        <w:rPr>
+          <w:rFonts w:eastAsia="Times New Roman" w:cstheme="minorHAnsi"/>
           <w:lang w:eastAsia="en-IN"/>
         </w:rPr>
         <w:t>Forgetting commas between multiple CTEs</w:t>
@@ -4501,16 +3680,12 @@
         <w:spacing w:after="0" w:line="240" w:lineRule="auto"/>
         <w:rPr>
           <w:rFonts w:eastAsia="Times New Roman" w:cstheme="minorHAnsi"/>
-          <w:sz w:val="24"/>
-          <w:szCs w:val="24"/>
-          <w:lang w:eastAsia="en-IN"/>
-        </w:rPr>
-      </w:pPr>
-      <w:r>
-        <w:rPr>
-          <w:rFonts w:eastAsia="Times New Roman" w:cstheme="minorHAnsi"/>
-          <w:sz w:val="24"/>
-          <w:szCs w:val="24"/>
+          <w:lang w:eastAsia="en-IN"/>
+        </w:rPr>
+      </w:pPr>
+      <w:r>
+        <w:rPr>
+          <w:rFonts w:eastAsia="Times New Roman" w:cstheme="minorHAnsi"/>
           <w:lang w:eastAsia="en-IN"/>
         </w:rPr>
         <w:pict>
@@ -4527,8 +3702,6 @@
           <w:b/>
           <w:bCs/>
           <w:kern w:val="36"/>
-          <w:sz w:val="24"/>
-          <w:szCs w:val="24"/>
           <w:lang w:eastAsia="en-IN"/>
         </w:rPr>
       </w:pPr>
@@ -4538,8 +3711,6 @@
           <w:b/>
           <w:bCs/>
           <w:kern w:val="36"/>
-          <w:sz w:val="24"/>
-          <w:szCs w:val="24"/>
           <w:lang w:eastAsia="en-IN"/>
         </w:rPr>
         <w:t>Performance Note (Important)</w:t>
@@ -4554,16 +3725,12 @@
         <w:spacing w:before="100" w:beforeAutospacing="1" w:after="100" w:afterAutospacing="1" w:line="240" w:lineRule="auto"/>
         <w:rPr>
           <w:rFonts w:eastAsia="Times New Roman" w:cstheme="minorHAnsi"/>
-          <w:sz w:val="24"/>
-          <w:szCs w:val="24"/>
-          <w:lang w:eastAsia="en-IN"/>
-        </w:rPr>
-      </w:pPr>
-      <w:r>
-        <w:rPr>
-          <w:rFonts w:eastAsia="Times New Roman" w:cstheme="minorHAnsi"/>
-          <w:sz w:val="24"/>
-          <w:szCs w:val="24"/>
+          <w:lang w:eastAsia="en-IN"/>
+        </w:rPr>
+      </w:pPr>
+      <w:r>
+        <w:rPr>
+          <w:rFonts w:eastAsia="Times New Roman" w:cstheme="minorHAnsi"/>
           <w:lang w:eastAsia="en-IN"/>
         </w:rPr>
         <w:t xml:space="preserve">CTE does </w:t>
@@ -4573,8 +3740,6 @@
           <w:rFonts w:eastAsia="Times New Roman" w:cstheme="minorHAnsi"/>
           <w:b/>
           <w:bCs/>
-          <w:sz w:val="24"/>
-          <w:szCs w:val="24"/>
           <w:lang w:eastAsia="en-IN"/>
         </w:rPr>
         <w:t>not always improve performance</w:t>
@@ -4589,16 +3754,12 @@
         <w:spacing w:before="100" w:beforeAutospacing="1" w:after="100" w:afterAutospacing="1" w:line="240" w:lineRule="auto"/>
         <w:rPr>
           <w:rFonts w:eastAsia="Times New Roman" w:cstheme="minorHAnsi"/>
-          <w:sz w:val="24"/>
-          <w:szCs w:val="24"/>
-          <w:lang w:eastAsia="en-IN"/>
-        </w:rPr>
-      </w:pPr>
-      <w:r>
-        <w:rPr>
-          <w:rFonts w:eastAsia="Times New Roman" w:cstheme="minorHAnsi"/>
-          <w:sz w:val="24"/>
-          <w:szCs w:val="24"/>
+          <w:lang w:eastAsia="en-IN"/>
+        </w:rPr>
+      </w:pPr>
+      <w:r>
+        <w:rPr>
+          <w:rFonts w:eastAsia="Times New Roman" w:cstheme="minorHAnsi"/>
           <w:lang w:eastAsia="en-IN"/>
         </w:rPr>
         <w:t xml:space="preserve">It improves </w:t>
@@ -4608,8 +3769,6 @@
           <w:rFonts w:eastAsia="Times New Roman" w:cstheme="minorHAnsi"/>
           <w:b/>
           <w:bCs/>
-          <w:sz w:val="24"/>
-          <w:szCs w:val="24"/>
           <w:lang w:eastAsia="en-IN"/>
         </w:rPr>
         <w:t>readability</w:t>
@@ -4624,16 +3783,12 @@
         <w:spacing w:before="100" w:beforeAutospacing="1" w:after="100" w:afterAutospacing="1" w:line="240" w:lineRule="auto"/>
         <w:rPr>
           <w:rFonts w:eastAsia="Times New Roman" w:cstheme="minorHAnsi"/>
-          <w:sz w:val="24"/>
-          <w:szCs w:val="24"/>
-          <w:lang w:eastAsia="en-IN"/>
-        </w:rPr>
-      </w:pPr>
-      <w:r>
-        <w:rPr>
-          <w:rFonts w:eastAsia="Times New Roman" w:cstheme="minorHAnsi"/>
-          <w:sz w:val="24"/>
-          <w:szCs w:val="24"/>
+          <w:lang w:eastAsia="en-IN"/>
+        </w:rPr>
+      </w:pPr>
+      <w:r>
+        <w:rPr>
+          <w:rFonts w:eastAsia="Times New Roman" w:cstheme="minorHAnsi"/>
           <w:lang w:eastAsia="en-IN"/>
         </w:rPr>
         <w:t>Optimizer treats CTE like an inline view in most databases</w:t>
@@ -4644,16 +3799,12 @@
         <w:spacing w:after="0" w:line="240" w:lineRule="auto"/>
         <w:rPr>
           <w:rFonts w:eastAsia="Times New Roman" w:cstheme="minorHAnsi"/>
-          <w:sz w:val="24"/>
-          <w:szCs w:val="24"/>
-          <w:lang w:eastAsia="en-IN"/>
-        </w:rPr>
-      </w:pPr>
-      <w:r>
-        <w:rPr>
-          <w:rFonts w:eastAsia="Times New Roman" w:cstheme="minorHAnsi"/>
-          <w:sz w:val="24"/>
-          <w:szCs w:val="24"/>
+          <w:lang w:eastAsia="en-IN"/>
+        </w:rPr>
+      </w:pPr>
+      <w:r>
+        <w:rPr>
+          <w:rFonts w:eastAsia="Times New Roman" w:cstheme="minorHAnsi"/>
           <w:lang w:eastAsia="en-IN"/>
         </w:rPr>
         <w:pict>
@@ -4670,8 +3821,6 @@
           <w:b/>
           <w:bCs/>
           <w:kern w:val="36"/>
-          <w:sz w:val="24"/>
-          <w:szCs w:val="24"/>
           <w:lang w:eastAsia="en-IN"/>
         </w:rPr>
       </w:pPr>
@@ -4681,11 +3830,8 @@
           <w:b/>
           <w:bCs/>
           <w:kern w:val="36"/>
-          <w:sz w:val="24"/>
-          <w:szCs w:val="24"/>
-          <w:lang w:eastAsia="en-IN"/>
-        </w:rPr>
-        <w:lastRenderedPageBreak/>
+          <w:lang w:eastAsia="en-IN"/>
+        </w:rPr>
         <w:t>Interview One-Line Answer</w:t>
       </w:r>
     </w:p>
@@ -4694,47 +3840,28 @@
         <w:spacing w:before="100" w:beforeAutospacing="1" w:after="100" w:afterAutospacing="1" w:line="240" w:lineRule="auto"/>
         <w:rPr>
           <w:rFonts w:eastAsia="Times New Roman" w:cstheme="minorHAnsi"/>
-          <w:sz w:val="24"/>
-          <w:szCs w:val="24"/>
-          <w:lang w:eastAsia="en-IN"/>
-        </w:rPr>
-      </w:pPr>
-      <w:r>
-        <w:rPr>
-          <w:rFonts w:eastAsia="Times New Roman" w:cstheme="minorHAnsi"/>
-          <w:sz w:val="24"/>
-          <w:szCs w:val="24"/>
-          <w:lang w:eastAsia="en-IN"/>
-        </w:rPr>
-        <w:t>A CTE is a temporary named result set defined using WITH tha</w:t>
-      </w:r>
-      <w:bookmarkStart w:id="0" w:name="_GoBack"/>
-      <w:bookmarkEnd w:id="0"/>
-      <w:r>
-        <w:rPr>
-          <w:rFonts w:eastAsia="Times New Roman" w:cstheme="minorHAnsi"/>
-          <w:sz w:val="24"/>
-          <w:szCs w:val="24"/>
-          <w:lang w:eastAsia="en-IN"/>
-        </w:rPr>
-        <w:t>t improves query readability and is used within a single SQL statement.</w:t>
-      </w:r>
-    </w:p>
-    <w:p>
-      <w:pPr>
-        <w:spacing w:after="0" w:line="240" w:lineRule="auto"/>
-        <w:rPr>
-          <w:rFonts w:eastAsia="Times New Roman" w:cstheme="minorHAnsi"/>
-          <w:sz w:val="24"/>
-          <w:szCs w:val="24"/>
-          <w:lang w:eastAsia="en-IN"/>
-        </w:rPr>
-      </w:pPr>
-      <w:r>
-        <w:rPr>
-          <w:rFonts w:eastAsia="Times New Roman" w:cstheme="minorHAnsi"/>
-          <w:sz w:val="24"/>
-          <w:szCs w:val="24"/>
+          <w:lang w:eastAsia="en-IN"/>
+        </w:rPr>
+      </w:pPr>
+      <w:r>
+        <w:rPr>
+          <w:rFonts w:eastAsia="Times New Roman" w:cstheme="minorHAnsi"/>
+          <w:lang w:eastAsia="en-IN"/>
+        </w:rPr>
+        <w:t>A CTE is a temporary named result set defined using WITH that improves query readability and is used within a single SQL statement.</w:t>
+      </w:r>
+    </w:p>
+    <w:p>
+      <w:pPr>
+        <w:spacing w:after="0" w:line="240" w:lineRule="auto"/>
+        <w:rPr>
+          <w:rFonts w:eastAsia="Times New Roman" w:cstheme="minorHAnsi"/>
+          <w:lang w:eastAsia="en-IN"/>
+        </w:rPr>
+      </w:pPr>
+      <w:r>
+        <w:rPr>
+          <w:rFonts w:eastAsia="Times New Roman" w:cstheme="minorHAnsi"/>
           <w:lang w:eastAsia="en-IN"/>
         </w:rPr>
         <w:pict>
@@ -4751,8 +3878,6 @@
           <w:b/>
           <w:bCs/>
           <w:kern w:val="36"/>
-          <w:sz w:val="24"/>
-          <w:szCs w:val="24"/>
           <w:lang w:eastAsia="en-IN"/>
         </w:rPr>
       </w:pPr>
@@ -4762,8 +3887,6 @@
           <w:b/>
           <w:bCs/>
           <w:kern w:val="36"/>
-          <w:sz w:val="24"/>
-          <w:szCs w:val="24"/>
           <w:lang w:eastAsia="en-IN"/>
         </w:rPr>
         <w:t>Memory Rule</w:t>
@@ -4774,36 +3897,27 @@
         <w:spacing w:before="100" w:beforeAutospacing="1" w:after="100" w:afterAutospacing="1" w:line="240" w:lineRule="auto"/>
         <w:rPr>
           <w:rFonts w:eastAsia="Times New Roman" w:cstheme="minorHAnsi"/>
-          <w:sz w:val="24"/>
-          <w:szCs w:val="24"/>
-          <w:lang w:eastAsia="en-IN"/>
-        </w:rPr>
-      </w:pPr>
-      <w:r>
-        <w:rPr>
-          <w:rFonts w:eastAsia="Times New Roman" w:cstheme="minorHAnsi"/>
-          <w:sz w:val="24"/>
-          <w:szCs w:val="24"/>
-          <w:lang w:eastAsia="en-IN"/>
-        </w:rPr>
-        <w:t xml:space="preserve">CTE = Named </w:t>
-      </w:r>
-      <w:proofErr w:type="spellStart"/>
-      <w:r>
-        <w:rPr>
-          <w:rFonts w:eastAsia="Times New Roman" w:cstheme="minorHAnsi"/>
-          <w:sz w:val="24"/>
-          <w:szCs w:val="24"/>
-          <w:lang w:eastAsia="en-IN"/>
-        </w:rPr>
-        <w:t>subquery</w:t>
-      </w:r>
-      <w:proofErr w:type="spellEnd"/>
-      <w:r>
-        <w:rPr>
-          <w:rFonts w:eastAsia="Times New Roman" w:cstheme="minorHAnsi"/>
-          <w:sz w:val="24"/>
-          <w:szCs w:val="24"/>
+          <w:lang w:eastAsia="en-IN"/>
+        </w:rPr>
+      </w:pPr>
+      <w:r>
+        <w:rPr>
+          <w:rFonts w:eastAsia="Times New Roman" w:cstheme="minorHAnsi"/>
+          <w:lang w:eastAsia="en-IN"/>
+        </w:rPr>
+        <w:t xml:space="preserve">CTE = </w:t>
+      </w:r>
+      <w:r>
+        <w:rPr>
+          <w:rFonts w:eastAsia="Times New Roman" w:cstheme="minorHAnsi"/>
+          <w:noProof/>
+          <w:lang w:eastAsia="en-IN"/>
+        </w:rPr>
+        <w:t>Named subquery</w:t>
+      </w:r>
+      <w:r>
+        <w:rPr>
+          <w:rFonts w:eastAsia="Times New Roman" w:cstheme="minorHAnsi"/>
           <w:lang w:eastAsia="en-IN"/>
         </w:rPr>
         <w:t xml:space="preserve"> + better readability</w:t>
@@ -4813,8 +3927,6 @@
       <w:pPr>
         <w:rPr>
           <w:rFonts w:cstheme="minorHAnsi"/>
-          <w:sz w:val="24"/>
-          <w:szCs w:val="24"/>
         </w:rPr>
       </w:pPr>
     </w:p>

--- a/CTE_Common Table Expression.docx
+++ b/CTE_Common Table Expression.docx
@@ -66,6 +66,8 @@
         <w:br/>
         <w:t>No icons in headings, as you requested.</w:t>
       </w:r>
+      <w:bookmarkStart w:id="0" w:name="_GoBack"/>
+      <w:bookmarkEnd w:id="0"/>
     </w:p>
     <w:p>
       <w:pPr>
@@ -352,23 +354,7 @@
           <w:rFonts w:eastAsia="Times New Roman" w:cstheme="minorHAnsi"/>
           <w:lang w:eastAsia="en-IN"/>
         </w:rPr>
-        <w:t xml:space="preserve">Avoid repeating the same </w:t>
-      </w:r>
-      <w:proofErr w:type="spellStart"/>
-      <w:r>
-        <w:rPr>
-          <w:rFonts w:eastAsia="Times New Roman" w:cstheme="minorHAnsi"/>
-          <w:lang w:eastAsia="en-IN"/>
-        </w:rPr>
-        <w:t>subquery</w:t>
-      </w:r>
-      <w:proofErr w:type="spellEnd"/>
-      <w:r>
-        <w:rPr>
-          <w:rFonts w:eastAsia="Times New Roman" w:cstheme="minorHAnsi"/>
-          <w:lang w:eastAsia="en-IN"/>
-        </w:rPr>
-        <w:t xml:space="preserve"> multiple times</w:t>
+        <w:t>Avoid repeating the same subquery multiple times</w:t>
       </w:r>
     </w:p>
     <w:p>
@@ -3227,8 +3213,6 @@
         </w:rPr>
         <w:t>Hierarchy traversal is needed</w:t>
       </w:r>
-      <w:bookmarkStart w:id="0" w:name="_GoBack"/>
-      <w:bookmarkEnd w:id="0"/>
     </w:p>
     <w:p>
       <w:pPr>
